--- a/Project-organisation/Architektur.docx
+++ b/Project-organisation/Architektur.docx
@@ -22,11 +22,6 @@
       <w:r>
         <w:t>Mai 2025</w:t>
       </w:r>
-    </w:p>
-    <w:p>
-      <w:pPr>
-        <w:pStyle w:val="berschrift1"/>
-      </w:pPr>
       <w:bookmarkStart w:id="0" w:name="section-introduction-and-goals"/>
     </w:p>
     <w:p>
@@ -447,7 +442,7 @@
       </w:r>
       <w:proofErr w:type="spellStart"/>
       <w:r>
-        <w:t>soll</w:t>
+        <w:t>ist</w:t>
       </w:r>
       <w:proofErr w:type="spellEnd"/>
       <w:r>
@@ -918,7 +913,6 @@
               <w:pStyle w:val="Textkrper"/>
             </w:pPr>
             <w:r>
-              <w:lastRenderedPageBreak/>
               <w:t>Mikrofon</w:t>
             </w:r>
           </w:p>
@@ -1004,6 +998,7 @@
               <w:rPr>
                 <w:color w:val="FF0000"/>
               </w:rPr>
+              <w:lastRenderedPageBreak/>
               <w:t>Dateisystem</w:t>
             </w:r>
             <w:proofErr w:type="spellEnd"/>
@@ -1064,86 +1059,15 @@
     </w:tbl>
     <w:p>
       <w:pPr>
-        <w:pStyle w:val="Textkrper"/>
-      </w:pPr>
-      <w:r>
-        <w:rPr>
-          <w:b/>
-          <w:bCs/>
-        </w:rPr>
-        <w:t xml:space="preserve">&lt;optional: </w:t>
-      </w:r>
-      <w:proofErr w:type="spellStart"/>
-      <w:r>
-        <w:rPr>
-          <w:b/>
-          <w:bCs/>
-        </w:rPr>
-        <w:t>Erläuterung</w:t>
-      </w:r>
-      <w:proofErr w:type="spellEnd"/>
-      <w:r>
-        <w:rPr>
-          <w:b/>
-          <w:bCs/>
-        </w:rPr>
-        <w:t xml:space="preserve"> der </w:t>
-      </w:r>
-      <w:proofErr w:type="spellStart"/>
-      <w:r>
-        <w:rPr>
-          <w:b/>
-          <w:bCs/>
-        </w:rPr>
-        <w:t>externen</w:t>
-      </w:r>
-      <w:proofErr w:type="spellEnd"/>
-      <w:r>
-        <w:rPr>
-          <w:b/>
-          <w:bCs/>
-        </w:rPr>
-        <w:t xml:space="preserve"> </w:t>
-      </w:r>
-      <w:proofErr w:type="spellStart"/>
-      <w:r>
-        <w:rPr>
-          <w:b/>
-          <w:bCs/>
-        </w:rPr>
-        <w:t>fachlichen</w:t>
-      </w:r>
-      <w:proofErr w:type="spellEnd"/>
-      <w:r>
-        <w:rPr>
-          <w:b/>
-          <w:bCs/>
-        </w:rPr>
-        <w:t xml:space="preserve"> </w:t>
-      </w:r>
-      <w:proofErr w:type="spellStart"/>
-      <w:r>
-        <w:rPr>
-          <w:b/>
-          <w:bCs/>
-        </w:rPr>
-        <w:t>Schnittstellen</w:t>
-      </w:r>
-      <w:proofErr w:type="spellEnd"/>
-      <w:r>
-        <w:rPr>
-          <w:b/>
-          <w:bCs/>
-        </w:rPr>
-        <w:t>&gt;</w:t>
-      </w:r>
-    </w:p>
-    <w:p>
-      <w:pPr>
         <w:pStyle w:val="berschrift2"/>
       </w:pPr>
       <w:bookmarkStart w:id="7" w:name="X122197777589c7ff4ce2ddbd966e276bbbbad38"/>
       <w:bookmarkEnd w:id="6"/>
+    </w:p>
+    <w:p>
+      <w:pPr>
+        <w:pStyle w:val="berschrift2"/>
+      </w:pPr>
       <w:proofErr w:type="spellStart"/>
       <w:r>
         <w:t>Technischer</w:t>
@@ -1220,6 +1144,11 @@
             <w:pPr>
               <w:pStyle w:val="Textkrper"/>
             </w:pPr>
+            <w:proofErr w:type="spellStart"/>
+            <w:r>
+              <w:t>Benutzeroberfläche</w:t>
+            </w:r>
+            <w:proofErr w:type="spellEnd"/>
           </w:p>
         </w:tc>
       </w:tr>
@@ -1234,23 +1163,10 @@
             </w:pPr>
             <w:proofErr w:type="spellStart"/>
             <w:r>
-              <w:t>Überwachung</w:t>
-            </w:r>
-            <w:proofErr w:type="spellEnd"/>
-            <w:r>
-              <w:t xml:space="preserve"> &amp; </w:t>
-            </w:r>
-            <w:proofErr w:type="spellStart"/>
-            <w:r>
-              <w:t>Einlesung</w:t>
-            </w:r>
-            <w:proofErr w:type="spellEnd"/>
-            <w:r>
-              <w:t xml:space="preserve"> </w:t>
-            </w:r>
-            <w:proofErr w:type="spellStart"/>
-            <w:r>
               <w:t>Mikrofon</w:t>
+            </w:r>
+            <w:r>
+              <w:t>daten</w:t>
             </w:r>
             <w:proofErr w:type="spellEnd"/>
           </w:p>
@@ -1263,6 +1179,35 @@
             <w:pPr>
               <w:pStyle w:val="Textkrper"/>
             </w:pPr>
+            <w:proofErr w:type="spellStart"/>
+            <w:r>
+              <w:t>Mikrofondaten</w:t>
+            </w:r>
+            <w:proofErr w:type="spellEnd"/>
+            <w:r>
+              <w:t xml:space="preserve"> &amp; </w:t>
+            </w:r>
+            <w:proofErr w:type="spellStart"/>
+            <w:r>
+              <w:t>Signale</w:t>
+            </w:r>
+            <w:proofErr w:type="spellEnd"/>
+            <w:r>
+              <w:t xml:space="preserve"> </w:t>
+            </w:r>
+            <w:proofErr w:type="spellStart"/>
+            <w:r>
+              <w:t>werden</w:t>
+            </w:r>
+            <w:proofErr w:type="spellEnd"/>
+            <w:r>
+              <w:t xml:space="preserve"> </w:t>
+            </w:r>
+            <w:proofErr w:type="spellStart"/>
+            <w:r>
+              <w:t>Eingelesen</w:t>
+            </w:r>
+            <w:proofErr w:type="spellEnd"/>
           </w:p>
         </w:tc>
       </w:tr>
@@ -1290,6 +1235,27 @@
             <w:pPr>
               <w:pStyle w:val="Textkrper"/>
             </w:pPr>
+            <w:proofErr w:type="spellStart"/>
+            <w:r>
+              <w:t>Mikrofondaten</w:t>
+            </w:r>
+            <w:proofErr w:type="spellEnd"/>
+            <w:r>
+              <w:t xml:space="preserve"> </w:t>
+            </w:r>
+            <w:proofErr w:type="spellStart"/>
+            <w:r>
+              <w:t>werden</w:t>
+            </w:r>
+            <w:proofErr w:type="spellEnd"/>
+            <w:r>
+              <w:t xml:space="preserve"> in Zeitsignale </w:t>
+            </w:r>
+            <w:proofErr w:type="spellStart"/>
+            <w:r>
+              <w:t>umgewandelt</w:t>
+            </w:r>
+            <w:proofErr w:type="spellEnd"/>
           </w:p>
         </w:tc>
       </w:tr>
@@ -1303,82 +1269,6 @@
           <w:b/>
           <w:bCs/>
         </w:rPr>
-        <w:t xml:space="preserve">&lt;optional: </w:t>
-      </w:r>
-      <w:proofErr w:type="spellStart"/>
-      <w:r>
-        <w:rPr>
-          <w:b/>
-          <w:bCs/>
-        </w:rPr>
-        <w:t>Erläuterung</w:t>
-      </w:r>
-      <w:proofErr w:type="spellEnd"/>
-      <w:r>
-        <w:rPr>
-          <w:b/>
-          <w:bCs/>
-        </w:rPr>
-        <w:t xml:space="preserve"> der </w:t>
-      </w:r>
-      <w:proofErr w:type="spellStart"/>
-      <w:r>
-        <w:rPr>
-          <w:b/>
-          <w:bCs/>
-        </w:rPr>
-        <w:t>externen</w:t>
-      </w:r>
-      <w:proofErr w:type="spellEnd"/>
-      <w:r>
-        <w:rPr>
-          <w:b/>
-          <w:bCs/>
-        </w:rPr>
-        <w:t xml:space="preserve"> </w:t>
-      </w:r>
-      <w:proofErr w:type="spellStart"/>
-      <w:r>
-        <w:rPr>
-          <w:b/>
-          <w:bCs/>
-        </w:rPr>
-        <w:t>technischen</w:t>
-      </w:r>
-      <w:proofErr w:type="spellEnd"/>
-      <w:r>
-        <w:rPr>
-          <w:b/>
-          <w:bCs/>
-        </w:rPr>
-        <w:t xml:space="preserve"> </w:t>
-      </w:r>
-      <w:proofErr w:type="spellStart"/>
-      <w:r>
-        <w:rPr>
-          <w:b/>
-          <w:bCs/>
-        </w:rPr>
-        <w:t>Schnittstellen</w:t>
-      </w:r>
-      <w:proofErr w:type="spellEnd"/>
-      <w:r>
-        <w:rPr>
-          <w:b/>
-          <w:bCs/>
-        </w:rPr>
-        <w:t>&gt;</w:t>
-      </w:r>
-    </w:p>
-    <w:p>
-      <w:pPr>
-        <w:pStyle w:val="Textkrper"/>
-      </w:pPr>
-      <w:r>
-        <w:rPr>
-          <w:b/>
-          <w:bCs/>
-        </w:rPr>
         <w:t xml:space="preserve">&lt;Mapping </w:t>
       </w:r>
       <w:proofErr w:type="spellStart"/>
@@ -1445,6 +1335,126 @@
     </w:p>
     <w:p>
       <w:pPr>
+        <w:pStyle w:val="Textkrper"/>
+      </w:pPr>
+      <w:r>
+        <w:t xml:space="preserve">Die Anwendung </w:t>
+      </w:r>
+      <w:proofErr w:type="spellStart"/>
+      <w:r>
+        <w:t>basiert</w:t>
+      </w:r>
+      <w:proofErr w:type="spellEnd"/>
+      <w:r>
+        <w:t xml:space="preserve"> auf </w:t>
+      </w:r>
+      <w:proofErr w:type="spellStart"/>
+      <w:r>
+        <w:t>einer</w:t>
+      </w:r>
+      <w:proofErr w:type="spellEnd"/>
+      <w:r>
+        <w:t xml:space="preserve"> </w:t>
+      </w:r>
+      <w:proofErr w:type="spellStart"/>
+      <w:r>
+        <w:t>klassischen</w:t>
+      </w:r>
+      <w:proofErr w:type="spellEnd"/>
+      <w:r>
+        <w:t xml:space="preserve"> Drei-</w:t>
+      </w:r>
+      <w:proofErr w:type="spellStart"/>
+      <w:r>
+        <w:t>Schichten</w:t>
+      </w:r>
+      <w:proofErr w:type="spellEnd"/>
+      <w:r>
+        <w:t>-</w:t>
+      </w:r>
+      <w:proofErr w:type="spellStart"/>
+      <w:r>
+        <w:t>Architektur</w:t>
+      </w:r>
+      <w:proofErr w:type="spellEnd"/>
+      <w:r>
+        <w:t xml:space="preserve">: GUI, Logik und </w:t>
+      </w:r>
+      <w:proofErr w:type="spellStart"/>
+      <w:r>
+        <w:t>Datenzugriff</w:t>
+      </w:r>
+      <w:proofErr w:type="spellEnd"/>
+      <w:r>
+        <w:t xml:space="preserve">. Durch den </w:t>
+      </w:r>
+      <w:proofErr w:type="spellStart"/>
+      <w:r>
+        <w:t>Einsatz</w:t>
+      </w:r>
+      <w:proofErr w:type="spellEnd"/>
+      <w:r>
+        <w:t xml:space="preserve"> des Strategy Patterns </w:t>
+      </w:r>
+      <w:proofErr w:type="spellStart"/>
+      <w:r>
+        <w:t>ist</w:t>
+      </w:r>
+      <w:proofErr w:type="spellEnd"/>
+      <w:r>
+        <w:t xml:space="preserve"> das System flexible </w:t>
+      </w:r>
+      <w:proofErr w:type="spellStart"/>
+      <w:r>
+        <w:t>erweiterbar</w:t>
+      </w:r>
+      <w:proofErr w:type="spellEnd"/>
+      <w:r>
+        <w:t xml:space="preserve"> und </w:t>
+      </w:r>
+      <w:proofErr w:type="spellStart"/>
+      <w:r>
+        <w:t>Komponenten</w:t>
+      </w:r>
+      <w:proofErr w:type="spellEnd"/>
+      <w:r>
+        <w:t xml:space="preserve"> </w:t>
+      </w:r>
+      <w:proofErr w:type="spellStart"/>
+      <w:r>
+        <w:t>können</w:t>
+      </w:r>
+      <w:proofErr w:type="spellEnd"/>
+      <w:r>
+        <w:t xml:space="preserve"> </w:t>
+      </w:r>
+      <w:proofErr w:type="spellStart"/>
+      <w:r>
+        <w:t>unabhängig</w:t>
+      </w:r>
+      <w:proofErr w:type="spellEnd"/>
+      <w:r>
+        <w:t xml:space="preserve"> </w:t>
+      </w:r>
+      <w:proofErr w:type="spellStart"/>
+      <w:r>
+        <w:t>getestet</w:t>
+      </w:r>
+      <w:proofErr w:type="spellEnd"/>
+      <w:r>
+        <w:t xml:space="preserve"> </w:t>
+      </w:r>
+      <w:proofErr w:type="spellStart"/>
+      <w:r>
+        <w:t>werden</w:t>
+      </w:r>
+      <w:proofErr w:type="spellEnd"/>
+      <w:r>
+        <w:t>.</w:t>
+      </w:r>
+    </w:p>
+    <w:p>
+      <w:pPr>
         <w:pStyle w:val="berschrift1"/>
       </w:pPr>
       <w:bookmarkStart w:id="9" w:name="section-building-block-view"/>
@@ -1479,6 +1489,7 @@
           <w:bCs/>
           <w:i/>
           <w:iCs/>
+          <w:highlight w:val="yellow"/>
         </w:rPr>
         <w:t>&lt;</w:t>
       </w:r>
@@ -1489,6 +1500,7 @@
           <w:bCs/>
           <w:i/>
           <w:iCs/>
+          <w:highlight w:val="yellow"/>
         </w:rPr>
         <w:t>Übersichtsdiagramm</w:t>
       </w:r>
@@ -1499,6 +1511,7 @@
           <w:bCs/>
           <w:i/>
           <w:iCs/>
+          <w:highlight w:val="yellow"/>
         </w:rPr>
         <w:t>&gt;</w:t>
       </w:r>
@@ -1517,10 +1530,194 @@
       <w:pPr>
         <w:pStyle w:val="Definition"/>
       </w:pPr>
-      <w:r>
-        <w:rPr>
-          <w:i/>
-          <w:iCs/>
+      <w:proofErr w:type="spellStart"/>
+      <w:r>
+        <w:t>Diese</w:t>
+      </w:r>
+      <w:proofErr w:type="spellEnd"/>
+      <w:r>
+        <w:t xml:space="preserve"> </w:t>
+      </w:r>
+      <w:proofErr w:type="spellStart"/>
+      <w:r>
+        <w:t>Struktur</w:t>
+      </w:r>
+      <w:proofErr w:type="spellEnd"/>
+      <w:r>
+        <w:t xml:space="preserve"> </w:t>
+      </w:r>
+      <w:proofErr w:type="spellStart"/>
+      <w:r>
+        <w:t>ermöglicht</w:t>
+      </w:r>
+      <w:proofErr w:type="spellEnd"/>
+      <w:r>
+        <w:t xml:space="preserve"> </w:t>
+      </w:r>
+      <w:proofErr w:type="spellStart"/>
+      <w:r>
+        <w:t>eine</w:t>
+      </w:r>
+      <w:proofErr w:type="spellEnd"/>
+      <w:r>
+        <w:t xml:space="preserve"> </w:t>
+      </w:r>
+      <w:proofErr w:type="spellStart"/>
+      <w:r>
+        <w:t>klare</w:t>
+      </w:r>
+      <w:proofErr w:type="spellEnd"/>
+      <w:r>
+        <w:t xml:space="preserve"> </w:t>
+      </w:r>
+      <w:proofErr w:type="spellStart"/>
+      <w:r>
+        <w:t>Trennung</w:t>
+      </w:r>
+      <w:proofErr w:type="spellEnd"/>
+      <w:r>
+        <w:t xml:space="preserve"> von </w:t>
+      </w:r>
+      <w:proofErr w:type="spellStart"/>
+      <w:r>
+        <w:t>Verantwortlichkeiten</w:t>
+      </w:r>
+      <w:proofErr w:type="spellEnd"/>
+      <w:r>
+        <w:t xml:space="preserve">, so </w:t>
+      </w:r>
+      <w:proofErr w:type="spellStart"/>
+      <w:r>
+        <w:t>können</w:t>
+      </w:r>
+      <w:proofErr w:type="spellEnd"/>
+      <w:r>
+        <w:t xml:space="preserve"> die Module </w:t>
+      </w:r>
+      <w:proofErr w:type="spellStart"/>
+      <w:r>
+        <w:t>unabhängig</w:t>
+      </w:r>
+      <w:proofErr w:type="spellEnd"/>
+      <w:r>
+        <w:t xml:space="preserve"> </w:t>
+      </w:r>
+      <w:proofErr w:type="spellStart"/>
+      <w:r>
+        <w:t>entwickelt</w:t>
+      </w:r>
+      <w:proofErr w:type="spellEnd"/>
+      <w:r>
+        <w:t xml:space="preserve"> und </w:t>
+      </w:r>
+      <w:proofErr w:type="spellStart"/>
+      <w:r>
+        <w:t>getestet</w:t>
+      </w:r>
+      <w:proofErr w:type="spellEnd"/>
+      <w:r>
+        <w:t xml:space="preserve"> </w:t>
+      </w:r>
+      <w:proofErr w:type="spellStart"/>
+      <w:r>
+        <w:t>werden</w:t>
+      </w:r>
+      <w:proofErr w:type="spellEnd"/>
+      <w:r>
+        <w:t xml:space="preserve">. </w:t>
+      </w:r>
+      <w:proofErr w:type="spellStart"/>
+      <w:r>
+        <w:t>Mithilfe</w:t>
+      </w:r>
+      <w:proofErr w:type="spellEnd"/>
+      <w:r>
+        <w:t xml:space="preserve"> des Strategy-Patterns </w:t>
+      </w:r>
+      <w:proofErr w:type="spellStart"/>
+      <w:r>
+        <w:t>kann</w:t>
+      </w:r>
+      <w:proofErr w:type="spellEnd"/>
+      <w:r>
+        <w:t xml:space="preserve"> der </w:t>
+      </w:r>
+      <w:proofErr w:type="spellStart"/>
+      <w:r>
+        <w:t>Algorithmus</w:t>
+      </w:r>
+      <w:proofErr w:type="spellEnd"/>
+      <w:r>
+        <w:t xml:space="preserve"> </w:t>
+      </w:r>
+      <w:proofErr w:type="spellStart"/>
+      <w:r>
+        <w:t>später</w:t>
+      </w:r>
+      <w:proofErr w:type="spellEnd"/>
+      <w:r>
+        <w:t xml:space="preserve"> </w:t>
+      </w:r>
+      <w:proofErr w:type="spellStart"/>
+      <w:r>
+        <w:t>auch</w:t>
+      </w:r>
+      <w:proofErr w:type="spellEnd"/>
+      <w:r>
+        <w:t xml:space="preserve"> </w:t>
+      </w:r>
+      <w:proofErr w:type="spellStart"/>
+      <w:r>
+        <w:t>einfach</w:t>
+      </w:r>
+      <w:proofErr w:type="spellEnd"/>
+      <w:r>
+        <w:t xml:space="preserve"> </w:t>
+      </w:r>
+      <w:proofErr w:type="spellStart"/>
+      <w:r>
+        <w:t>erweitert</w:t>
+      </w:r>
+      <w:proofErr w:type="spellEnd"/>
+      <w:r>
+        <w:t xml:space="preserve"> </w:t>
+      </w:r>
+      <w:proofErr w:type="spellStart"/>
+      <w:r>
+        <w:t>werden</w:t>
+      </w:r>
+      <w:proofErr w:type="spellEnd"/>
+      <w:r>
+        <w:t>.</w:t>
+      </w:r>
+    </w:p>
+    <w:p>
+      <w:pPr>
+        <w:pStyle w:val="DefinitionTerm"/>
+      </w:pPr>
+      <w:proofErr w:type="spellStart"/>
+      <w:r>
+        <w:t>Enthaltene</w:t>
+      </w:r>
+      <w:proofErr w:type="spellEnd"/>
+      <w:r>
+        <w:t xml:space="preserve"> </w:t>
+      </w:r>
+      <w:proofErr w:type="spellStart"/>
+      <w:r>
+        <w:t>Bausteine</w:t>
+      </w:r>
+      <w:proofErr w:type="spellEnd"/>
+    </w:p>
+    <w:p>
+      <w:pPr>
+        <w:pStyle w:val="Definition"/>
+      </w:pPr>
+      <w:r>
+        <w:rPr>
+          <w:i/>
+          <w:iCs/>
+          <w:highlight w:val="yellow"/>
         </w:rPr>
         <w:t>&lt;</w:t>
       </w:r>
@@ -1529,16 +1726,72 @@
         <w:rPr>
           <w:i/>
           <w:iCs/>
-        </w:rPr>
-        <w:t>Erläuternder</w:t>
-      </w:r>
-      <w:proofErr w:type="spellEnd"/>
-      <w:r>
-        <w:rPr>
-          <w:i/>
-          <w:iCs/>
-        </w:rPr>
-        <w:t xml:space="preserve"> Text&gt;</w:t>
+          <w:highlight w:val="yellow"/>
+        </w:rPr>
+        <w:t>Beschreibung</w:t>
+      </w:r>
+      <w:proofErr w:type="spellEnd"/>
+      <w:r>
+        <w:rPr>
+          <w:i/>
+          <w:iCs/>
+          <w:highlight w:val="yellow"/>
+        </w:rPr>
+        <w:t xml:space="preserve"> der </w:t>
+      </w:r>
+      <w:proofErr w:type="spellStart"/>
+      <w:r>
+        <w:rPr>
+          <w:i/>
+          <w:iCs/>
+          <w:highlight w:val="yellow"/>
+        </w:rPr>
+        <w:t>enthaltenen</w:t>
+      </w:r>
+      <w:proofErr w:type="spellEnd"/>
+      <w:r>
+        <w:rPr>
+          <w:i/>
+          <w:iCs/>
+          <w:highlight w:val="yellow"/>
+        </w:rPr>
+        <w:t xml:space="preserve"> </w:t>
+      </w:r>
+      <w:proofErr w:type="spellStart"/>
+      <w:r>
+        <w:rPr>
+          <w:i/>
+          <w:iCs/>
+          <w:highlight w:val="yellow"/>
+        </w:rPr>
+        <w:t>Bausteine</w:t>
+      </w:r>
+      <w:proofErr w:type="spellEnd"/>
+      <w:r>
+        <w:rPr>
+          <w:i/>
+          <w:iCs/>
+          <w:highlight w:val="yellow"/>
+        </w:rPr>
+        <w:t xml:space="preserve"> (</w:t>
+      </w:r>
+      <w:proofErr w:type="spellStart"/>
+      <w:r>
+        <w:rPr>
+          <w:i/>
+          <w:iCs/>
+          <w:highlight w:val="yellow"/>
+        </w:rPr>
+        <w:t>Blackboxen</w:t>
+      </w:r>
+      <w:proofErr w:type="spellEnd"/>
+      <w:r>
+        <w:rPr>
+          <w:i/>
+          <w:iCs/>
+          <w:highlight w:val="yellow"/>
+        </w:rPr>
+        <w:t>)&gt;</w:t>
       </w:r>
     </w:p>
     <w:p>
@@ -1547,27 +1800,281 @@
       </w:pPr>
       <w:proofErr w:type="spellStart"/>
       <w:r>
-        <w:t>Enthaltene</w:t>
-      </w:r>
-      <w:proofErr w:type="spellEnd"/>
-      <w:r>
-        <w:t xml:space="preserve"> </w:t>
-      </w:r>
-      <w:proofErr w:type="spellStart"/>
-      <w:r>
-        <w:t>Bausteine</w:t>
-      </w:r>
-      <w:proofErr w:type="spellEnd"/>
-    </w:p>
+        <w:t>Wichtige</w:t>
+      </w:r>
+      <w:proofErr w:type="spellEnd"/>
+      <w:r>
+        <w:t xml:space="preserve"> Schnittstellen</w:t>
+      </w:r>
+    </w:p>
+    <w:tbl>
+      <w:tblPr>
+        <w:tblStyle w:val="Tabellenraster"/>
+        <w:tblW w:w="0" w:type="auto"/>
+        <w:tblLook w:val="04A0" w:firstRow="1" w:lastRow="0" w:firstColumn="1" w:lastColumn="0" w:noHBand="0" w:noVBand="1"/>
+      </w:tblPr>
+      <w:tblGrid>
+        <w:gridCol w:w="1951"/>
+        <w:gridCol w:w="4678"/>
+        <w:gridCol w:w="2917"/>
+      </w:tblGrid>
+      <w:tr>
+        <w:tc>
+          <w:tcPr>
+            <w:tcW w:w="1951" w:type="dxa"/>
+          </w:tcPr>
+          <w:p>
+            <w:pPr>
+              <w:pStyle w:val="Definition"/>
+              <w:rPr>
+                <w:i/>
+                <w:iCs/>
+              </w:rPr>
+            </w:pPr>
+            <w:proofErr w:type="spellStart"/>
+            <w:r>
+              <w:rPr>
+                <w:i/>
+                <w:iCs/>
+              </w:rPr>
+              <w:t>Schnittstelle</w:t>
+            </w:r>
+            <w:proofErr w:type="spellEnd"/>
+          </w:p>
+        </w:tc>
+        <w:tc>
+          <w:tcPr>
+            <w:tcW w:w="4678" w:type="dxa"/>
+          </w:tcPr>
+          <w:p>
+            <w:pPr>
+              <w:pStyle w:val="Definition"/>
+            </w:pPr>
+            <w:proofErr w:type="spellStart"/>
+            <w:r>
+              <w:t>Verantwortung</w:t>
+            </w:r>
+            <w:proofErr w:type="spellEnd"/>
+          </w:p>
+        </w:tc>
+        <w:tc>
+          <w:tcPr>
+            <w:tcW w:w="2917" w:type="dxa"/>
+          </w:tcPr>
+          <w:p>
+            <w:pPr>
+              <w:pStyle w:val="Definition"/>
+            </w:pPr>
+            <w:proofErr w:type="spellStart"/>
+            <w:r>
+              <w:t>Qualitätsmerkmale</w:t>
+            </w:r>
+            <w:proofErr w:type="spellEnd"/>
+          </w:p>
+        </w:tc>
+      </w:tr>
+      <w:tr>
+        <w:tc>
+          <w:tcPr>
+            <w:tcW w:w="1951" w:type="dxa"/>
+          </w:tcPr>
+          <w:p>
+            <w:pPr>
+              <w:pStyle w:val="Definition"/>
+              <w:rPr>
+                <w:i/>
+                <w:iCs/>
+              </w:rPr>
+            </w:pPr>
+            <w:r>
+              <w:rPr>
+                <w:i/>
+                <w:iCs/>
+              </w:rPr>
+              <w:t>Mikrofon</w:t>
+            </w:r>
+          </w:p>
+        </w:tc>
+        <w:tc>
+          <w:tcPr>
+            <w:tcW w:w="4678" w:type="dxa"/>
+          </w:tcPr>
+          <w:p>
+            <w:pPr>
+              <w:pStyle w:val="Definition"/>
+            </w:pPr>
+            <w:proofErr w:type="spellStart"/>
+            <w:r>
+              <w:t>Liefert</w:t>
+            </w:r>
+            <w:proofErr w:type="spellEnd"/>
+            <w:r>
+              <w:t xml:space="preserve"> Audiodaten für </w:t>
+            </w:r>
+            <w:proofErr w:type="spellStart"/>
+            <w:r>
+              <w:t>Analyse</w:t>
+            </w:r>
+            <w:proofErr w:type="spellEnd"/>
+          </w:p>
+        </w:tc>
+        <w:tc>
+          <w:tcPr>
+            <w:tcW w:w="2917" w:type="dxa"/>
+          </w:tcPr>
+          <w:p>
+            <w:pPr>
+              <w:pStyle w:val="Definition"/>
+            </w:pPr>
+            <w:proofErr w:type="spellStart"/>
+            <w:r>
+              <w:t>Robustheit</w:t>
+            </w:r>
+            <w:proofErr w:type="spellEnd"/>
+            <w:r>
+              <w:t xml:space="preserve">, </w:t>
+            </w:r>
+            <w:proofErr w:type="spellStart"/>
+            <w:r>
+              <w:t>Latenzarm</w:t>
+            </w:r>
+            <w:proofErr w:type="spellEnd"/>
+          </w:p>
+        </w:tc>
+      </w:tr>
+      <w:tr>
+        <w:tc>
+          <w:tcPr>
+            <w:tcW w:w="1951" w:type="dxa"/>
+          </w:tcPr>
+          <w:p>
+            <w:pPr>
+              <w:pStyle w:val="Definition"/>
+            </w:pPr>
+            <w:proofErr w:type="spellStart"/>
+            <w:r>
+              <w:t>Dateisystem</w:t>
+            </w:r>
+            <w:proofErr w:type="spellEnd"/>
+          </w:p>
+        </w:tc>
+        <w:tc>
+          <w:tcPr>
+            <w:tcW w:w="4678" w:type="dxa"/>
+          </w:tcPr>
+          <w:p>
+            <w:pPr>
+              <w:pStyle w:val="Definition"/>
+            </w:pPr>
+            <w:proofErr w:type="spellStart"/>
+            <w:r>
+              <w:t>Zugriff</w:t>
+            </w:r>
+            <w:proofErr w:type="spellEnd"/>
+            <w:r>
+              <w:t xml:space="preserve"> auf </w:t>
+            </w:r>
+            <w:proofErr w:type="spellStart"/>
+            <w:r>
+              <w:t>Refernzdaten</w:t>
+            </w:r>
+            <w:proofErr w:type="spellEnd"/>
+            <w:r>
+              <w:t xml:space="preserve"> für die </w:t>
+            </w:r>
+            <w:proofErr w:type="spellStart"/>
+            <w:r>
+              <w:t>Erkennung</w:t>
+            </w:r>
+            <w:proofErr w:type="spellEnd"/>
+          </w:p>
+        </w:tc>
+        <w:tc>
+          <w:tcPr>
+            <w:tcW w:w="2917" w:type="dxa"/>
+          </w:tcPr>
+          <w:p>
+            <w:pPr>
+              <w:pStyle w:val="Definition"/>
+            </w:pPr>
+            <w:proofErr w:type="spellStart"/>
+            <w:r>
+              <w:t>Stabilität</w:t>
+            </w:r>
+            <w:proofErr w:type="spellEnd"/>
+            <w:r>
+              <w:t xml:space="preserve">, </w:t>
+            </w:r>
+            <w:proofErr w:type="spellStart"/>
+            <w:r>
+              <w:t>Lesbarkeit</w:t>
+            </w:r>
+            <w:proofErr w:type="spellEnd"/>
+          </w:p>
+        </w:tc>
+      </w:tr>
+    </w:tbl>
     <w:p>
       <w:pPr>
         <w:pStyle w:val="Definition"/>
       </w:pPr>
-      <w:r>
-        <w:rPr>
-          <w:i/>
-          <w:iCs/>
-        </w:rPr>
+    </w:p>
+    <w:p>
+      <w:pPr>
+        <w:pStyle w:val="berschrift3"/>
+      </w:pPr>
+      <w:bookmarkStart w:id="11" w:name="X8395f474885f2ae71f822b4b09a4be6fffd5269"/>
+      <w:r>
+        <w:rPr>
+          <w:highlight w:val="yellow"/>
+        </w:rPr>
+        <w:t>GUI-Test</w:t>
+      </w:r>
+      <w:r>
+        <w:rPr>
+          <w:highlight w:val="yellow"/>
+        </w:rPr>
+        <w:t>?</w:t>
+      </w:r>
+    </w:p>
+    <w:p>
+      <w:pPr>
+        <w:pStyle w:val="FirstParagraph"/>
+      </w:pPr>
+      <w:r>
+        <w:rPr>
+          <w:i/>
+          <w:iCs/>
+        </w:rPr>
+        <w:t>&lt;Zweck/</w:t>
+      </w:r>
+      <w:proofErr w:type="spellStart"/>
+      <w:r>
+        <w:rPr>
+          <w:i/>
+          <w:iCs/>
+        </w:rPr>
+        <w:t>Verantwortung</w:t>
+      </w:r>
+      <w:proofErr w:type="spellEnd"/>
+      <w:r>
+        <w:rPr>
+          <w:i/>
+          <w:iCs/>
+        </w:rPr>
+        <w:t>&gt;</w:t>
+      </w:r>
+    </w:p>
+    <w:p>
+      <w:pPr>
+        <w:pStyle w:val="Textkrper"/>
+      </w:pPr>
+      <w:r>
+        <w:rPr>
+          <w:i/>
+          <w:iCs/>
+        </w:rPr>
+        <w:lastRenderedPageBreak/>
         <w:t>&lt;</w:t>
       </w:r>
       <w:proofErr w:type="spellStart"/>
@@ -1576,173 +2083,15 @@
           <w:i/>
           <w:iCs/>
         </w:rPr>
-        <w:t>Beschreibung</w:t>
-      </w:r>
-      <w:proofErr w:type="spellEnd"/>
-      <w:r>
-        <w:rPr>
-          <w:i/>
-          <w:iCs/>
-        </w:rPr>
-        <w:t xml:space="preserve"> der </w:t>
-      </w:r>
-      <w:proofErr w:type="spellStart"/>
-      <w:r>
-        <w:rPr>
-          <w:i/>
-          <w:iCs/>
-        </w:rPr>
-        <w:t>enthaltenen</w:t>
-      </w:r>
-      <w:proofErr w:type="spellEnd"/>
-      <w:r>
-        <w:rPr>
-          <w:i/>
-          <w:iCs/>
-        </w:rPr>
-        <w:t xml:space="preserve"> </w:t>
-      </w:r>
-      <w:proofErr w:type="spellStart"/>
-      <w:r>
-        <w:rPr>
-          <w:i/>
-          <w:iCs/>
-        </w:rPr>
-        <w:t>Bausteine</w:t>
-      </w:r>
-      <w:proofErr w:type="spellEnd"/>
-      <w:r>
-        <w:rPr>
-          <w:i/>
-          <w:iCs/>
-        </w:rPr>
-        <w:t xml:space="preserve"> (</w:t>
-      </w:r>
-      <w:proofErr w:type="spellStart"/>
-      <w:r>
-        <w:rPr>
-          <w:i/>
-          <w:iCs/>
-        </w:rPr>
-        <w:t>Blackboxen</w:t>
-      </w:r>
-      <w:proofErr w:type="spellEnd"/>
-      <w:r>
-        <w:rPr>
-          <w:i/>
-          <w:iCs/>
-        </w:rPr>
-        <w:t>)&gt;</w:t>
-      </w:r>
-    </w:p>
-    <w:p>
-      <w:pPr>
-        <w:pStyle w:val="DefinitionTerm"/>
-      </w:pPr>
-      <w:proofErr w:type="spellStart"/>
-      <w:r>
-        <w:t>Wichtige</w:t>
-      </w:r>
-      <w:proofErr w:type="spellEnd"/>
-      <w:r>
-        <w:t xml:space="preserve"> Schnittstellen</w:t>
-      </w:r>
-    </w:p>
-    <w:p>
-      <w:pPr>
-        <w:pStyle w:val="Definition"/>
-      </w:pPr>
-      <w:r>
-        <w:rPr>
-          <w:i/>
-          <w:iCs/>
-        </w:rPr>
-        <w:t>&lt;</w:t>
-      </w:r>
-      <w:proofErr w:type="spellStart"/>
-      <w:r>
-        <w:rPr>
-          <w:i/>
-          <w:iCs/>
-        </w:rPr>
-        <w:t>Beschreibung</w:t>
-      </w:r>
-      <w:proofErr w:type="spellEnd"/>
-      <w:r>
-        <w:rPr>
-          <w:i/>
-          <w:iCs/>
-        </w:rPr>
-        <w:t xml:space="preserve"> </w:t>
-      </w:r>
-      <w:proofErr w:type="spellStart"/>
-      <w:r>
-        <w:rPr>
-          <w:i/>
-          <w:iCs/>
-        </w:rPr>
-        <w:t>wichtiger</w:t>
-      </w:r>
-      <w:proofErr w:type="spellEnd"/>
-      <w:r>
-        <w:rPr>
-          <w:i/>
-          <w:iCs/>
-        </w:rPr>
-        <w:t xml:space="preserve"> </w:t>
-      </w:r>
-      <w:proofErr w:type="spellStart"/>
-      <w:r>
-        <w:rPr>
-          <w:i/>
-          <w:iCs/>
-        </w:rPr>
-        <w:t>Schnittstellen</w:t>
-      </w:r>
-      <w:proofErr w:type="spellEnd"/>
-      <w:r>
-        <w:rPr>
-          <w:i/>
-          <w:iCs/>
-        </w:rPr>
-        <w:t>&gt;</w:t>
-      </w:r>
-    </w:p>
-    <w:p>
-      <w:pPr>
-        <w:pStyle w:val="berschrift3"/>
-      </w:pPr>
-      <w:bookmarkStart w:id="11" w:name="X8395f474885f2ae71f822b4b09a4be6fffd5269"/>
-      <w:r>
-        <w:t>&lt;Name Blackbox 1&gt;</w:t>
-      </w:r>
-    </w:p>
-    <w:p>
-      <w:pPr>
-        <w:pStyle w:val="FirstParagraph"/>
-      </w:pPr>
-      <w:r>
-        <w:rPr>
-          <w:i/>
-          <w:iCs/>
-        </w:rPr>
-        <w:t>&lt;Zweck/</w:t>
-      </w:r>
-      <w:proofErr w:type="spellStart"/>
-      <w:r>
-        <w:rPr>
-          <w:i/>
-          <w:iCs/>
-        </w:rPr>
-        <w:t>Verantwortung</w:t>
-      </w:r>
-      <w:proofErr w:type="spellEnd"/>
-      <w:r>
-        <w:rPr>
-          <w:i/>
-          <w:iCs/>
-        </w:rPr>
-        <w:t>&gt;</w:t>
+        <w:t>Schnittstelle</w:t>
+      </w:r>
+      <w:proofErr w:type="spellEnd"/>
+      <w:r>
+        <w:rPr>
+          <w:i/>
+          <w:iCs/>
+        </w:rPr>
+        <w:t>(n)&gt;</w:t>
       </w:r>
     </w:p>
     <w:p>
@@ -1754,35 +2103,6 @@
           <w:i/>
           <w:iCs/>
         </w:rPr>
-        <w:t>&lt;</w:t>
-      </w:r>
-      <w:proofErr w:type="spellStart"/>
-      <w:r>
-        <w:rPr>
-          <w:i/>
-          <w:iCs/>
-        </w:rPr>
-        <w:t>Schnittstelle</w:t>
-      </w:r>
-      <w:proofErr w:type="spellEnd"/>
-      <w:r>
-        <w:rPr>
-          <w:i/>
-          <w:iCs/>
-        </w:rPr>
-        <w:t>(n)&gt;</w:t>
-      </w:r>
-    </w:p>
-    <w:p>
-      <w:pPr>
-        <w:pStyle w:val="Textkrper"/>
-      </w:pPr>
-      <w:r>
-        <w:rPr>
-          <w:i/>
-          <w:iCs/>
-        </w:rPr>
-        <w:lastRenderedPageBreak/>
         <w:t xml:space="preserve">&lt;(Optional) </w:t>
       </w:r>
       <w:proofErr w:type="spellStart"/>
@@ -2364,39 +2684,23 @@
           <w:i/>
           <w:iCs/>
         </w:rPr>
-        <w:t>&lt;</w:t>
-      </w:r>
-      <w:proofErr w:type="spellStart"/>
-      <w:r>
-        <w:rPr>
-          <w:i/>
-          <w:iCs/>
-        </w:rPr>
-        <w:t>Bezeichnung</w:t>
-      </w:r>
-      <w:proofErr w:type="spellEnd"/>
-      <w:r>
-        <w:rPr>
-          <w:i/>
-          <w:iCs/>
-        </w:rPr>
-        <w:t xml:space="preserve"> </w:t>
-      </w:r>
-      <w:proofErr w:type="spellStart"/>
-      <w:r>
-        <w:rPr>
-          <w:i/>
-          <w:iCs/>
-        </w:rPr>
-        <w:t>Laufzeitszenario</w:t>
-      </w:r>
-      <w:proofErr w:type="spellEnd"/>
-      <w:r>
-        <w:rPr>
-          <w:i/>
-          <w:iCs/>
-        </w:rPr>
-        <w:t xml:space="preserve"> 1&gt;</w:t>
+        <w:t xml:space="preserve">Benutzer </w:t>
+      </w:r>
+      <w:proofErr w:type="spellStart"/>
+      <w:r>
+        <w:rPr>
+          <w:i/>
+          <w:iCs/>
+        </w:rPr>
+        <w:t>spricht</w:t>
+      </w:r>
+      <w:proofErr w:type="spellEnd"/>
+      <w:r>
+        <w:rPr>
+          <w:i/>
+          <w:iCs/>
+        </w:rPr>
+        <w:t xml:space="preserve"> Zahl “3”</w:t>
       </w:r>
     </w:p>
     <w:p>

--- a/Project-organisation/Architektur.docx
+++ b/Project-organisation/Architektur.docx
@@ -1534,10 +1534,7 @@
               <w:spacing w:before="120" w:after="120"/>
             </w:pPr>
             <w:r>
-              <w:t>SYS_U_</w:t>
-            </w:r>
-            <w:r>
-              <w:t>4.1.1</w:t>
+              <w:t>SYS_U_4.1.1</w:t>
             </w:r>
           </w:p>
         </w:tc>
@@ -2067,10 +2064,7 @@
               <w:spacing w:before="120" w:after="120"/>
             </w:pPr>
             <w:r>
-              <w:t>SYS_U_4.1.</w:t>
-            </w:r>
-            <w:r>
-              <w:t>2</w:t>
+              <w:t>SYS_U_4.1.2</w:t>
             </w:r>
           </w:p>
         </w:tc>
@@ -2548,1638 +2542,6 @@
             <w:proofErr w:type="spellStart"/>
             <w:r>
               <w:lastRenderedPageBreak/>
-              <w:t>Kommentar</w:t>
-            </w:r>
-            <w:proofErr w:type="spellEnd"/>
-          </w:p>
-        </w:tc>
-        <w:tc>
-          <w:tcPr>
-            <w:tcW w:w="6886" w:type="dxa"/>
-          </w:tcPr>
-          <w:p>
-            <w:pPr>
-              <w:pStyle w:val="Textkrper"/>
-              <w:spacing w:before="120" w:after="120"/>
-            </w:pPr>
-          </w:p>
-        </w:tc>
-      </w:tr>
-    </w:tbl>
-    <w:p>
-      <w:pPr>
-        <w:pStyle w:val="Textkrper"/>
-      </w:pPr>
-    </w:p>
-    <w:p>
-      <w:pPr>
-        <w:pStyle w:val="Textkrper"/>
-      </w:pPr>
-    </w:p>
-    <w:tbl>
-      <w:tblPr>
-        <w:tblStyle w:val="Tabellenraster"/>
-        <w:tblW w:w="0" w:type="auto"/>
-        <w:tblLook w:val="04A0" w:firstRow="1" w:lastRow="0" w:firstColumn="1" w:lastColumn="0" w:noHBand="0" w:noVBand="1"/>
-      </w:tblPr>
-      <w:tblGrid>
-        <w:gridCol w:w="2660"/>
-        <w:gridCol w:w="6886"/>
-      </w:tblGrid>
-      <w:tr>
-        <w:tc>
-          <w:tcPr>
-            <w:tcW w:w="2660" w:type="dxa"/>
-          </w:tcPr>
-          <w:p>
-            <w:pPr>
-              <w:pStyle w:val="Textkrper"/>
-              <w:spacing w:before="120" w:after="120"/>
-            </w:pPr>
-            <w:r>
-              <w:t>Feld</w:t>
-            </w:r>
-          </w:p>
-        </w:tc>
-        <w:tc>
-          <w:tcPr>
-            <w:tcW w:w="6886" w:type="dxa"/>
-          </w:tcPr>
-          <w:p>
-            <w:pPr>
-              <w:pStyle w:val="Textkrper"/>
-              <w:spacing w:before="120" w:after="120"/>
-            </w:pPr>
-            <w:proofErr w:type="spellStart"/>
-            <w:r>
-              <w:t>Inhalt</w:t>
-            </w:r>
-            <w:proofErr w:type="spellEnd"/>
-          </w:p>
-        </w:tc>
-      </w:tr>
-      <w:tr>
-        <w:tc>
-          <w:tcPr>
-            <w:tcW w:w="2660" w:type="dxa"/>
-          </w:tcPr>
-          <w:p>
-            <w:pPr>
-              <w:pStyle w:val="Textkrper"/>
-              <w:spacing w:before="120" w:after="120"/>
-            </w:pPr>
-            <w:proofErr w:type="spellStart"/>
-            <w:r>
-              <w:t>Testfall</w:t>
-            </w:r>
-            <w:proofErr w:type="spellEnd"/>
-            <w:r>
-              <w:t>-ID</w:t>
-            </w:r>
-          </w:p>
-        </w:tc>
-        <w:tc>
-          <w:tcPr>
-            <w:tcW w:w="6886" w:type="dxa"/>
-          </w:tcPr>
-          <w:p>
-            <w:pPr>
-              <w:pStyle w:val="Textkrper"/>
-              <w:spacing w:before="120" w:after="120"/>
-            </w:pPr>
-            <w:r>
-              <w:t>SYS_U_4.1.</w:t>
-            </w:r>
-            <w:r>
-              <w:t>3</w:t>
-            </w:r>
-          </w:p>
-        </w:tc>
-      </w:tr>
-      <w:tr>
-        <w:tc>
-          <w:tcPr>
-            <w:tcW w:w="2660" w:type="dxa"/>
-          </w:tcPr>
-          <w:p>
-            <w:pPr>
-              <w:pStyle w:val="Textkrper"/>
-              <w:spacing w:before="120" w:after="120"/>
-            </w:pPr>
-            <w:r>
-              <w:t>Titel</w:t>
-            </w:r>
-          </w:p>
-        </w:tc>
-        <w:tc>
-          <w:tcPr>
-            <w:tcW w:w="6886" w:type="dxa"/>
-          </w:tcPr>
-          <w:p>
-            <w:pPr>
-              <w:pStyle w:val="Textkrper"/>
-              <w:spacing w:before="120" w:after="120"/>
-            </w:pPr>
-            <w:proofErr w:type="spellStart"/>
-            <w:r>
-              <w:t>Spracherkennung</w:t>
-            </w:r>
-            <w:proofErr w:type="spellEnd"/>
-            <w:r>
-              <w:t xml:space="preserve"> </w:t>
-            </w:r>
-            <w:proofErr w:type="spellStart"/>
-            <w:r>
-              <w:t>starten</w:t>
-            </w:r>
-            <w:proofErr w:type="spellEnd"/>
-          </w:p>
-        </w:tc>
-      </w:tr>
-      <w:tr>
-        <w:tc>
-          <w:tcPr>
-            <w:tcW w:w="2660" w:type="dxa"/>
-          </w:tcPr>
-          <w:p>
-            <w:pPr>
-              <w:pStyle w:val="Textkrper"/>
-              <w:spacing w:before="120" w:after="120"/>
-            </w:pPr>
-            <w:proofErr w:type="spellStart"/>
-            <w:r>
-              <w:t>Beschreibung</w:t>
-            </w:r>
-            <w:proofErr w:type="spellEnd"/>
-          </w:p>
-        </w:tc>
-        <w:tc>
-          <w:tcPr>
-            <w:tcW w:w="6886" w:type="dxa"/>
-          </w:tcPr>
-          <w:p>
-            <w:pPr>
-              <w:pStyle w:val="Textkrper"/>
-              <w:spacing w:before="120" w:after="120"/>
-            </w:pPr>
-            <w:r>
-              <w:rPr>
-                <w:rFonts w:cs="Arial"/>
-              </w:rPr>
-              <w:t xml:space="preserve">Benutzer </w:t>
-            </w:r>
-            <w:proofErr w:type="spellStart"/>
-            <w:r>
-              <w:rPr>
-                <w:rFonts w:cs="Arial"/>
-              </w:rPr>
-              <w:t>kann</w:t>
-            </w:r>
-            <w:proofErr w:type="spellEnd"/>
-            <w:r>
-              <w:rPr>
-                <w:rFonts w:cs="Arial"/>
-              </w:rPr>
-              <w:t xml:space="preserve"> </w:t>
-            </w:r>
-            <w:proofErr w:type="spellStart"/>
-            <w:r>
-              <w:rPr>
-                <w:rFonts w:cs="Arial"/>
-              </w:rPr>
-              <w:t>mithilfe</w:t>
-            </w:r>
-            <w:proofErr w:type="spellEnd"/>
-            <w:r>
-              <w:rPr>
-                <w:rFonts w:cs="Arial"/>
-              </w:rPr>
-              <w:t xml:space="preserve"> </w:t>
-            </w:r>
-            <w:proofErr w:type="spellStart"/>
-            <w:r>
-              <w:rPr>
-                <w:rFonts w:cs="Arial"/>
-              </w:rPr>
-              <w:t>eines</w:t>
-            </w:r>
-            <w:proofErr w:type="spellEnd"/>
-            <w:r>
-              <w:rPr>
-                <w:rFonts w:cs="Arial"/>
-              </w:rPr>
-              <w:t xml:space="preserve"> Buttons </w:t>
-            </w:r>
-            <w:proofErr w:type="spellStart"/>
-            <w:r>
-              <w:rPr>
-                <w:rFonts w:cs="Arial"/>
-              </w:rPr>
-              <w:t>kontrollieren</w:t>
-            </w:r>
-            <w:proofErr w:type="spellEnd"/>
-            <w:r>
-              <w:rPr>
-                <w:rFonts w:cs="Arial"/>
-              </w:rPr>
-              <w:t xml:space="preserve">, </w:t>
-            </w:r>
-            <w:proofErr w:type="spellStart"/>
-            <w:r>
-              <w:rPr>
-                <w:rFonts w:cs="Arial"/>
-              </w:rPr>
-              <w:t>ob</w:t>
-            </w:r>
-            <w:proofErr w:type="spellEnd"/>
-            <w:r>
-              <w:rPr>
-                <w:rFonts w:cs="Arial"/>
-              </w:rPr>
-              <w:t>/</w:t>
-            </w:r>
-            <w:proofErr w:type="spellStart"/>
-            <w:r>
-              <w:rPr>
-                <w:rFonts w:cs="Arial"/>
-              </w:rPr>
-              <w:t>wann</w:t>
-            </w:r>
-            <w:proofErr w:type="spellEnd"/>
-            <w:r>
-              <w:rPr>
-                <w:rFonts w:cs="Arial"/>
-              </w:rPr>
-              <w:t xml:space="preserve"> die </w:t>
-            </w:r>
-            <w:proofErr w:type="spellStart"/>
-            <w:r>
-              <w:rPr>
-                <w:rFonts w:cs="Arial"/>
-              </w:rPr>
-              <w:t>Spracherkennung</w:t>
-            </w:r>
-            <w:proofErr w:type="spellEnd"/>
-            <w:r>
-              <w:rPr>
-                <w:rFonts w:cs="Arial"/>
-              </w:rPr>
-              <w:t xml:space="preserve"> </w:t>
-            </w:r>
-            <w:proofErr w:type="spellStart"/>
-            <w:r>
-              <w:rPr>
-                <w:rFonts w:cs="Arial"/>
-              </w:rPr>
-              <w:t>aktiviert</w:t>
-            </w:r>
-            <w:proofErr w:type="spellEnd"/>
-            <w:r>
-              <w:rPr>
-                <w:rFonts w:cs="Arial"/>
-              </w:rPr>
-              <w:t xml:space="preserve"> </w:t>
-            </w:r>
-            <w:proofErr w:type="spellStart"/>
-            <w:r>
-              <w:rPr>
-                <w:rFonts w:cs="Arial"/>
-              </w:rPr>
-              <w:t>werden</w:t>
-            </w:r>
-            <w:proofErr w:type="spellEnd"/>
-            <w:r>
-              <w:rPr>
-                <w:rFonts w:cs="Arial"/>
-              </w:rPr>
-              <w:t xml:space="preserve"> </w:t>
-            </w:r>
-            <w:proofErr w:type="spellStart"/>
-            <w:r>
-              <w:rPr>
-                <w:rFonts w:cs="Arial"/>
-              </w:rPr>
-              <w:t>soll</w:t>
-            </w:r>
-            <w:proofErr w:type="spellEnd"/>
-          </w:p>
-        </w:tc>
-      </w:tr>
-      <w:tr>
-        <w:tc>
-          <w:tcPr>
-            <w:tcW w:w="2660" w:type="dxa"/>
-          </w:tcPr>
-          <w:p>
-            <w:pPr>
-              <w:pStyle w:val="Textkrper"/>
-              <w:spacing w:before="120" w:after="120"/>
-            </w:pPr>
-            <w:proofErr w:type="spellStart"/>
-            <w:r>
-              <w:t>Vorraussetzung</w:t>
-            </w:r>
-            <w:proofErr w:type="spellEnd"/>
-          </w:p>
-        </w:tc>
-        <w:tc>
-          <w:tcPr>
-            <w:tcW w:w="6886" w:type="dxa"/>
-          </w:tcPr>
-          <w:p>
-            <w:pPr>
-              <w:pStyle w:val="Textkrper"/>
-              <w:spacing w:before="120" w:after="120"/>
-            </w:pPr>
-            <w:proofErr w:type="spellStart"/>
-            <w:r>
-              <w:t>Gerät</w:t>
-            </w:r>
-            <w:proofErr w:type="spellEnd"/>
-            <w:r>
-              <w:t xml:space="preserve"> </w:t>
-            </w:r>
-            <w:proofErr w:type="spellStart"/>
-            <w:r>
-              <w:t>besitzt</w:t>
-            </w:r>
-            <w:proofErr w:type="spellEnd"/>
-            <w:r>
-              <w:t xml:space="preserve"> </w:t>
-            </w:r>
-            <w:proofErr w:type="spellStart"/>
-            <w:r>
-              <w:t>ein</w:t>
-            </w:r>
-            <w:proofErr w:type="spellEnd"/>
-            <w:r>
-              <w:t xml:space="preserve"> </w:t>
-            </w:r>
-            <w:proofErr w:type="spellStart"/>
-            <w:r>
-              <w:t>Mikrofon</w:t>
-            </w:r>
-            <w:proofErr w:type="spellEnd"/>
-          </w:p>
-        </w:tc>
-      </w:tr>
-      <w:tr>
-        <w:tc>
-          <w:tcPr>
-            <w:tcW w:w="2660" w:type="dxa"/>
-          </w:tcPr>
-          <w:p>
-            <w:pPr>
-              <w:pStyle w:val="Textkrper"/>
-              <w:spacing w:before="120" w:after="120"/>
-            </w:pPr>
-            <w:proofErr w:type="spellStart"/>
-            <w:r>
-              <w:t>Testdaten</w:t>
-            </w:r>
-            <w:proofErr w:type="spellEnd"/>
-          </w:p>
-        </w:tc>
-        <w:tc>
-          <w:tcPr>
-            <w:tcW w:w="6886" w:type="dxa"/>
-          </w:tcPr>
-          <w:p>
-            <w:pPr>
-              <w:pStyle w:val="Textkrper"/>
-              <w:spacing w:before="120" w:after="120"/>
-            </w:pPr>
-            <w:proofErr w:type="spellStart"/>
-            <w:r>
-              <w:t>Sprachbefehl</w:t>
-            </w:r>
-            <w:proofErr w:type="spellEnd"/>
-            <w:r>
-              <w:t xml:space="preserve"> “3”</w:t>
-            </w:r>
-          </w:p>
-        </w:tc>
-      </w:tr>
-      <w:tr>
-        <w:tc>
-          <w:tcPr>
-            <w:tcW w:w="2660" w:type="dxa"/>
-          </w:tcPr>
-          <w:p>
-            <w:pPr>
-              <w:pStyle w:val="Textkrper"/>
-              <w:spacing w:before="120" w:after="120"/>
-            </w:pPr>
-            <w:proofErr w:type="spellStart"/>
-            <w:r>
-              <w:t>Testschritte</w:t>
-            </w:r>
-            <w:proofErr w:type="spellEnd"/>
-          </w:p>
-        </w:tc>
-        <w:tc>
-          <w:tcPr>
-            <w:tcW w:w="6886" w:type="dxa"/>
-          </w:tcPr>
-          <w:p>
-            <w:pPr>
-              <w:pStyle w:val="Textkrper"/>
-              <w:numPr>
-                <w:ilvl w:val="0"/>
-                <w:numId w:val="3"/>
-              </w:numPr>
-              <w:spacing w:before="120" w:after="120"/>
-            </w:pPr>
-            <w:r>
-              <w:t xml:space="preserve">GUI </w:t>
-            </w:r>
-            <w:proofErr w:type="spellStart"/>
-            <w:r>
-              <w:t>öffnen</w:t>
-            </w:r>
-            <w:proofErr w:type="spellEnd"/>
-            <w:r>
-              <w:t xml:space="preserve"> </w:t>
-            </w:r>
-          </w:p>
-          <w:p>
-            <w:pPr>
-              <w:pStyle w:val="Textkrper"/>
-              <w:numPr>
-                <w:ilvl w:val="0"/>
-                <w:numId w:val="3"/>
-              </w:numPr>
-              <w:spacing w:before="120" w:after="120"/>
-            </w:pPr>
-            <w:proofErr w:type="spellStart"/>
-            <w:r>
-              <w:t>Startknop</w:t>
-            </w:r>
-            <w:r>
-              <w:t>f</w:t>
-            </w:r>
-            <w:proofErr w:type="spellEnd"/>
-            <w:r>
-              <w:t xml:space="preserve"> für </w:t>
-            </w:r>
-            <w:proofErr w:type="spellStart"/>
-            <w:r>
-              <w:t>Spracherkennung</w:t>
-            </w:r>
-            <w:proofErr w:type="spellEnd"/>
-            <w:r>
-              <w:t xml:space="preserve"> </w:t>
-            </w:r>
-            <w:proofErr w:type="spellStart"/>
-            <w:r>
-              <w:t>drücken</w:t>
-            </w:r>
-            <w:proofErr w:type="spellEnd"/>
-          </w:p>
-          <w:p>
-            <w:pPr>
-              <w:pStyle w:val="Textkrper"/>
-              <w:numPr>
-                <w:ilvl w:val="0"/>
-                <w:numId w:val="3"/>
-              </w:numPr>
-              <w:spacing w:before="120" w:after="120"/>
-            </w:pPr>
-            <w:proofErr w:type="spellStart"/>
-            <w:r>
-              <w:t>Befehl</w:t>
-            </w:r>
-            <w:proofErr w:type="spellEnd"/>
-            <w:r>
-              <w:t xml:space="preserve"> “3”</w:t>
-            </w:r>
-            <w:r>
-              <w:t xml:space="preserve"> </w:t>
-            </w:r>
-            <w:proofErr w:type="spellStart"/>
-            <w:r>
-              <w:t>sprechen</w:t>
-            </w:r>
-            <w:proofErr w:type="spellEnd"/>
-          </w:p>
-        </w:tc>
-      </w:tr>
-      <w:tr>
-        <w:tc>
-          <w:tcPr>
-            <w:tcW w:w="2660" w:type="dxa"/>
-          </w:tcPr>
-          <w:p>
-            <w:pPr>
-              <w:pStyle w:val="Textkrper"/>
-              <w:spacing w:before="120" w:after="120"/>
-            </w:pPr>
-            <w:proofErr w:type="spellStart"/>
-            <w:r>
-              <w:t>Erwartetes</w:t>
-            </w:r>
-            <w:proofErr w:type="spellEnd"/>
-            <w:r>
-              <w:t xml:space="preserve"> Ergebnis</w:t>
-            </w:r>
-          </w:p>
-        </w:tc>
-        <w:tc>
-          <w:tcPr>
-            <w:tcW w:w="6886" w:type="dxa"/>
-          </w:tcPr>
-          <w:p>
-            <w:pPr>
-              <w:pStyle w:val="Textkrper"/>
-              <w:numPr>
-                <w:ilvl w:val="0"/>
-                <w:numId w:val="4"/>
-              </w:numPr>
-              <w:spacing w:before="120" w:after="120"/>
-            </w:pPr>
-            <w:r>
-              <w:t xml:space="preserve">Knopf </w:t>
-            </w:r>
-            <w:proofErr w:type="spellStart"/>
-            <w:r>
-              <w:t>ändert</w:t>
-            </w:r>
-            <w:proofErr w:type="spellEnd"/>
-            <w:r>
-              <w:t xml:space="preserve"> </w:t>
-            </w:r>
-            <w:proofErr w:type="spellStart"/>
-            <w:r>
-              <w:t>sich</w:t>
-            </w:r>
-            <w:proofErr w:type="spellEnd"/>
-            <w:r>
-              <w:t xml:space="preserve"> und </w:t>
-            </w:r>
-            <w:proofErr w:type="spellStart"/>
-            <w:r>
-              <w:t>zeigt</w:t>
-            </w:r>
-            <w:proofErr w:type="spellEnd"/>
-            <w:r>
-              <w:t xml:space="preserve"> den Text “Stopp”</w:t>
-            </w:r>
-          </w:p>
-          <w:p>
-            <w:pPr>
-              <w:pStyle w:val="Textkrper"/>
-              <w:numPr>
-                <w:ilvl w:val="0"/>
-                <w:numId w:val="4"/>
-              </w:numPr>
-              <w:spacing w:before="120" w:after="120"/>
-            </w:pPr>
-            <w:proofErr w:type="spellStart"/>
-            <w:r>
-              <w:t>Sprachbefehl</w:t>
-            </w:r>
-            <w:proofErr w:type="spellEnd"/>
-            <w:r>
-              <w:t xml:space="preserve"> </w:t>
-            </w:r>
-            <w:proofErr w:type="spellStart"/>
-            <w:r>
-              <w:t>wird</w:t>
-            </w:r>
-            <w:proofErr w:type="spellEnd"/>
-            <w:r>
-              <w:t xml:space="preserve"> </w:t>
-            </w:r>
-            <w:proofErr w:type="spellStart"/>
-            <w:r>
-              <w:t>angezeigt</w:t>
-            </w:r>
-            <w:proofErr w:type="spellEnd"/>
-            <w:r>
-              <w:t>: ”3”</w:t>
-            </w:r>
-            <w:r>
-              <w:t>;</w:t>
-            </w:r>
-          </w:p>
-          <w:p>
-            <w:pPr>
-              <w:pStyle w:val="Textkrper"/>
-              <w:numPr>
-                <w:ilvl w:val="0"/>
-                <w:numId w:val="4"/>
-              </w:numPr>
-              <w:spacing w:before="120" w:after="120"/>
-            </w:pPr>
-            <w:proofErr w:type="spellStart"/>
-            <w:r>
-              <w:t>Zeitsignal</w:t>
-            </w:r>
-            <w:proofErr w:type="spellEnd"/>
-            <w:r>
-              <w:t xml:space="preserve"> des </w:t>
-            </w:r>
-            <w:proofErr w:type="spellStart"/>
-            <w:r>
-              <w:t>Befehls</w:t>
-            </w:r>
-            <w:proofErr w:type="spellEnd"/>
-            <w:r>
-              <w:t xml:space="preserve"> </w:t>
-            </w:r>
-            <w:proofErr w:type="spellStart"/>
-            <w:r>
-              <w:t>wird</w:t>
-            </w:r>
-            <w:proofErr w:type="spellEnd"/>
-            <w:r>
-              <w:t xml:space="preserve"> </w:t>
-            </w:r>
-            <w:proofErr w:type="spellStart"/>
-            <w:r>
-              <w:t>ausgegeben</w:t>
-            </w:r>
-            <w:proofErr w:type="spellEnd"/>
-            <w:r>
-              <w:t xml:space="preserve"> </w:t>
-            </w:r>
-          </w:p>
-        </w:tc>
-      </w:tr>
-      <w:tr>
-        <w:tc>
-          <w:tcPr>
-            <w:tcW w:w="2660" w:type="dxa"/>
-          </w:tcPr>
-          <w:p>
-            <w:pPr>
-              <w:pStyle w:val="Textkrper"/>
-              <w:spacing w:before="120" w:after="120"/>
-            </w:pPr>
-            <w:proofErr w:type="spellStart"/>
-            <w:r>
-              <w:t>Tatsächliches</w:t>
-            </w:r>
-            <w:proofErr w:type="spellEnd"/>
-            <w:r>
-              <w:t xml:space="preserve"> </w:t>
-            </w:r>
-            <w:proofErr w:type="spellStart"/>
-            <w:r>
-              <w:t>Ergebnis</w:t>
-            </w:r>
-            <w:proofErr w:type="spellEnd"/>
-          </w:p>
-        </w:tc>
-        <w:tc>
-          <w:tcPr>
-            <w:tcW w:w="6886" w:type="dxa"/>
-          </w:tcPr>
-          <w:p>
-            <w:pPr>
-              <w:pStyle w:val="Textkrper"/>
-              <w:spacing w:before="120" w:after="120"/>
-            </w:pPr>
-          </w:p>
-        </w:tc>
-      </w:tr>
-      <w:tr>
-        <w:tc>
-          <w:tcPr>
-            <w:tcW w:w="2660" w:type="dxa"/>
-          </w:tcPr>
-          <w:p>
-            <w:pPr>
-              <w:pStyle w:val="Textkrper"/>
-              <w:spacing w:before="120" w:after="120"/>
-            </w:pPr>
-            <w:r>
-              <w:t>Status</w:t>
-            </w:r>
-          </w:p>
-        </w:tc>
-        <w:tc>
-          <w:tcPr>
-            <w:tcW w:w="6886" w:type="dxa"/>
-          </w:tcPr>
-          <w:p>
-            <w:pPr>
-              <w:pStyle w:val="Textkrper"/>
-              <w:spacing w:before="120" w:after="120"/>
-            </w:pPr>
-          </w:p>
-        </w:tc>
-      </w:tr>
-      <w:tr>
-        <w:tc>
-          <w:tcPr>
-            <w:tcW w:w="2660" w:type="dxa"/>
-          </w:tcPr>
-          <w:p>
-            <w:pPr>
-              <w:pStyle w:val="Textkrper"/>
-              <w:spacing w:before="120" w:after="120"/>
-            </w:pPr>
-            <w:r>
-              <w:t>Tester</w:t>
-            </w:r>
-          </w:p>
-        </w:tc>
-        <w:tc>
-          <w:tcPr>
-            <w:tcW w:w="6886" w:type="dxa"/>
-          </w:tcPr>
-          <w:p>
-            <w:pPr>
-              <w:pStyle w:val="Textkrper"/>
-              <w:spacing w:before="120" w:after="120"/>
-            </w:pPr>
-          </w:p>
-        </w:tc>
-      </w:tr>
-      <w:tr>
-        <w:tc>
-          <w:tcPr>
-            <w:tcW w:w="2660" w:type="dxa"/>
-          </w:tcPr>
-          <w:p>
-            <w:pPr>
-              <w:pStyle w:val="Textkrper"/>
-              <w:spacing w:before="120" w:after="120"/>
-            </w:pPr>
-            <w:proofErr w:type="spellStart"/>
-            <w:r>
-              <w:t>Testdatum</w:t>
-            </w:r>
-            <w:proofErr w:type="spellEnd"/>
-          </w:p>
-        </w:tc>
-        <w:tc>
-          <w:tcPr>
-            <w:tcW w:w="6886" w:type="dxa"/>
-          </w:tcPr>
-          <w:p>
-            <w:pPr>
-              <w:pStyle w:val="Textkrper"/>
-              <w:spacing w:before="120" w:after="120"/>
-            </w:pPr>
-          </w:p>
-        </w:tc>
-      </w:tr>
-      <w:tr>
-        <w:tc>
-          <w:tcPr>
-            <w:tcW w:w="2660" w:type="dxa"/>
-          </w:tcPr>
-          <w:p>
-            <w:pPr>
-              <w:pStyle w:val="Textkrper"/>
-              <w:spacing w:before="120" w:after="120"/>
-            </w:pPr>
-            <w:proofErr w:type="spellStart"/>
-            <w:r>
-              <w:t>Kommentar</w:t>
-            </w:r>
-            <w:proofErr w:type="spellEnd"/>
-          </w:p>
-        </w:tc>
-        <w:tc>
-          <w:tcPr>
-            <w:tcW w:w="6886" w:type="dxa"/>
-          </w:tcPr>
-          <w:p>
-            <w:pPr>
-              <w:pStyle w:val="Textkrper"/>
-              <w:spacing w:before="120" w:after="120"/>
-            </w:pPr>
-          </w:p>
-        </w:tc>
-      </w:tr>
-    </w:tbl>
-    <w:p>
-      <w:pPr>
-        <w:pStyle w:val="Textkrper"/>
-      </w:pPr>
-    </w:p>
-    <w:tbl>
-      <w:tblPr>
-        <w:tblStyle w:val="Tabellenraster"/>
-        <w:tblW w:w="0" w:type="auto"/>
-        <w:tblLook w:val="04A0" w:firstRow="1" w:lastRow="0" w:firstColumn="1" w:lastColumn="0" w:noHBand="0" w:noVBand="1"/>
-      </w:tblPr>
-      <w:tblGrid>
-        <w:gridCol w:w="2660"/>
-        <w:gridCol w:w="6886"/>
-      </w:tblGrid>
-      <w:tr>
-        <w:tc>
-          <w:tcPr>
-            <w:tcW w:w="2660" w:type="dxa"/>
-          </w:tcPr>
-          <w:p>
-            <w:pPr>
-              <w:pStyle w:val="Textkrper"/>
-              <w:spacing w:before="120" w:after="120"/>
-            </w:pPr>
-            <w:r>
-              <w:t>Feld</w:t>
-            </w:r>
-          </w:p>
-        </w:tc>
-        <w:tc>
-          <w:tcPr>
-            <w:tcW w:w="6886" w:type="dxa"/>
-          </w:tcPr>
-          <w:p>
-            <w:pPr>
-              <w:pStyle w:val="Textkrper"/>
-              <w:spacing w:before="120" w:after="120"/>
-            </w:pPr>
-            <w:proofErr w:type="spellStart"/>
-            <w:r>
-              <w:t>Inhalt</w:t>
-            </w:r>
-            <w:proofErr w:type="spellEnd"/>
-          </w:p>
-        </w:tc>
-      </w:tr>
-      <w:tr>
-        <w:tc>
-          <w:tcPr>
-            <w:tcW w:w="2660" w:type="dxa"/>
-          </w:tcPr>
-          <w:p>
-            <w:pPr>
-              <w:pStyle w:val="Textkrper"/>
-              <w:spacing w:before="120" w:after="120"/>
-            </w:pPr>
-            <w:proofErr w:type="spellStart"/>
-            <w:r>
-              <w:t>Testfall</w:t>
-            </w:r>
-            <w:proofErr w:type="spellEnd"/>
-            <w:r>
-              <w:t>-ID</w:t>
-            </w:r>
-          </w:p>
-        </w:tc>
-        <w:tc>
-          <w:tcPr>
-            <w:tcW w:w="6886" w:type="dxa"/>
-          </w:tcPr>
-          <w:p>
-            <w:pPr>
-              <w:pStyle w:val="Textkrper"/>
-              <w:spacing w:before="120" w:after="120"/>
-            </w:pPr>
-            <w:r>
-              <w:t>SYS_U_4.1.</w:t>
-            </w:r>
-            <w:r>
-              <w:t>4</w:t>
-            </w:r>
-          </w:p>
-        </w:tc>
-      </w:tr>
-      <w:tr>
-        <w:tc>
-          <w:tcPr>
-            <w:tcW w:w="2660" w:type="dxa"/>
-          </w:tcPr>
-          <w:p>
-            <w:pPr>
-              <w:pStyle w:val="Textkrper"/>
-              <w:spacing w:before="120" w:after="120"/>
-            </w:pPr>
-            <w:r>
-              <w:t>Titel</w:t>
-            </w:r>
-          </w:p>
-        </w:tc>
-        <w:tc>
-          <w:tcPr>
-            <w:tcW w:w="6886" w:type="dxa"/>
-          </w:tcPr>
-          <w:p>
-            <w:pPr>
-              <w:pStyle w:val="Textkrper"/>
-              <w:spacing w:before="120" w:after="120"/>
-            </w:pPr>
-            <w:proofErr w:type="spellStart"/>
-            <w:r>
-              <w:t>Spracherkennung</w:t>
-            </w:r>
-            <w:proofErr w:type="spellEnd"/>
-            <w:r>
-              <w:t xml:space="preserve"> </w:t>
-            </w:r>
-            <w:proofErr w:type="spellStart"/>
-            <w:r>
-              <w:t>stoppen</w:t>
-            </w:r>
-            <w:proofErr w:type="spellEnd"/>
-          </w:p>
-        </w:tc>
-      </w:tr>
-      <w:tr>
-        <w:tc>
-          <w:tcPr>
-            <w:tcW w:w="2660" w:type="dxa"/>
-          </w:tcPr>
-          <w:p>
-            <w:pPr>
-              <w:pStyle w:val="Textkrper"/>
-              <w:spacing w:before="120" w:after="120"/>
-            </w:pPr>
-            <w:proofErr w:type="spellStart"/>
-            <w:r>
-              <w:t>Beschreibung</w:t>
-            </w:r>
-            <w:proofErr w:type="spellEnd"/>
-          </w:p>
-        </w:tc>
-        <w:tc>
-          <w:tcPr>
-            <w:tcW w:w="6886" w:type="dxa"/>
-          </w:tcPr>
-          <w:p>
-            <w:pPr>
-              <w:pStyle w:val="Textkrper"/>
-              <w:spacing w:before="120" w:after="120"/>
-            </w:pPr>
-            <w:r>
-              <w:rPr>
-                <w:rFonts w:cs="Arial"/>
-              </w:rPr>
-              <w:t xml:space="preserve">Benutzer </w:t>
-            </w:r>
-            <w:proofErr w:type="spellStart"/>
-            <w:r>
-              <w:rPr>
-                <w:rFonts w:cs="Arial"/>
-              </w:rPr>
-              <w:t>kann</w:t>
-            </w:r>
-            <w:proofErr w:type="spellEnd"/>
-            <w:r>
-              <w:rPr>
-                <w:rFonts w:cs="Arial"/>
-              </w:rPr>
-              <w:t xml:space="preserve"> </w:t>
-            </w:r>
-            <w:proofErr w:type="spellStart"/>
-            <w:r>
-              <w:rPr>
-                <w:rFonts w:cs="Arial"/>
-              </w:rPr>
-              <w:t>mithilfe</w:t>
-            </w:r>
-            <w:proofErr w:type="spellEnd"/>
-            <w:r>
-              <w:rPr>
-                <w:rFonts w:cs="Arial"/>
-              </w:rPr>
-              <w:t xml:space="preserve"> </w:t>
-            </w:r>
-            <w:proofErr w:type="spellStart"/>
-            <w:r>
-              <w:rPr>
-                <w:rFonts w:cs="Arial"/>
-              </w:rPr>
-              <w:t>eines</w:t>
-            </w:r>
-            <w:proofErr w:type="spellEnd"/>
-            <w:r>
-              <w:rPr>
-                <w:rFonts w:cs="Arial"/>
-              </w:rPr>
-              <w:t xml:space="preserve"> Buttons </w:t>
-            </w:r>
-            <w:proofErr w:type="spellStart"/>
-            <w:r>
-              <w:rPr>
-                <w:rFonts w:cs="Arial"/>
-              </w:rPr>
-              <w:t>kontrollieren</w:t>
-            </w:r>
-            <w:proofErr w:type="spellEnd"/>
-            <w:r>
-              <w:rPr>
-                <w:rFonts w:cs="Arial"/>
-              </w:rPr>
-              <w:t xml:space="preserve">, </w:t>
-            </w:r>
-            <w:proofErr w:type="spellStart"/>
-            <w:r>
-              <w:rPr>
-                <w:rFonts w:cs="Arial"/>
-              </w:rPr>
-              <w:t>ob</w:t>
-            </w:r>
-            <w:proofErr w:type="spellEnd"/>
-            <w:r>
-              <w:rPr>
-                <w:rFonts w:cs="Arial"/>
-              </w:rPr>
-              <w:t>/</w:t>
-            </w:r>
-            <w:proofErr w:type="spellStart"/>
-            <w:r>
-              <w:rPr>
-                <w:rFonts w:cs="Arial"/>
-              </w:rPr>
-              <w:t>wann</w:t>
-            </w:r>
-            <w:proofErr w:type="spellEnd"/>
-            <w:r>
-              <w:rPr>
-                <w:rFonts w:cs="Arial"/>
-              </w:rPr>
-              <w:t xml:space="preserve"> die </w:t>
-            </w:r>
-            <w:proofErr w:type="spellStart"/>
-            <w:r>
-              <w:rPr>
-                <w:rFonts w:cs="Arial"/>
-              </w:rPr>
-              <w:lastRenderedPageBreak/>
-              <w:t>Spracherkennung</w:t>
-            </w:r>
-            <w:proofErr w:type="spellEnd"/>
-            <w:r>
-              <w:rPr>
-                <w:rFonts w:cs="Arial"/>
-              </w:rPr>
-              <w:t xml:space="preserve"> </w:t>
-            </w:r>
-            <w:proofErr w:type="spellStart"/>
-            <w:r>
-              <w:rPr>
-                <w:rFonts w:cs="Arial"/>
-              </w:rPr>
-              <w:t>de</w:t>
-            </w:r>
-            <w:r>
-              <w:rPr>
-                <w:rFonts w:cs="Arial"/>
-              </w:rPr>
-              <w:t>aktiviert</w:t>
-            </w:r>
-            <w:proofErr w:type="spellEnd"/>
-            <w:r>
-              <w:rPr>
-                <w:rFonts w:cs="Arial"/>
-              </w:rPr>
-              <w:t xml:space="preserve"> </w:t>
-            </w:r>
-            <w:proofErr w:type="spellStart"/>
-            <w:r>
-              <w:rPr>
-                <w:rFonts w:cs="Arial"/>
-              </w:rPr>
-              <w:t>werden</w:t>
-            </w:r>
-            <w:proofErr w:type="spellEnd"/>
-            <w:r>
-              <w:rPr>
-                <w:rFonts w:cs="Arial"/>
-              </w:rPr>
-              <w:t xml:space="preserve"> </w:t>
-            </w:r>
-            <w:proofErr w:type="spellStart"/>
-            <w:r>
-              <w:rPr>
-                <w:rFonts w:cs="Arial"/>
-              </w:rPr>
-              <w:t>soll</w:t>
-            </w:r>
-            <w:proofErr w:type="spellEnd"/>
-          </w:p>
-        </w:tc>
-      </w:tr>
-      <w:tr>
-        <w:tc>
-          <w:tcPr>
-            <w:tcW w:w="2660" w:type="dxa"/>
-          </w:tcPr>
-          <w:p>
-            <w:pPr>
-              <w:pStyle w:val="Textkrper"/>
-              <w:spacing w:before="120" w:after="120"/>
-            </w:pPr>
-            <w:proofErr w:type="spellStart"/>
-            <w:r>
-              <w:lastRenderedPageBreak/>
-              <w:t>Vorraussetzung</w:t>
-            </w:r>
-            <w:proofErr w:type="spellEnd"/>
-          </w:p>
-        </w:tc>
-        <w:tc>
-          <w:tcPr>
-            <w:tcW w:w="6886" w:type="dxa"/>
-          </w:tcPr>
-          <w:p>
-            <w:pPr>
-              <w:pStyle w:val="Textkrper"/>
-              <w:spacing w:before="120" w:after="120"/>
-            </w:pPr>
-            <w:proofErr w:type="spellStart"/>
-            <w:r>
-              <w:t>Gerät</w:t>
-            </w:r>
-            <w:proofErr w:type="spellEnd"/>
-            <w:r>
-              <w:t xml:space="preserve"> </w:t>
-            </w:r>
-            <w:proofErr w:type="spellStart"/>
-            <w:r>
-              <w:t>besitzt</w:t>
-            </w:r>
-            <w:proofErr w:type="spellEnd"/>
-            <w:r>
-              <w:t xml:space="preserve"> </w:t>
-            </w:r>
-            <w:proofErr w:type="spellStart"/>
-            <w:r>
-              <w:t>ein</w:t>
-            </w:r>
-            <w:proofErr w:type="spellEnd"/>
-            <w:r>
-              <w:t xml:space="preserve"> </w:t>
-            </w:r>
-            <w:proofErr w:type="spellStart"/>
-            <w:r>
-              <w:t>Mikrofon</w:t>
-            </w:r>
-            <w:proofErr w:type="spellEnd"/>
-            <w:r>
-              <w:t xml:space="preserve"> </w:t>
-            </w:r>
-          </w:p>
-        </w:tc>
-      </w:tr>
-      <w:tr>
-        <w:tc>
-          <w:tcPr>
-            <w:tcW w:w="2660" w:type="dxa"/>
-          </w:tcPr>
-          <w:p>
-            <w:pPr>
-              <w:pStyle w:val="Textkrper"/>
-              <w:spacing w:before="120" w:after="120"/>
-            </w:pPr>
-            <w:proofErr w:type="spellStart"/>
-            <w:r>
-              <w:t>Testdaten</w:t>
-            </w:r>
-            <w:proofErr w:type="spellEnd"/>
-          </w:p>
-        </w:tc>
-        <w:tc>
-          <w:tcPr>
-            <w:tcW w:w="6886" w:type="dxa"/>
-          </w:tcPr>
-          <w:p>
-            <w:pPr>
-              <w:pStyle w:val="Textkrper"/>
-              <w:spacing w:before="120" w:after="120"/>
-            </w:pPr>
-            <w:proofErr w:type="spellStart"/>
-            <w:r>
-              <w:t>Sprachbefehl</w:t>
-            </w:r>
-            <w:proofErr w:type="spellEnd"/>
-            <w:r>
-              <w:t xml:space="preserve"> “3”</w:t>
-            </w:r>
-          </w:p>
-        </w:tc>
-      </w:tr>
-      <w:tr>
-        <w:tc>
-          <w:tcPr>
-            <w:tcW w:w="2660" w:type="dxa"/>
-          </w:tcPr>
-          <w:p>
-            <w:pPr>
-              <w:pStyle w:val="Textkrper"/>
-              <w:spacing w:before="120" w:after="120"/>
-            </w:pPr>
-            <w:proofErr w:type="spellStart"/>
-            <w:r>
-              <w:t>Testschritte</w:t>
-            </w:r>
-            <w:proofErr w:type="spellEnd"/>
-          </w:p>
-        </w:tc>
-        <w:tc>
-          <w:tcPr>
-            <w:tcW w:w="6886" w:type="dxa"/>
-          </w:tcPr>
-          <w:p>
-            <w:pPr>
-              <w:pStyle w:val="Textkrper"/>
-              <w:numPr>
-                <w:ilvl w:val="0"/>
-                <w:numId w:val="5"/>
-              </w:numPr>
-              <w:spacing w:before="120" w:after="120"/>
-            </w:pPr>
-            <w:r>
-              <w:t xml:space="preserve">GUI </w:t>
-            </w:r>
-            <w:proofErr w:type="spellStart"/>
-            <w:r>
-              <w:t>öffnen</w:t>
-            </w:r>
-            <w:proofErr w:type="spellEnd"/>
-            <w:r>
-              <w:t xml:space="preserve"> </w:t>
-            </w:r>
-          </w:p>
-          <w:p>
-            <w:pPr>
-              <w:pStyle w:val="Textkrper"/>
-              <w:numPr>
-                <w:ilvl w:val="0"/>
-                <w:numId w:val="5"/>
-              </w:numPr>
-              <w:spacing w:before="120" w:after="120"/>
-            </w:pPr>
-            <w:proofErr w:type="spellStart"/>
-            <w:r>
-              <w:t>Startknop</w:t>
-            </w:r>
-            <w:r>
-              <w:t>f</w:t>
-            </w:r>
-            <w:proofErr w:type="spellEnd"/>
-            <w:r>
-              <w:t xml:space="preserve"> </w:t>
-            </w:r>
-            <w:r>
-              <w:t>der</w:t>
-            </w:r>
-            <w:r>
-              <w:t xml:space="preserve"> </w:t>
-            </w:r>
-            <w:proofErr w:type="spellStart"/>
-            <w:r>
-              <w:t>Spracherkennung</w:t>
-            </w:r>
-            <w:proofErr w:type="spellEnd"/>
-            <w:r>
-              <w:t xml:space="preserve"> </w:t>
-            </w:r>
-            <w:proofErr w:type="spellStart"/>
-            <w:r>
-              <w:t>drücken</w:t>
-            </w:r>
-            <w:proofErr w:type="spellEnd"/>
-          </w:p>
-          <w:p>
-            <w:pPr>
-              <w:pStyle w:val="Textkrper"/>
-              <w:numPr>
-                <w:ilvl w:val="0"/>
-                <w:numId w:val="5"/>
-              </w:numPr>
-              <w:spacing w:before="120" w:after="120"/>
-            </w:pPr>
-            <w:proofErr w:type="spellStart"/>
-            <w:r>
-              <w:t>Befehl</w:t>
-            </w:r>
-            <w:proofErr w:type="spellEnd"/>
-            <w:r>
-              <w:t xml:space="preserve"> “3”</w:t>
-            </w:r>
-            <w:r>
-              <w:t xml:space="preserve"> </w:t>
-            </w:r>
-            <w:proofErr w:type="spellStart"/>
-            <w:r>
-              <w:t>sprechen</w:t>
-            </w:r>
-            <w:proofErr w:type="spellEnd"/>
-          </w:p>
-          <w:p>
-            <w:pPr>
-              <w:pStyle w:val="Textkrper"/>
-              <w:numPr>
-                <w:ilvl w:val="0"/>
-                <w:numId w:val="5"/>
-              </w:numPr>
-              <w:spacing w:before="120" w:after="120"/>
-            </w:pPr>
-            <w:proofErr w:type="spellStart"/>
-            <w:r>
-              <w:t>Stoppknop</w:t>
-            </w:r>
-            <w:proofErr w:type="spellEnd"/>
-            <w:r>
-              <w:t xml:space="preserve"> der </w:t>
-            </w:r>
-            <w:proofErr w:type="spellStart"/>
-            <w:r>
-              <w:t>Spracherkennung</w:t>
-            </w:r>
-            <w:proofErr w:type="spellEnd"/>
-            <w:r>
-              <w:t xml:space="preserve"> </w:t>
-            </w:r>
-            <w:proofErr w:type="spellStart"/>
-            <w:r>
-              <w:t>drücken</w:t>
-            </w:r>
-            <w:proofErr w:type="spellEnd"/>
-          </w:p>
-        </w:tc>
-      </w:tr>
-      <w:tr>
-        <w:tc>
-          <w:tcPr>
-            <w:tcW w:w="2660" w:type="dxa"/>
-          </w:tcPr>
-          <w:p>
-            <w:pPr>
-              <w:pStyle w:val="Textkrper"/>
-              <w:spacing w:before="120" w:after="120"/>
-            </w:pPr>
-            <w:proofErr w:type="spellStart"/>
-            <w:r>
-              <w:t>Erwartetes</w:t>
-            </w:r>
-            <w:proofErr w:type="spellEnd"/>
-            <w:r>
-              <w:t xml:space="preserve"> Ergebnis</w:t>
-            </w:r>
-          </w:p>
-        </w:tc>
-        <w:tc>
-          <w:tcPr>
-            <w:tcW w:w="6886" w:type="dxa"/>
-          </w:tcPr>
-          <w:p>
-            <w:pPr>
-              <w:pStyle w:val="Textkrper"/>
-              <w:numPr>
-                <w:ilvl w:val="0"/>
-                <w:numId w:val="6"/>
-              </w:numPr>
-              <w:spacing w:before="120" w:after="120"/>
-            </w:pPr>
-            <w:r>
-              <w:t xml:space="preserve">Knopf </w:t>
-            </w:r>
-            <w:proofErr w:type="spellStart"/>
-            <w:r>
-              <w:t>ändert</w:t>
-            </w:r>
-            <w:proofErr w:type="spellEnd"/>
-            <w:r>
-              <w:t xml:space="preserve"> </w:t>
-            </w:r>
-            <w:proofErr w:type="spellStart"/>
-            <w:r>
-              <w:t>sich</w:t>
-            </w:r>
-            <w:proofErr w:type="spellEnd"/>
-            <w:r>
-              <w:t xml:space="preserve"> und </w:t>
-            </w:r>
-            <w:proofErr w:type="spellStart"/>
-            <w:r>
-              <w:t>zeigt</w:t>
-            </w:r>
-            <w:proofErr w:type="spellEnd"/>
-            <w:r>
-              <w:t xml:space="preserve"> den Text “</w:t>
-            </w:r>
-            <w:r>
-              <w:t>Start</w:t>
-            </w:r>
-            <w:r>
-              <w:t>”</w:t>
-            </w:r>
-          </w:p>
-          <w:p>
-            <w:pPr>
-              <w:pStyle w:val="Textkrper"/>
-              <w:numPr>
-                <w:ilvl w:val="0"/>
-                <w:numId w:val="6"/>
-              </w:numPr>
-              <w:spacing w:before="120" w:after="120"/>
-            </w:pPr>
-            <w:proofErr w:type="spellStart"/>
-            <w:r>
-              <w:t>Sprachbefehl</w:t>
-            </w:r>
-            <w:proofErr w:type="spellEnd"/>
-            <w:r>
-              <w:t xml:space="preserve"> </w:t>
-            </w:r>
-            <w:r>
-              <w:t xml:space="preserve">“3” </w:t>
-            </w:r>
-            <w:proofErr w:type="spellStart"/>
-            <w:r>
-              <w:t>w</w:t>
-            </w:r>
-            <w:r>
-              <w:t>ird</w:t>
-            </w:r>
-            <w:proofErr w:type="spellEnd"/>
-            <w:r>
-              <w:t xml:space="preserve"> </w:t>
-            </w:r>
-            <w:proofErr w:type="spellStart"/>
-            <w:r>
-              <w:t>nicht</w:t>
-            </w:r>
-            <w:proofErr w:type="spellEnd"/>
-            <w:r>
-              <w:t xml:space="preserve"> </w:t>
-            </w:r>
-            <w:proofErr w:type="spellStart"/>
-            <w:r>
-              <w:t>mehr</w:t>
-            </w:r>
-            <w:proofErr w:type="spellEnd"/>
-            <w:r>
-              <w:t xml:space="preserve"> </w:t>
-            </w:r>
-            <w:proofErr w:type="spellStart"/>
-            <w:r>
-              <w:t>wahrgenommen</w:t>
-            </w:r>
-            <w:proofErr w:type="spellEnd"/>
-            <w:r>
-              <w:t xml:space="preserve"> </w:t>
-            </w:r>
-          </w:p>
-          <w:p>
-            <w:pPr>
-              <w:pStyle w:val="Textkrper"/>
-              <w:numPr>
-                <w:ilvl w:val="0"/>
-                <w:numId w:val="6"/>
-              </w:numPr>
-              <w:spacing w:before="120" w:after="120"/>
-            </w:pPr>
-            <w:proofErr w:type="spellStart"/>
-            <w:r>
-              <w:t>Zeitsignal</w:t>
-            </w:r>
-            <w:proofErr w:type="spellEnd"/>
-            <w:r>
-              <w:t xml:space="preserve"> </w:t>
-            </w:r>
-            <w:proofErr w:type="spellStart"/>
-            <w:r>
-              <w:t>stoppt</w:t>
-            </w:r>
-            <w:proofErr w:type="spellEnd"/>
-            <w:r>
-              <w:t xml:space="preserve"> </w:t>
-            </w:r>
-          </w:p>
-        </w:tc>
-      </w:tr>
-      <w:tr>
-        <w:tc>
-          <w:tcPr>
-            <w:tcW w:w="2660" w:type="dxa"/>
-          </w:tcPr>
-          <w:p>
-            <w:pPr>
-              <w:pStyle w:val="Textkrper"/>
-              <w:spacing w:before="120" w:after="120"/>
-            </w:pPr>
-            <w:proofErr w:type="spellStart"/>
-            <w:r>
-              <w:t>Tatsächliches</w:t>
-            </w:r>
-            <w:proofErr w:type="spellEnd"/>
-            <w:r>
-              <w:t xml:space="preserve"> </w:t>
-            </w:r>
-            <w:proofErr w:type="spellStart"/>
-            <w:r>
-              <w:t>Ergebnis</w:t>
-            </w:r>
-            <w:proofErr w:type="spellEnd"/>
-          </w:p>
-        </w:tc>
-        <w:tc>
-          <w:tcPr>
-            <w:tcW w:w="6886" w:type="dxa"/>
-          </w:tcPr>
-          <w:p>
-            <w:pPr>
-              <w:pStyle w:val="Textkrper"/>
-              <w:spacing w:before="120" w:after="120"/>
-            </w:pPr>
-          </w:p>
-        </w:tc>
-      </w:tr>
-      <w:tr>
-        <w:tc>
-          <w:tcPr>
-            <w:tcW w:w="2660" w:type="dxa"/>
-          </w:tcPr>
-          <w:p>
-            <w:pPr>
-              <w:pStyle w:val="Textkrper"/>
-              <w:spacing w:before="120" w:after="120"/>
-            </w:pPr>
-            <w:r>
-              <w:t>Status</w:t>
-            </w:r>
-          </w:p>
-        </w:tc>
-        <w:tc>
-          <w:tcPr>
-            <w:tcW w:w="6886" w:type="dxa"/>
-          </w:tcPr>
-          <w:p>
-            <w:pPr>
-              <w:pStyle w:val="Textkrper"/>
-              <w:spacing w:before="120" w:after="120"/>
-            </w:pPr>
-          </w:p>
-        </w:tc>
-      </w:tr>
-      <w:tr>
-        <w:tc>
-          <w:tcPr>
-            <w:tcW w:w="2660" w:type="dxa"/>
-          </w:tcPr>
-          <w:p>
-            <w:pPr>
-              <w:pStyle w:val="Textkrper"/>
-              <w:spacing w:before="120" w:after="120"/>
-            </w:pPr>
-            <w:r>
-              <w:t>Tester</w:t>
-            </w:r>
-          </w:p>
-        </w:tc>
-        <w:tc>
-          <w:tcPr>
-            <w:tcW w:w="6886" w:type="dxa"/>
-          </w:tcPr>
-          <w:p>
-            <w:pPr>
-              <w:pStyle w:val="Textkrper"/>
-              <w:spacing w:before="120" w:after="120"/>
-            </w:pPr>
-          </w:p>
-        </w:tc>
-      </w:tr>
-      <w:tr>
-        <w:tc>
-          <w:tcPr>
-            <w:tcW w:w="2660" w:type="dxa"/>
-          </w:tcPr>
-          <w:p>
-            <w:pPr>
-              <w:pStyle w:val="Textkrper"/>
-              <w:spacing w:before="120" w:after="120"/>
-            </w:pPr>
-            <w:proofErr w:type="spellStart"/>
-            <w:r>
-              <w:t>Testdatum</w:t>
-            </w:r>
-            <w:proofErr w:type="spellEnd"/>
-          </w:p>
-        </w:tc>
-        <w:tc>
-          <w:tcPr>
-            <w:tcW w:w="6886" w:type="dxa"/>
-          </w:tcPr>
-          <w:p>
-            <w:pPr>
-              <w:pStyle w:val="Textkrper"/>
-              <w:spacing w:before="120" w:after="120"/>
-            </w:pPr>
-          </w:p>
-        </w:tc>
-      </w:tr>
-      <w:tr>
-        <w:tc>
-          <w:tcPr>
-            <w:tcW w:w="2660" w:type="dxa"/>
-          </w:tcPr>
-          <w:p>
-            <w:pPr>
-              <w:pStyle w:val="Textkrper"/>
-              <w:spacing w:before="120" w:after="120"/>
-            </w:pPr>
-            <w:proofErr w:type="spellStart"/>
-            <w:r>
               <w:t>Kommentar</w:t>
             </w:r>
             <w:proofErr w:type="spellEnd"/>
@@ -4285,10 +2647,7 @@
               <w:spacing w:before="120" w:after="120"/>
             </w:pPr>
             <w:r>
-              <w:t>SYS_U_</w:t>
-            </w:r>
-            <w:r>
-              <w:t>3.1.1</w:t>
+              <w:t>SYS_U_3.1.1</w:t>
             </w:r>
           </w:p>
         </w:tc>
@@ -4718,7 +3077,6 @@
             </w:pPr>
             <w:proofErr w:type="spellStart"/>
             <w:r>
-              <w:lastRenderedPageBreak/>
               <w:t>Erwartetes</w:t>
             </w:r>
             <w:proofErr w:type="spellEnd"/>
@@ -4999,13 +3357,7 @@
             </w:r>
             <w:proofErr w:type="spellEnd"/>
             <w:r>
-              <w:t xml:space="preserve"> von “</w:t>
-            </w:r>
-            <w:r>
-              <w:t>7</w:t>
-            </w:r>
-            <w:r>
-              <w:t xml:space="preserve">” </w:t>
+              <w:t xml:space="preserve"> von “7” </w:t>
             </w:r>
             <w:proofErr w:type="spellStart"/>
             <w:r>
@@ -5348,10 +3700,7 @@
               <w:spacing w:before="120" w:after="120"/>
             </w:pPr>
             <w:r>
-              <w:t>SYS_U_3.1.</w:t>
-            </w:r>
-            <w:r>
-              <w:t>2</w:t>
+              <w:t>SYS_U_3.1.2</w:t>
             </w:r>
           </w:p>
         </w:tc>
@@ -5668,7 +4017,7 @@
               <w:pStyle w:val="Textkrper"/>
               <w:numPr>
                 <w:ilvl w:val="0"/>
-                <w:numId w:val="7"/>
+                <w:numId w:val="9"/>
               </w:numPr>
               <w:spacing w:before="120" w:after="120"/>
             </w:pPr>
@@ -5689,7 +4038,7 @@
               <w:pStyle w:val="Textkrper"/>
               <w:numPr>
                 <w:ilvl w:val="0"/>
-                <w:numId w:val="7"/>
+                <w:numId w:val="9"/>
               </w:numPr>
               <w:spacing w:before="120" w:after="120"/>
             </w:pPr>
@@ -5720,7 +4069,7 @@
               <w:pStyle w:val="Textkrper"/>
               <w:numPr>
                 <w:ilvl w:val="0"/>
-                <w:numId w:val="7"/>
+                <w:numId w:val="9"/>
               </w:numPr>
               <w:spacing w:before="120" w:after="120"/>
             </w:pPr>
@@ -5743,7 +4092,7 @@
               <w:pStyle w:val="Textkrper"/>
               <w:numPr>
                 <w:ilvl w:val="0"/>
-                <w:numId w:val="7"/>
+                <w:numId w:val="9"/>
               </w:numPr>
               <w:spacing w:before="120" w:after="120"/>
             </w:pPr>
@@ -5792,7 +4141,7 @@
               <w:pStyle w:val="Textkrper"/>
               <w:numPr>
                 <w:ilvl w:val="0"/>
-                <w:numId w:val="8"/>
+                <w:numId w:val="10"/>
               </w:numPr>
               <w:spacing w:before="120" w:after="120"/>
             </w:pPr>
@@ -5829,13 +4178,12 @@
               <w:pStyle w:val="Textkrper"/>
               <w:numPr>
                 <w:ilvl w:val="0"/>
-                <w:numId w:val="8"/>
+                <w:numId w:val="10"/>
               </w:numPr>
               <w:spacing w:before="120" w:after="120"/>
             </w:pPr>
             <w:proofErr w:type="spellStart"/>
             <w:r>
-              <w:lastRenderedPageBreak/>
               <w:t>Sprachbefehl</w:t>
             </w:r>
             <w:proofErr w:type="spellEnd"/>
@@ -5864,7 +4212,7 @@
               <w:pStyle w:val="Textkrper"/>
               <w:numPr>
                 <w:ilvl w:val="0"/>
-                <w:numId w:val="8"/>
+                <w:numId w:val="10"/>
               </w:numPr>
               <w:spacing w:before="120" w:after="120"/>
             </w:pPr>
@@ -5903,7 +4251,7 @@
               <w:pStyle w:val="Textkrper"/>
               <w:numPr>
                 <w:ilvl w:val="0"/>
-                <w:numId w:val="8"/>
+                <w:numId w:val="10"/>
               </w:numPr>
               <w:spacing w:before="120" w:after="120"/>
             </w:pPr>
@@ -5969,7 +4317,7 @@
               <w:pStyle w:val="Textkrper"/>
               <w:numPr>
                 <w:ilvl w:val="0"/>
-                <w:numId w:val="8"/>
+                <w:numId w:val="10"/>
               </w:numPr>
               <w:spacing w:before="120" w:after="120"/>
             </w:pPr>
@@ -6000,7 +4348,7 @@
               <w:pStyle w:val="Textkrper"/>
               <w:numPr>
                 <w:ilvl w:val="0"/>
-                <w:numId w:val="8"/>
+                <w:numId w:val="10"/>
               </w:numPr>
               <w:spacing w:before="120" w:after="120"/>
             </w:pPr>
@@ -6122,7 +4470,7 @@
               <w:pStyle w:val="Textkrper"/>
               <w:numPr>
                 <w:ilvl w:val="0"/>
-                <w:numId w:val="8"/>
+                <w:numId w:val="10"/>
               </w:numPr>
               <w:spacing w:before="120" w:after="120"/>
             </w:pPr>
@@ -6173,7 +4521,6 @@
             </w:pPr>
             <w:proofErr w:type="spellStart"/>
             <w:r>
-              <w:lastRenderedPageBreak/>
               <w:t>Tatsächliches</w:t>
             </w:r>
             <w:proofErr w:type="spellEnd"/>
@@ -6319,23 +4666,4654 @@
     </w:p>
     <w:p>
       <w:pPr>
-        <w:pStyle w:val="berschrift1"/>
+        <w:pStyle w:val="berschrift2"/>
       </w:pPr>
       <w:proofErr w:type="spellStart"/>
       <w:r>
+        <w:lastRenderedPageBreak/>
         <w:t>Mikrofondaten</w:t>
       </w:r>
       <w:proofErr w:type="spellEnd"/>
     </w:p>
     <w:p>
       <w:pPr>
-        <w:pStyle w:val="berschrift1"/>
+        <w:pStyle w:val="Textkrper"/>
+      </w:pPr>
+    </w:p>
+    <w:tbl>
+      <w:tblPr>
+        <w:tblStyle w:val="Tabellenraster"/>
+        <w:tblW w:w="0" w:type="auto"/>
+        <w:tblLook w:val="04A0" w:firstRow="1" w:lastRow="0" w:firstColumn="1" w:lastColumn="0" w:noHBand="0" w:noVBand="1"/>
+      </w:tblPr>
+      <w:tblGrid>
+        <w:gridCol w:w="2660"/>
+        <w:gridCol w:w="6886"/>
+      </w:tblGrid>
+      <w:tr>
+        <w:tc>
+          <w:tcPr>
+            <w:tcW w:w="2660" w:type="dxa"/>
+          </w:tcPr>
+          <w:p>
+            <w:pPr>
+              <w:pStyle w:val="Textkrper"/>
+              <w:spacing w:before="120" w:after="120"/>
+            </w:pPr>
+            <w:r>
+              <w:t>Feld</w:t>
+            </w:r>
+          </w:p>
+        </w:tc>
+        <w:tc>
+          <w:tcPr>
+            <w:tcW w:w="6886" w:type="dxa"/>
+          </w:tcPr>
+          <w:p>
+            <w:pPr>
+              <w:pStyle w:val="Textkrper"/>
+              <w:spacing w:before="120" w:after="120"/>
+            </w:pPr>
+            <w:proofErr w:type="spellStart"/>
+            <w:r>
+              <w:t>Inhalt</w:t>
+            </w:r>
+            <w:proofErr w:type="spellEnd"/>
+          </w:p>
+        </w:tc>
+      </w:tr>
+      <w:tr>
+        <w:tc>
+          <w:tcPr>
+            <w:tcW w:w="2660" w:type="dxa"/>
+          </w:tcPr>
+          <w:p>
+            <w:pPr>
+              <w:pStyle w:val="Textkrper"/>
+              <w:spacing w:before="120" w:after="120"/>
+            </w:pPr>
+            <w:proofErr w:type="spellStart"/>
+            <w:r>
+              <w:t>Testfall</w:t>
+            </w:r>
+            <w:proofErr w:type="spellEnd"/>
+            <w:r>
+              <w:t>-ID</w:t>
+            </w:r>
+          </w:p>
+        </w:tc>
+        <w:tc>
+          <w:tcPr>
+            <w:tcW w:w="6886" w:type="dxa"/>
+          </w:tcPr>
+          <w:p>
+            <w:pPr>
+              <w:pStyle w:val="Textkrper"/>
+              <w:spacing w:before="120" w:after="120"/>
+            </w:pPr>
+            <w:r>
+              <w:t>SYS_U_4.1.3</w:t>
+            </w:r>
+          </w:p>
+        </w:tc>
+      </w:tr>
+      <w:tr>
+        <w:tc>
+          <w:tcPr>
+            <w:tcW w:w="2660" w:type="dxa"/>
+          </w:tcPr>
+          <w:p>
+            <w:pPr>
+              <w:pStyle w:val="Textkrper"/>
+              <w:spacing w:before="120" w:after="120"/>
+            </w:pPr>
+            <w:r>
+              <w:t>Titel</w:t>
+            </w:r>
+          </w:p>
+        </w:tc>
+        <w:tc>
+          <w:tcPr>
+            <w:tcW w:w="6886" w:type="dxa"/>
+          </w:tcPr>
+          <w:p>
+            <w:pPr>
+              <w:pStyle w:val="Textkrper"/>
+              <w:spacing w:before="120" w:after="120"/>
+            </w:pPr>
+            <w:proofErr w:type="spellStart"/>
+            <w:r>
+              <w:t>Spracherkennung</w:t>
+            </w:r>
+            <w:proofErr w:type="spellEnd"/>
+            <w:r>
+              <w:t xml:space="preserve"> </w:t>
+            </w:r>
+            <w:proofErr w:type="spellStart"/>
+            <w:r>
+              <w:t>starten</w:t>
+            </w:r>
+            <w:proofErr w:type="spellEnd"/>
+          </w:p>
+        </w:tc>
+      </w:tr>
+      <w:tr>
+        <w:tc>
+          <w:tcPr>
+            <w:tcW w:w="2660" w:type="dxa"/>
+          </w:tcPr>
+          <w:p>
+            <w:pPr>
+              <w:pStyle w:val="Textkrper"/>
+              <w:spacing w:before="120" w:after="120"/>
+            </w:pPr>
+            <w:proofErr w:type="spellStart"/>
+            <w:r>
+              <w:t>Beschreibung</w:t>
+            </w:r>
+            <w:proofErr w:type="spellEnd"/>
+          </w:p>
+        </w:tc>
+        <w:tc>
+          <w:tcPr>
+            <w:tcW w:w="6886" w:type="dxa"/>
+          </w:tcPr>
+          <w:p>
+            <w:pPr>
+              <w:pStyle w:val="Textkrper"/>
+              <w:spacing w:before="120" w:after="120"/>
+            </w:pPr>
+            <w:r>
+              <w:rPr>
+                <w:rFonts w:cs="Arial"/>
+              </w:rPr>
+              <w:t xml:space="preserve">Benutzer </w:t>
+            </w:r>
+            <w:proofErr w:type="spellStart"/>
+            <w:r>
+              <w:rPr>
+                <w:rFonts w:cs="Arial"/>
+              </w:rPr>
+              <w:t>kann</w:t>
+            </w:r>
+            <w:proofErr w:type="spellEnd"/>
+            <w:r>
+              <w:rPr>
+                <w:rFonts w:cs="Arial"/>
+              </w:rPr>
+              <w:t xml:space="preserve"> </w:t>
+            </w:r>
+            <w:proofErr w:type="spellStart"/>
+            <w:r>
+              <w:rPr>
+                <w:rFonts w:cs="Arial"/>
+              </w:rPr>
+              <w:t>mithilfe</w:t>
+            </w:r>
+            <w:proofErr w:type="spellEnd"/>
+            <w:r>
+              <w:rPr>
+                <w:rFonts w:cs="Arial"/>
+              </w:rPr>
+              <w:t xml:space="preserve"> </w:t>
+            </w:r>
+            <w:proofErr w:type="spellStart"/>
+            <w:r>
+              <w:rPr>
+                <w:rFonts w:cs="Arial"/>
+              </w:rPr>
+              <w:t>eines</w:t>
+            </w:r>
+            <w:proofErr w:type="spellEnd"/>
+            <w:r>
+              <w:rPr>
+                <w:rFonts w:cs="Arial"/>
+              </w:rPr>
+              <w:t xml:space="preserve"> Buttons </w:t>
+            </w:r>
+            <w:proofErr w:type="spellStart"/>
+            <w:r>
+              <w:rPr>
+                <w:rFonts w:cs="Arial"/>
+              </w:rPr>
+              <w:t>kontrollieren</w:t>
+            </w:r>
+            <w:proofErr w:type="spellEnd"/>
+            <w:r>
+              <w:rPr>
+                <w:rFonts w:cs="Arial"/>
+              </w:rPr>
+              <w:t xml:space="preserve">, </w:t>
+            </w:r>
+            <w:proofErr w:type="spellStart"/>
+            <w:r>
+              <w:rPr>
+                <w:rFonts w:cs="Arial"/>
+              </w:rPr>
+              <w:t>ob</w:t>
+            </w:r>
+            <w:proofErr w:type="spellEnd"/>
+            <w:r>
+              <w:rPr>
+                <w:rFonts w:cs="Arial"/>
+              </w:rPr>
+              <w:t>/</w:t>
+            </w:r>
+            <w:proofErr w:type="spellStart"/>
+            <w:r>
+              <w:rPr>
+                <w:rFonts w:cs="Arial"/>
+              </w:rPr>
+              <w:t>wann</w:t>
+            </w:r>
+            <w:proofErr w:type="spellEnd"/>
+            <w:r>
+              <w:rPr>
+                <w:rFonts w:cs="Arial"/>
+              </w:rPr>
+              <w:t xml:space="preserve"> die </w:t>
+            </w:r>
+            <w:proofErr w:type="spellStart"/>
+            <w:r>
+              <w:rPr>
+                <w:rFonts w:cs="Arial"/>
+              </w:rPr>
+              <w:t>Spracherkennung</w:t>
+            </w:r>
+            <w:proofErr w:type="spellEnd"/>
+            <w:r>
+              <w:rPr>
+                <w:rFonts w:cs="Arial"/>
+              </w:rPr>
+              <w:t xml:space="preserve"> </w:t>
+            </w:r>
+            <w:proofErr w:type="spellStart"/>
+            <w:r>
+              <w:rPr>
+                <w:rFonts w:cs="Arial"/>
+              </w:rPr>
+              <w:t>aktiviert</w:t>
+            </w:r>
+            <w:proofErr w:type="spellEnd"/>
+            <w:r>
+              <w:rPr>
+                <w:rFonts w:cs="Arial"/>
+              </w:rPr>
+              <w:t xml:space="preserve"> </w:t>
+            </w:r>
+            <w:proofErr w:type="spellStart"/>
+            <w:r>
+              <w:rPr>
+                <w:rFonts w:cs="Arial"/>
+              </w:rPr>
+              <w:t>werden</w:t>
+            </w:r>
+            <w:proofErr w:type="spellEnd"/>
+            <w:r>
+              <w:rPr>
+                <w:rFonts w:cs="Arial"/>
+              </w:rPr>
+              <w:t xml:space="preserve"> </w:t>
+            </w:r>
+            <w:proofErr w:type="spellStart"/>
+            <w:r>
+              <w:rPr>
+                <w:rFonts w:cs="Arial"/>
+              </w:rPr>
+              <w:t>soll</w:t>
+            </w:r>
+            <w:proofErr w:type="spellEnd"/>
+          </w:p>
+        </w:tc>
+      </w:tr>
+      <w:tr>
+        <w:tc>
+          <w:tcPr>
+            <w:tcW w:w="2660" w:type="dxa"/>
+          </w:tcPr>
+          <w:p>
+            <w:pPr>
+              <w:pStyle w:val="Textkrper"/>
+              <w:spacing w:before="120" w:after="120"/>
+            </w:pPr>
+            <w:proofErr w:type="spellStart"/>
+            <w:r>
+              <w:t>Vorraussetzung</w:t>
+            </w:r>
+            <w:proofErr w:type="spellEnd"/>
+          </w:p>
+        </w:tc>
+        <w:tc>
+          <w:tcPr>
+            <w:tcW w:w="6886" w:type="dxa"/>
+          </w:tcPr>
+          <w:p>
+            <w:pPr>
+              <w:pStyle w:val="Textkrper"/>
+              <w:spacing w:before="120" w:after="120"/>
+            </w:pPr>
+            <w:proofErr w:type="spellStart"/>
+            <w:r>
+              <w:t>Gerät</w:t>
+            </w:r>
+            <w:proofErr w:type="spellEnd"/>
+            <w:r>
+              <w:t xml:space="preserve"> </w:t>
+            </w:r>
+            <w:proofErr w:type="spellStart"/>
+            <w:r>
+              <w:t>besitzt</w:t>
+            </w:r>
+            <w:proofErr w:type="spellEnd"/>
+            <w:r>
+              <w:t xml:space="preserve"> </w:t>
+            </w:r>
+            <w:proofErr w:type="spellStart"/>
+            <w:r>
+              <w:t>ein</w:t>
+            </w:r>
+            <w:proofErr w:type="spellEnd"/>
+            <w:r>
+              <w:t xml:space="preserve"> </w:t>
+            </w:r>
+            <w:proofErr w:type="spellStart"/>
+            <w:r>
+              <w:t>Mikrofon</w:t>
+            </w:r>
+            <w:proofErr w:type="spellEnd"/>
+          </w:p>
+        </w:tc>
+      </w:tr>
+      <w:tr>
+        <w:tc>
+          <w:tcPr>
+            <w:tcW w:w="2660" w:type="dxa"/>
+          </w:tcPr>
+          <w:p>
+            <w:pPr>
+              <w:pStyle w:val="Textkrper"/>
+              <w:spacing w:before="120" w:after="120"/>
+            </w:pPr>
+            <w:proofErr w:type="spellStart"/>
+            <w:r>
+              <w:t>Testdaten</w:t>
+            </w:r>
+            <w:proofErr w:type="spellEnd"/>
+          </w:p>
+        </w:tc>
+        <w:tc>
+          <w:tcPr>
+            <w:tcW w:w="6886" w:type="dxa"/>
+          </w:tcPr>
+          <w:p>
+            <w:pPr>
+              <w:pStyle w:val="Textkrper"/>
+              <w:spacing w:before="120" w:after="120"/>
+            </w:pPr>
+            <w:proofErr w:type="spellStart"/>
+            <w:r>
+              <w:t>Sprachbefehl</w:t>
+            </w:r>
+            <w:proofErr w:type="spellEnd"/>
+            <w:r>
+              <w:t xml:space="preserve"> “3”</w:t>
+            </w:r>
+          </w:p>
+        </w:tc>
+      </w:tr>
+      <w:tr>
+        <w:tc>
+          <w:tcPr>
+            <w:tcW w:w="2660" w:type="dxa"/>
+          </w:tcPr>
+          <w:p>
+            <w:pPr>
+              <w:pStyle w:val="Textkrper"/>
+              <w:spacing w:before="120" w:after="120"/>
+            </w:pPr>
+            <w:proofErr w:type="spellStart"/>
+            <w:r>
+              <w:t>Testschritte</w:t>
+            </w:r>
+            <w:proofErr w:type="spellEnd"/>
+          </w:p>
+        </w:tc>
+        <w:tc>
+          <w:tcPr>
+            <w:tcW w:w="6886" w:type="dxa"/>
+          </w:tcPr>
+          <w:p>
+            <w:pPr>
+              <w:pStyle w:val="Textkrper"/>
+              <w:numPr>
+                <w:ilvl w:val="0"/>
+                <w:numId w:val="3"/>
+              </w:numPr>
+              <w:spacing w:before="120" w:after="120"/>
+            </w:pPr>
+            <w:r>
+              <w:t xml:space="preserve">GUI </w:t>
+            </w:r>
+            <w:proofErr w:type="spellStart"/>
+            <w:r>
+              <w:t>öffnen</w:t>
+            </w:r>
+            <w:proofErr w:type="spellEnd"/>
+            <w:r>
+              <w:t xml:space="preserve"> </w:t>
+            </w:r>
+          </w:p>
+          <w:p>
+            <w:pPr>
+              <w:pStyle w:val="Textkrper"/>
+              <w:numPr>
+                <w:ilvl w:val="0"/>
+                <w:numId w:val="3"/>
+              </w:numPr>
+              <w:spacing w:before="120" w:after="120"/>
+            </w:pPr>
+            <w:proofErr w:type="spellStart"/>
+            <w:r>
+              <w:t>Startknopf</w:t>
+            </w:r>
+            <w:proofErr w:type="spellEnd"/>
+            <w:r>
+              <w:t xml:space="preserve"> für </w:t>
+            </w:r>
+            <w:proofErr w:type="spellStart"/>
+            <w:r>
+              <w:t>Spracherkennung</w:t>
+            </w:r>
+            <w:proofErr w:type="spellEnd"/>
+            <w:r>
+              <w:t xml:space="preserve"> </w:t>
+            </w:r>
+            <w:proofErr w:type="spellStart"/>
+            <w:r>
+              <w:t>drücken</w:t>
+            </w:r>
+            <w:proofErr w:type="spellEnd"/>
+          </w:p>
+          <w:p>
+            <w:pPr>
+              <w:pStyle w:val="Textkrper"/>
+              <w:numPr>
+                <w:ilvl w:val="0"/>
+                <w:numId w:val="3"/>
+              </w:numPr>
+              <w:spacing w:before="120" w:after="120"/>
+            </w:pPr>
+            <w:proofErr w:type="spellStart"/>
+            <w:r>
+              <w:t>Befehl</w:t>
+            </w:r>
+            <w:proofErr w:type="spellEnd"/>
+            <w:r>
+              <w:t xml:space="preserve"> “3” </w:t>
+            </w:r>
+            <w:proofErr w:type="spellStart"/>
+            <w:r>
+              <w:t>sprechen</w:t>
+            </w:r>
+            <w:proofErr w:type="spellEnd"/>
+          </w:p>
+        </w:tc>
+      </w:tr>
+      <w:tr>
+        <w:tc>
+          <w:tcPr>
+            <w:tcW w:w="2660" w:type="dxa"/>
+          </w:tcPr>
+          <w:p>
+            <w:pPr>
+              <w:pStyle w:val="Textkrper"/>
+              <w:spacing w:before="120" w:after="120"/>
+            </w:pPr>
+            <w:proofErr w:type="spellStart"/>
+            <w:r>
+              <w:t>Erwartetes</w:t>
+            </w:r>
+            <w:proofErr w:type="spellEnd"/>
+            <w:r>
+              <w:t xml:space="preserve"> Ergebnis</w:t>
+            </w:r>
+          </w:p>
+        </w:tc>
+        <w:tc>
+          <w:tcPr>
+            <w:tcW w:w="6886" w:type="dxa"/>
+          </w:tcPr>
+          <w:p>
+            <w:pPr>
+              <w:pStyle w:val="Textkrper"/>
+              <w:numPr>
+                <w:ilvl w:val="0"/>
+                <w:numId w:val="4"/>
+              </w:numPr>
+              <w:spacing w:before="120" w:after="120"/>
+            </w:pPr>
+            <w:r>
+              <w:t xml:space="preserve">Knopf </w:t>
+            </w:r>
+            <w:proofErr w:type="spellStart"/>
+            <w:r>
+              <w:t>ändert</w:t>
+            </w:r>
+            <w:proofErr w:type="spellEnd"/>
+            <w:r>
+              <w:t xml:space="preserve"> </w:t>
+            </w:r>
+            <w:proofErr w:type="spellStart"/>
+            <w:r>
+              <w:t>sich</w:t>
+            </w:r>
+            <w:proofErr w:type="spellEnd"/>
+            <w:r>
+              <w:t xml:space="preserve"> und </w:t>
+            </w:r>
+            <w:proofErr w:type="spellStart"/>
+            <w:r>
+              <w:t>zeigt</w:t>
+            </w:r>
+            <w:proofErr w:type="spellEnd"/>
+            <w:r>
+              <w:t xml:space="preserve"> den Text “Stopp”</w:t>
+            </w:r>
+          </w:p>
+          <w:p>
+            <w:pPr>
+              <w:pStyle w:val="Textkrper"/>
+              <w:numPr>
+                <w:ilvl w:val="0"/>
+                <w:numId w:val="4"/>
+              </w:numPr>
+              <w:spacing w:before="120" w:after="120"/>
+            </w:pPr>
+            <w:proofErr w:type="spellStart"/>
+            <w:r>
+              <w:t>Sprachbefehl</w:t>
+            </w:r>
+            <w:proofErr w:type="spellEnd"/>
+            <w:r>
+              <w:t xml:space="preserve"> </w:t>
+            </w:r>
+            <w:proofErr w:type="spellStart"/>
+            <w:r>
+              <w:t>wird</w:t>
+            </w:r>
+            <w:proofErr w:type="spellEnd"/>
+            <w:r>
+              <w:t xml:space="preserve"> </w:t>
+            </w:r>
+            <w:proofErr w:type="spellStart"/>
+            <w:r>
+              <w:t>angezeigt</w:t>
+            </w:r>
+            <w:proofErr w:type="spellEnd"/>
+            <w:r>
+              <w:t>: ”3”;</w:t>
+            </w:r>
+          </w:p>
+          <w:p>
+            <w:pPr>
+              <w:pStyle w:val="Textkrper"/>
+              <w:numPr>
+                <w:ilvl w:val="0"/>
+                <w:numId w:val="4"/>
+              </w:numPr>
+              <w:spacing w:before="120" w:after="120"/>
+            </w:pPr>
+            <w:proofErr w:type="spellStart"/>
+            <w:r>
+              <w:t>Zeitsignal</w:t>
+            </w:r>
+            <w:proofErr w:type="spellEnd"/>
+            <w:r>
+              <w:t xml:space="preserve"> des </w:t>
+            </w:r>
+            <w:proofErr w:type="spellStart"/>
+            <w:r>
+              <w:t>Befehls</w:t>
+            </w:r>
+            <w:proofErr w:type="spellEnd"/>
+            <w:r>
+              <w:t xml:space="preserve"> </w:t>
+            </w:r>
+            <w:proofErr w:type="spellStart"/>
+            <w:r>
+              <w:t>wird</w:t>
+            </w:r>
+            <w:proofErr w:type="spellEnd"/>
+            <w:r>
+              <w:t xml:space="preserve"> </w:t>
+            </w:r>
+            <w:proofErr w:type="spellStart"/>
+            <w:r>
+              <w:t>ausgegeben</w:t>
+            </w:r>
+            <w:proofErr w:type="spellEnd"/>
+            <w:r>
+              <w:t xml:space="preserve"> </w:t>
+            </w:r>
+          </w:p>
+        </w:tc>
+      </w:tr>
+      <w:tr>
+        <w:tc>
+          <w:tcPr>
+            <w:tcW w:w="2660" w:type="dxa"/>
+          </w:tcPr>
+          <w:p>
+            <w:pPr>
+              <w:pStyle w:val="Textkrper"/>
+              <w:spacing w:before="120" w:after="120"/>
+            </w:pPr>
+            <w:proofErr w:type="spellStart"/>
+            <w:r>
+              <w:t>Tatsächliches</w:t>
+            </w:r>
+            <w:proofErr w:type="spellEnd"/>
+            <w:r>
+              <w:t xml:space="preserve"> </w:t>
+            </w:r>
+            <w:proofErr w:type="spellStart"/>
+            <w:r>
+              <w:t>Ergebnis</w:t>
+            </w:r>
+            <w:proofErr w:type="spellEnd"/>
+          </w:p>
+        </w:tc>
+        <w:tc>
+          <w:tcPr>
+            <w:tcW w:w="6886" w:type="dxa"/>
+          </w:tcPr>
+          <w:p>
+            <w:pPr>
+              <w:pStyle w:val="Textkrper"/>
+              <w:spacing w:before="120" w:after="120"/>
+            </w:pPr>
+          </w:p>
+        </w:tc>
+      </w:tr>
+      <w:tr>
+        <w:tc>
+          <w:tcPr>
+            <w:tcW w:w="2660" w:type="dxa"/>
+          </w:tcPr>
+          <w:p>
+            <w:pPr>
+              <w:pStyle w:val="Textkrper"/>
+              <w:spacing w:before="120" w:after="120"/>
+            </w:pPr>
+            <w:r>
+              <w:t>Status</w:t>
+            </w:r>
+          </w:p>
+        </w:tc>
+        <w:tc>
+          <w:tcPr>
+            <w:tcW w:w="6886" w:type="dxa"/>
+          </w:tcPr>
+          <w:p>
+            <w:pPr>
+              <w:pStyle w:val="Textkrper"/>
+              <w:spacing w:before="120" w:after="120"/>
+            </w:pPr>
+          </w:p>
+        </w:tc>
+      </w:tr>
+      <w:tr>
+        <w:tc>
+          <w:tcPr>
+            <w:tcW w:w="2660" w:type="dxa"/>
+          </w:tcPr>
+          <w:p>
+            <w:pPr>
+              <w:pStyle w:val="Textkrper"/>
+              <w:spacing w:before="120" w:after="120"/>
+            </w:pPr>
+            <w:r>
+              <w:t>Tester</w:t>
+            </w:r>
+          </w:p>
+        </w:tc>
+        <w:tc>
+          <w:tcPr>
+            <w:tcW w:w="6886" w:type="dxa"/>
+          </w:tcPr>
+          <w:p>
+            <w:pPr>
+              <w:pStyle w:val="Textkrper"/>
+              <w:spacing w:before="120" w:after="120"/>
+            </w:pPr>
+          </w:p>
+        </w:tc>
+      </w:tr>
+      <w:tr>
+        <w:tc>
+          <w:tcPr>
+            <w:tcW w:w="2660" w:type="dxa"/>
+          </w:tcPr>
+          <w:p>
+            <w:pPr>
+              <w:pStyle w:val="Textkrper"/>
+              <w:spacing w:before="120" w:after="120"/>
+            </w:pPr>
+            <w:proofErr w:type="spellStart"/>
+            <w:r>
+              <w:t>Testdatum</w:t>
+            </w:r>
+            <w:proofErr w:type="spellEnd"/>
+          </w:p>
+        </w:tc>
+        <w:tc>
+          <w:tcPr>
+            <w:tcW w:w="6886" w:type="dxa"/>
+          </w:tcPr>
+          <w:p>
+            <w:pPr>
+              <w:pStyle w:val="Textkrper"/>
+              <w:spacing w:before="120" w:after="120"/>
+            </w:pPr>
+          </w:p>
+        </w:tc>
+      </w:tr>
+      <w:tr>
+        <w:tc>
+          <w:tcPr>
+            <w:tcW w:w="2660" w:type="dxa"/>
+          </w:tcPr>
+          <w:p>
+            <w:pPr>
+              <w:pStyle w:val="Textkrper"/>
+              <w:spacing w:before="120" w:after="120"/>
+            </w:pPr>
+            <w:proofErr w:type="spellStart"/>
+            <w:r>
+              <w:t>Kommentar</w:t>
+            </w:r>
+            <w:proofErr w:type="spellEnd"/>
+          </w:p>
+        </w:tc>
+        <w:tc>
+          <w:tcPr>
+            <w:tcW w:w="6886" w:type="dxa"/>
+          </w:tcPr>
+          <w:p>
+            <w:pPr>
+              <w:pStyle w:val="Textkrper"/>
+              <w:spacing w:before="120" w:after="120"/>
+            </w:pPr>
+          </w:p>
+        </w:tc>
+      </w:tr>
+    </w:tbl>
+    <w:p>
+      <w:pPr>
+        <w:pStyle w:val="Textkrper"/>
+      </w:pPr>
+    </w:p>
+    <w:tbl>
+      <w:tblPr>
+        <w:tblStyle w:val="Tabellenraster"/>
+        <w:tblW w:w="0" w:type="auto"/>
+        <w:tblLook w:val="04A0" w:firstRow="1" w:lastRow="0" w:firstColumn="1" w:lastColumn="0" w:noHBand="0" w:noVBand="1"/>
+      </w:tblPr>
+      <w:tblGrid>
+        <w:gridCol w:w="2660"/>
+        <w:gridCol w:w="6886"/>
+      </w:tblGrid>
+      <w:tr>
+        <w:tc>
+          <w:tcPr>
+            <w:tcW w:w="2660" w:type="dxa"/>
+          </w:tcPr>
+          <w:p>
+            <w:pPr>
+              <w:pStyle w:val="Textkrper"/>
+              <w:spacing w:before="120" w:after="120"/>
+            </w:pPr>
+            <w:r>
+              <w:t>Feld</w:t>
+            </w:r>
+          </w:p>
+        </w:tc>
+        <w:tc>
+          <w:tcPr>
+            <w:tcW w:w="6886" w:type="dxa"/>
+          </w:tcPr>
+          <w:p>
+            <w:pPr>
+              <w:pStyle w:val="Textkrper"/>
+              <w:spacing w:before="120" w:after="120"/>
+            </w:pPr>
+            <w:proofErr w:type="spellStart"/>
+            <w:r>
+              <w:t>Inhalt</w:t>
+            </w:r>
+            <w:proofErr w:type="spellEnd"/>
+          </w:p>
+        </w:tc>
+      </w:tr>
+      <w:tr>
+        <w:tc>
+          <w:tcPr>
+            <w:tcW w:w="2660" w:type="dxa"/>
+          </w:tcPr>
+          <w:p>
+            <w:pPr>
+              <w:pStyle w:val="Textkrper"/>
+              <w:spacing w:before="120" w:after="120"/>
+            </w:pPr>
+            <w:proofErr w:type="spellStart"/>
+            <w:r>
+              <w:t>Testfall</w:t>
+            </w:r>
+            <w:proofErr w:type="spellEnd"/>
+            <w:r>
+              <w:t>-ID</w:t>
+            </w:r>
+          </w:p>
+        </w:tc>
+        <w:tc>
+          <w:tcPr>
+            <w:tcW w:w="6886" w:type="dxa"/>
+          </w:tcPr>
+          <w:p>
+            <w:pPr>
+              <w:pStyle w:val="Textkrper"/>
+              <w:spacing w:before="120" w:after="120"/>
+            </w:pPr>
+            <w:r>
+              <w:t>SYS_U_4.1.4</w:t>
+            </w:r>
+          </w:p>
+        </w:tc>
+      </w:tr>
+      <w:tr>
+        <w:tc>
+          <w:tcPr>
+            <w:tcW w:w="2660" w:type="dxa"/>
+          </w:tcPr>
+          <w:p>
+            <w:pPr>
+              <w:pStyle w:val="Textkrper"/>
+              <w:spacing w:before="120" w:after="120"/>
+            </w:pPr>
+            <w:r>
+              <w:t>Titel</w:t>
+            </w:r>
+          </w:p>
+        </w:tc>
+        <w:tc>
+          <w:tcPr>
+            <w:tcW w:w="6886" w:type="dxa"/>
+          </w:tcPr>
+          <w:p>
+            <w:pPr>
+              <w:pStyle w:val="Textkrper"/>
+              <w:spacing w:before="120" w:after="120"/>
+            </w:pPr>
+            <w:proofErr w:type="spellStart"/>
+            <w:r>
+              <w:t>Spracherkennung</w:t>
+            </w:r>
+            <w:proofErr w:type="spellEnd"/>
+            <w:r>
+              <w:t xml:space="preserve"> </w:t>
+            </w:r>
+            <w:proofErr w:type="spellStart"/>
+            <w:r>
+              <w:t>stoppen</w:t>
+            </w:r>
+            <w:proofErr w:type="spellEnd"/>
+          </w:p>
+        </w:tc>
+      </w:tr>
+      <w:tr>
+        <w:tc>
+          <w:tcPr>
+            <w:tcW w:w="2660" w:type="dxa"/>
+          </w:tcPr>
+          <w:p>
+            <w:pPr>
+              <w:pStyle w:val="Textkrper"/>
+              <w:spacing w:before="120" w:after="120"/>
+            </w:pPr>
+            <w:proofErr w:type="spellStart"/>
+            <w:r>
+              <w:t>Beschreibung</w:t>
+            </w:r>
+            <w:proofErr w:type="spellEnd"/>
+          </w:p>
+        </w:tc>
+        <w:tc>
+          <w:tcPr>
+            <w:tcW w:w="6886" w:type="dxa"/>
+          </w:tcPr>
+          <w:p>
+            <w:pPr>
+              <w:pStyle w:val="Textkrper"/>
+              <w:spacing w:before="120" w:after="120"/>
+            </w:pPr>
+            <w:r>
+              <w:rPr>
+                <w:rFonts w:cs="Arial"/>
+              </w:rPr>
+              <w:t xml:space="preserve">Benutzer </w:t>
+            </w:r>
+            <w:proofErr w:type="spellStart"/>
+            <w:r>
+              <w:rPr>
+                <w:rFonts w:cs="Arial"/>
+              </w:rPr>
+              <w:t>kann</w:t>
+            </w:r>
+            <w:proofErr w:type="spellEnd"/>
+            <w:r>
+              <w:rPr>
+                <w:rFonts w:cs="Arial"/>
+              </w:rPr>
+              <w:t xml:space="preserve"> </w:t>
+            </w:r>
+            <w:proofErr w:type="spellStart"/>
+            <w:r>
+              <w:rPr>
+                <w:rFonts w:cs="Arial"/>
+              </w:rPr>
+              <w:t>mithilfe</w:t>
+            </w:r>
+            <w:proofErr w:type="spellEnd"/>
+            <w:r>
+              <w:rPr>
+                <w:rFonts w:cs="Arial"/>
+              </w:rPr>
+              <w:t xml:space="preserve"> </w:t>
+            </w:r>
+            <w:proofErr w:type="spellStart"/>
+            <w:r>
+              <w:rPr>
+                <w:rFonts w:cs="Arial"/>
+              </w:rPr>
+              <w:t>eines</w:t>
+            </w:r>
+            <w:proofErr w:type="spellEnd"/>
+            <w:r>
+              <w:rPr>
+                <w:rFonts w:cs="Arial"/>
+              </w:rPr>
+              <w:t xml:space="preserve"> Buttons </w:t>
+            </w:r>
+            <w:proofErr w:type="spellStart"/>
+            <w:r>
+              <w:rPr>
+                <w:rFonts w:cs="Arial"/>
+              </w:rPr>
+              <w:t>kontrollieren</w:t>
+            </w:r>
+            <w:proofErr w:type="spellEnd"/>
+            <w:r>
+              <w:rPr>
+                <w:rFonts w:cs="Arial"/>
+              </w:rPr>
+              <w:t xml:space="preserve">, </w:t>
+            </w:r>
+            <w:proofErr w:type="spellStart"/>
+            <w:r>
+              <w:rPr>
+                <w:rFonts w:cs="Arial"/>
+              </w:rPr>
+              <w:t>ob</w:t>
+            </w:r>
+            <w:proofErr w:type="spellEnd"/>
+            <w:r>
+              <w:rPr>
+                <w:rFonts w:cs="Arial"/>
+              </w:rPr>
+              <w:t>/</w:t>
+            </w:r>
+            <w:proofErr w:type="spellStart"/>
+            <w:r>
+              <w:rPr>
+                <w:rFonts w:cs="Arial"/>
+              </w:rPr>
+              <w:t>wann</w:t>
+            </w:r>
+            <w:proofErr w:type="spellEnd"/>
+            <w:r>
+              <w:rPr>
+                <w:rFonts w:cs="Arial"/>
+              </w:rPr>
+              <w:t xml:space="preserve"> die </w:t>
+            </w:r>
+            <w:proofErr w:type="spellStart"/>
+            <w:r>
+              <w:rPr>
+                <w:rFonts w:cs="Arial"/>
+              </w:rPr>
+              <w:t>Spracherkennung</w:t>
+            </w:r>
+            <w:proofErr w:type="spellEnd"/>
+            <w:r>
+              <w:rPr>
+                <w:rFonts w:cs="Arial"/>
+              </w:rPr>
+              <w:t xml:space="preserve"> </w:t>
+            </w:r>
+            <w:proofErr w:type="spellStart"/>
+            <w:r>
+              <w:rPr>
+                <w:rFonts w:cs="Arial"/>
+              </w:rPr>
+              <w:t>deaktiviert</w:t>
+            </w:r>
+            <w:proofErr w:type="spellEnd"/>
+            <w:r>
+              <w:rPr>
+                <w:rFonts w:cs="Arial"/>
+              </w:rPr>
+              <w:t xml:space="preserve"> </w:t>
+            </w:r>
+            <w:proofErr w:type="spellStart"/>
+            <w:r>
+              <w:rPr>
+                <w:rFonts w:cs="Arial"/>
+              </w:rPr>
+              <w:t>werden</w:t>
+            </w:r>
+            <w:proofErr w:type="spellEnd"/>
+            <w:r>
+              <w:rPr>
+                <w:rFonts w:cs="Arial"/>
+              </w:rPr>
+              <w:t xml:space="preserve"> </w:t>
+            </w:r>
+            <w:proofErr w:type="spellStart"/>
+            <w:r>
+              <w:rPr>
+                <w:rFonts w:cs="Arial"/>
+              </w:rPr>
+              <w:t>soll</w:t>
+            </w:r>
+            <w:proofErr w:type="spellEnd"/>
+          </w:p>
+        </w:tc>
+      </w:tr>
+      <w:tr>
+        <w:tc>
+          <w:tcPr>
+            <w:tcW w:w="2660" w:type="dxa"/>
+          </w:tcPr>
+          <w:p>
+            <w:pPr>
+              <w:pStyle w:val="Textkrper"/>
+              <w:spacing w:before="120" w:after="120"/>
+            </w:pPr>
+            <w:proofErr w:type="spellStart"/>
+            <w:r>
+              <w:lastRenderedPageBreak/>
+              <w:t>Vorraussetzung</w:t>
+            </w:r>
+            <w:proofErr w:type="spellEnd"/>
+          </w:p>
+        </w:tc>
+        <w:tc>
+          <w:tcPr>
+            <w:tcW w:w="6886" w:type="dxa"/>
+          </w:tcPr>
+          <w:p>
+            <w:pPr>
+              <w:pStyle w:val="Textkrper"/>
+              <w:spacing w:before="120" w:after="120"/>
+            </w:pPr>
+            <w:proofErr w:type="spellStart"/>
+            <w:r>
+              <w:t>Gerät</w:t>
+            </w:r>
+            <w:proofErr w:type="spellEnd"/>
+            <w:r>
+              <w:t xml:space="preserve"> </w:t>
+            </w:r>
+            <w:proofErr w:type="spellStart"/>
+            <w:r>
+              <w:t>besitzt</w:t>
+            </w:r>
+            <w:proofErr w:type="spellEnd"/>
+            <w:r>
+              <w:t xml:space="preserve"> </w:t>
+            </w:r>
+            <w:proofErr w:type="spellStart"/>
+            <w:r>
+              <w:t>ein</w:t>
+            </w:r>
+            <w:proofErr w:type="spellEnd"/>
+            <w:r>
+              <w:t xml:space="preserve"> </w:t>
+            </w:r>
+            <w:proofErr w:type="spellStart"/>
+            <w:r>
+              <w:t>Mikrofon</w:t>
+            </w:r>
+            <w:proofErr w:type="spellEnd"/>
+            <w:r>
+              <w:t xml:space="preserve"> </w:t>
+            </w:r>
+          </w:p>
+        </w:tc>
+      </w:tr>
+      <w:tr>
+        <w:tc>
+          <w:tcPr>
+            <w:tcW w:w="2660" w:type="dxa"/>
+          </w:tcPr>
+          <w:p>
+            <w:pPr>
+              <w:pStyle w:val="Textkrper"/>
+              <w:spacing w:before="120" w:after="120"/>
+            </w:pPr>
+            <w:proofErr w:type="spellStart"/>
+            <w:r>
+              <w:t>Testdaten</w:t>
+            </w:r>
+            <w:proofErr w:type="spellEnd"/>
+          </w:p>
+        </w:tc>
+        <w:tc>
+          <w:tcPr>
+            <w:tcW w:w="6886" w:type="dxa"/>
+          </w:tcPr>
+          <w:p>
+            <w:pPr>
+              <w:pStyle w:val="Textkrper"/>
+              <w:spacing w:before="120" w:after="120"/>
+            </w:pPr>
+            <w:proofErr w:type="spellStart"/>
+            <w:r>
+              <w:t>Sprachbefehl</w:t>
+            </w:r>
+            <w:proofErr w:type="spellEnd"/>
+            <w:r>
+              <w:t xml:space="preserve"> “3”</w:t>
+            </w:r>
+          </w:p>
+        </w:tc>
+      </w:tr>
+      <w:tr>
+        <w:tc>
+          <w:tcPr>
+            <w:tcW w:w="2660" w:type="dxa"/>
+          </w:tcPr>
+          <w:p>
+            <w:pPr>
+              <w:pStyle w:val="Textkrper"/>
+              <w:spacing w:before="120" w:after="120"/>
+            </w:pPr>
+            <w:proofErr w:type="spellStart"/>
+            <w:r>
+              <w:t>Testschritte</w:t>
+            </w:r>
+            <w:proofErr w:type="spellEnd"/>
+          </w:p>
+        </w:tc>
+        <w:tc>
+          <w:tcPr>
+            <w:tcW w:w="6886" w:type="dxa"/>
+          </w:tcPr>
+          <w:p>
+            <w:pPr>
+              <w:pStyle w:val="Textkrper"/>
+              <w:numPr>
+                <w:ilvl w:val="0"/>
+                <w:numId w:val="5"/>
+              </w:numPr>
+              <w:spacing w:before="120" w:after="120"/>
+            </w:pPr>
+            <w:r>
+              <w:t xml:space="preserve">GUI </w:t>
+            </w:r>
+            <w:proofErr w:type="spellStart"/>
+            <w:r>
+              <w:t>öffnen</w:t>
+            </w:r>
+            <w:proofErr w:type="spellEnd"/>
+            <w:r>
+              <w:t xml:space="preserve"> </w:t>
+            </w:r>
+          </w:p>
+          <w:p>
+            <w:pPr>
+              <w:pStyle w:val="Textkrper"/>
+              <w:numPr>
+                <w:ilvl w:val="0"/>
+                <w:numId w:val="5"/>
+              </w:numPr>
+              <w:spacing w:before="120" w:after="120"/>
+            </w:pPr>
+            <w:proofErr w:type="spellStart"/>
+            <w:r>
+              <w:t>Startknopf</w:t>
+            </w:r>
+            <w:proofErr w:type="spellEnd"/>
+            <w:r>
+              <w:t xml:space="preserve"> der </w:t>
+            </w:r>
+            <w:proofErr w:type="spellStart"/>
+            <w:r>
+              <w:t>Spracherkennung</w:t>
+            </w:r>
+            <w:proofErr w:type="spellEnd"/>
+            <w:r>
+              <w:t xml:space="preserve"> </w:t>
+            </w:r>
+            <w:proofErr w:type="spellStart"/>
+            <w:r>
+              <w:t>drücken</w:t>
+            </w:r>
+            <w:proofErr w:type="spellEnd"/>
+          </w:p>
+          <w:p>
+            <w:pPr>
+              <w:pStyle w:val="Textkrper"/>
+              <w:numPr>
+                <w:ilvl w:val="0"/>
+                <w:numId w:val="5"/>
+              </w:numPr>
+              <w:spacing w:before="120" w:after="120"/>
+            </w:pPr>
+            <w:proofErr w:type="spellStart"/>
+            <w:r>
+              <w:t>Befehl</w:t>
+            </w:r>
+            <w:proofErr w:type="spellEnd"/>
+            <w:r>
+              <w:t xml:space="preserve"> “3” </w:t>
+            </w:r>
+            <w:proofErr w:type="spellStart"/>
+            <w:r>
+              <w:t>sprechen</w:t>
+            </w:r>
+            <w:proofErr w:type="spellEnd"/>
+          </w:p>
+          <w:p>
+            <w:pPr>
+              <w:pStyle w:val="Textkrper"/>
+              <w:numPr>
+                <w:ilvl w:val="0"/>
+                <w:numId w:val="5"/>
+              </w:numPr>
+              <w:spacing w:before="120" w:after="120"/>
+            </w:pPr>
+            <w:proofErr w:type="spellStart"/>
+            <w:r>
+              <w:t>Stoppknop</w:t>
+            </w:r>
+            <w:proofErr w:type="spellEnd"/>
+            <w:r>
+              <w:t xml:space="preserve"> der </w:t>
+            </w:r>
+            <w:proofErr w:type="spellStart"/>
+            <w:r>
+              <w:t>Spracherkennung</w:t>
+            </w:r>
+            <w:proofErr w:type="spellEnd"/>
+            <w:r>
+              <w:t xml:space="preserve"> </w:t>
+            </w:r>
+            <w:proofErr w:type="spellStart"/>
+            <w:r>
+              <w:t>drücken</w:t>
+            </w:r>
+            <w:proofErr w:type="spellEnd"/>
+          </w:p>
+        </w:tc>
+      </w:tr>
+      <w:tr>
+        <w:tc>
+          <w:tcPr>
+            <w:tcW w:w="2660" w:type="dxa"/>
+          </w:tcPr>
+          <w:p>
+            <w:pPr>
+              <w:pStyle w:val="Textkrper"/>
+              <w:spacing w:before="120" w:after="120"/>
+            </w:pPr>
+            <w:proofErr w:type="spellStart"/>
+            <w:r>
+              <w:t>Erwartetes</w:t>
+            </w:r>
+            <w:proofErr w:type="spellEnd"/>
+            <w:r>
+              <w:t xml:space="preserve"> Ergebnis</w:t>
+            </w:r>
+          </w:p>
+        </w:tc>
+        <w:tc>
+          <w:tcPr>
+            <w:tcW w:w="6886" w:type="dxa"/>
+          </w:tcPr>
+          <w:p>
+            <w:pPr>
+              <w:pStyle w:val="Textkrper"/>
+              <w:numPr>
+                <w:ilvl w:val="0"/>
+                <w:numId w:val="6"/>
+              </w:numPr>
+              <w:spacing w:before="120" w:after="120"/>
+            </w:pPr>
+            <w:r>
+              <w:t xml:space="preserve">Knopf </w:t>
+            </w:r>
+            <w:proofErr w:type="spellStart"/>
+            <w:r>
+              <w:t>ändert</w:t>
+            </w:r>
+            <w:proofErr w:type="spellEnd"/>
+            <w:r>
+              <w:t xml:space="preserve"> </w:t>
+            </w:r>
+            <w:proofErr w:type="spellStart"/>
+            <w:r>
+              <w:t>sich</w:t>
+            </w:r>
+            <w:proofErr w:type="spellEnd"/>
+            <w:r>
+              <w:t xml:space="preserve"> und </w:t>
+            </w:r>
+            <w:proofErr w:type="spellStart"/>
+            <w:r>
+              <w:t>zeigt</w:t>
+            </w:r>
+            <w:proofErr w:type="spellEnd"/>
+            <w:r>
+              <w:t xml:space="preserve"> den Text “Start”</w:t>
+            </w:r>
+          </w:p>
+          <w:p>
+            <w:pPr>
+              <w:pStyle w:val="Textkrper"/>
+              <w:numPr>
+                <w:ilvl w:val="0"/>
+                <w:numId w:val="6"/>
+              </w:numPr>
+              <w:spacing w:before="120" w:after="120"/>
+            </w:pPr>
+            <w:proofErr w:type="spellStart"/>
+            <w:r>
+              <w:t>Sprachbefehl</w:t>
+            </w:r>
+            <w:proofErr w:type="spellEnd"/>
+            <w:r>
+              <w:t xml:space="preserve"> “3” </w:t>
+            </w:r>
+            <w:proofErr w:type="spellStart"/>
+            <w:r>
+              <w:t>wird</w:t>
+            </w:r>
+            <w:proofErr w:type="spellEnd"/>
+            <w:r>
+              <w:t xml:space="preserve"> </w:t>
+            </w:r>
+            <w:proofErr w:type="spellStart"/>
+            <w:r>
+              <w:t>nicht</w:t>
+            </w:r>
+            <w:proofErr w:type="spellEnd"/>
+            <w:r>
+              <w:t xml:space="preserve"> </w:t>
+            </w:r>
+            <w:proofErr w:type="spellStart"/>
+            <w:r>
+              <w:t>mehr</w:t>
+            </w:r>
+            <w:proofErr w:type="spellEnd"/>
+            <w:r>
+              <w:t xml:space="preserve"> </w:t>
+            </w:r>
+            <w:proofErr w:type="spellStart"/>
+            <w:r>
+              <w:t>wahrgenommen</w:t>
+            </w:r>
+            <w:proofErr w:type="spellEnd"/>
+            <w:r>
+              <w:t xml:space="preserve"> </w:t>
+            </w:r>
+          </w:p>
+          <w:p>
+            <w:pPr>
+              <w:pStyle w:val="Textkrper"/>
+              <w:numPr>
+                <w:ilvl w:val="0"/>
+                <w:numId w:val="6"/>
+              </w:numPr>
+              <w:spacing w:before="120" w:after="120"/>
+            </w:pPr>
+            <w:proofErr w:type="spellStart"/>
+            <w:r>
+              <w:t>Zeitsignal</w:t>
+            </w:r>
+            <w:proofErr w:type="spellEnd"/>
+            <w:r>
+              <w:t xml:space="preserve"> </w:t>
+            </w:r>
+            <w:proofErr w:type="spellStart"/>
+            <w:r>
+              <w:t>stoppt</w:t>
+            </w:r>
+            <w:proofErr w:type="spellEnd"/>
+            <w:r>
+              <w:t xml:space="preserve"> </w:t>
+            </w:r>
+          </w:p>
+        </w:tc>
+      </w:tr>
+      <w:tr>
+        <w:tc>
+          <w:tcPr>
+            <w:tcW w:w="2660" w:type="dxa"/>
+          </w:tcPr>
+          <w:p>
+            <w:pPr>
+              <w:pStyle w:val="Textkrper"/>
+              <w:spacing w:before="120" w:after="120"/>
+            </w:pPr>
+            <w:proofErr w:type="spellStart"/>
+            <w:r>
+              <w:t>Tatsächliches</w:t>
+            </w:r>
+            <w:proofErr w:type="spellEnd"/>
+            <w:r>
+              <w:t xml:space="preserve"> </w:t>
+            </w:r>
+            <w:proofErr w:type="spellStart"/>
+            <w:r>
+              <w:t>Ergebnis</w:t>
+            </w:r>
+            <w:proofErr w:type="spellEnd"/>
+          </w:p>
+        </w:tc>
+        <w:tc>
+          <w:tcPr>
+            <w:tcW w:w="6886" w:type="dxa"/>
+          </w:tcPr>
+          <w:p>
+            <w:pPr>
+              <w:pStyle w:val="Textkrper"/>
+              <w:spacing w:before="120" w:after="120"/>
+            </w:pPr>
+          </w:p>
+        </w:tc>
+      </w:tr>
+      <w:tr>
+        <w:tc>
+          <w:tcPr>
+            <w:tcW w:w="2660" w:type="dxa"/>
+          </w:tcPr>
+          <w:p>
+            <w:pPr>
+              <w:pStyle w:val="Textkrper"/>
+              <w:spacing w:before="120" w:after="120"/>
+            </w:pPr>
+            <w:r>
+              <w:t>Status</w:t>
+            </w:r>
+          </w:p>
+        </w:tc>
+        <w:tc>
+          <w:tcPr>
+            <w:tcW w:w="6886" w:type="dxa"/>
+          </w:tcPr>
+          <w:p>
+            <w:pPr>
+              <w:pStyle w:val="Textkrper"/>
+              <w:spacing w:before="120" w:after="120"/>
+            </w:pPr>
+          </w:p>
+        </w:tc>
+      </w:tr>
+      <w:tr>
+        <w:tc>
+          <w:tcPr>
+            <w:tcW w:w="2660" w:type="dxa"/>
+          </w:tcPr>
+          <w:p>
+            <w:pPr>
+              <w:pStyle w:val="Textkrper"/>
+              <w:spacing w:before="120" w:after="120"/>
+            </w:pPr>
+            <w:r>
+              <w:t>Tester</w:t>
+            </w:r>
+          </w:p>
+        </w:tc>
+        <w:tc>
+          <w:tcPr>
+            <w:tcW w:w="6886" w:type="dxa"/>
+          </w:tcPr>
+          <w:p>
+            <w:pPr>
+              <w:pStyle w:val="Textkrper"/>
+              <w:spacing w:before="120" w:after="120"/>
+            </w:pPr>
+          </w:p>
+        </w:tc>
+      </w:tr>
+      <w:tr>
+        <w:tc>
+          <w:tcPr>
+            <w:tcW w:w="2660" w:type="dxa"/>
+          </w:tcPr>
+          <w:p>
+            <w:pPr>
+              <w:pStyle w:val="Textkrper"/>
+              <w:spacing w:before="120" w:after="120"/>
+            </w:pPr>
+            <w:proofErr w:type="spellStart"/>
+            <w:r>
+              <w:t>Testdatum</w:t>
+            </w:r>
+            <w:proofErr w:type="spellEnd"/>
+          </w:p>
+        </w:tc>
+        <w:tc>
+          <w:tcPr>
+            <w:tcW w:w="6886" w:type="dxa"/>
+          </w:tcPr>
+          <w:p>
+            <w:pPr>
+              <w:pStyle w:val="Textkrper"/>
+              <w:spacing w:before="120" w:after="120"/>
+            </w:pPr>
+          </w:p>
+        </w:tc>
+      </w:tr>
+      <w:tr>
+        <w:tc>
+          <w:tcPr>
+            <w:tcW w:w="2660" w:type="dxa"/>
+          </w:tcPr>
+          <w:p>
+            <w:pPr>
+              <w:pStyle w:val="Textkrper"/>
+              <w:spacing w:before="120" w:after="120"/>
+            </w:pPr>
+            <w:proofErr w:type="spellStart"/>
+            <w:r>
+              <w:t>Kommentar</w:t>
+            </w:r>
+            <w:proofErr w:type="spellEnd"/>
+          </w:p>
+        </w:tc>
+        <w:tc>
+          <w:tcPr>
+            <w:tcW w:w="6886" w:type="dxa"/>
+          </w:tcPr>
+          <w:p>
+            <w:pPr>
+              <w:pStyle w:val="Textkrper"/>
+              <w:spacing w:before="120" w:after="120"/>
+            </w:pPr>
+          </w:p>
+        </w:tc>
+      </w:tr>
+    </w:tbl>
+    <w:p>
+      <w:pPr>
+        <w:pStyle w:val="Textkrper"/>
+      </w:pPr>
+    </w:p>
+    <w:p>
+      <w:pPr>
+        <w:pStyle w:val="Textkrper"/>
+      </w:pPr>
+    </w:p>
+    <w:tbl>
+      <w:tblPr>
+        <w:tblStyle w:val="Tabellenraster"/>
+        <w:tblW w:w="0" w:type="auto"/>
+        <w:tblLook w:val="04A0" w:firstRow="1" w:lastRow="0" w:firstColumn="1" w:lastColumn="0" w:noHBand="0" w:noVBand="1"/>
+      </w:tblPr>
+      <w:tblGrid>
+        <w:gridCol w:w="2660"/>
+        <w:gridCol w:w="6886"/>
+      </w:tblGrid>
+      <w:tr>
+        <w:tc>
+          <w:tcPr>
+            <w:tcW w:w="2660" w:type="dxa"/>
+          </w:tcPr>
+          <w:p>
+            <w:pPr>
+              <w:pStyle w:val="Textkrper"/>
+              <w:spacing w:before="120" w:after="120"/>
+            </w:pPr>
+            <w:r>
+              <w:t>Feld</w:t>
+            </w:r>
+          </w:p>
+        </w:tc>
+        <w:tc>
+          <w:tcPr>
+            <w:tcW w:w="6886" w:type="dxa"/>
+          </w:tcPr>
+          <w:p>
+            <w:pPr>
+              <w:pStyle w:val="Textkrper"/>
+              <w:spacing w:before="120" w:after="120"/>
+            </w:pPr>
+            <w:proofErr w:type="spellStart"/>
+            <w:r>
+              <w:t>Inhalt</w:t>
+            </w:r>
+            <w:proofErr w:type="spellEnd"/>
+          </w:p>
+        </w:tc>
+      </w:tr>
+      <w:tr>
+        <w:tc>
+          <w:tcPr>
+            <w:tcW w:w="2660" w:type="dxa"/>
+          </w:tcPr>
+          <w:p>
+            <w:pPr>
+              <w:pStyle w:val="Textkrper"/>
+              <w:spacing w:before="120" w:after="120"/>
+            </w:pPr>
+            <w:proofErr w:type="spellStart"/>
+            <w:r>
+              <w:t>Testfall</w:t>
+            </w:r>
+            <w:proofErr w:type="spellEnd"/>
+            <w:r>
+              <w:t>-ID</w:t>
+            </w:r>
+          </w:p>
+        </w:tc>
+        <w:tc>
+          <w:tcPr>
+            <w:tcW w:w="6886" w:type="dxa"/>
+          </w:tcPr>
+          <w:p>
+            <w:pPr>
+              <w:pStyle w:val="Textkrper"/>
+              <w:spacing w:before="120" w:after="120"/>
+            </w:pPr>
+            <w:r>
+              <w:t>SYS_U_1.2.1</w:t>
+            </w:r>
+          </w:p>
+        </w:tc>
+      </w:tr>
+      <w:tr>
+        <w:tc>
+          <w:tcPr>
+            <w:tcW w:w="2660" w:type="dxa"/>
+          </w:tcPr>
+          <w:p>
+            <w:pPr>
+              <w:pStyle w:val="Textkrper"/>
+              <w:spacing w:before="120" w:after="120"/>
+            </w:pPr>
+            <w:r>
+              <w:t>Titel</w:t>
+            </w:r>
+          </w:p>
+        </w:tc>
+        <w:tc>
+          <w:tcPr>
+            <w:tcW w:w="6886" w:type="dxa"/>
+          </w:tcPr>
+          <w:p>
+            <w:pPr>
+              <w:pStyle w:val="Textkrper"/>
+              <w:spacing w:before="120" w:after="120"/>
+            </w:pPr>
+            <w:proofErr w:type="spellStart"/>
+            <w:r>
+              <w:t>Sprachbefehlerkennung</w:t>
+            </w:r>
+            <w:proofErr w:type="spellEnd"/>
+          </w:p>
+        </w:tc>
+      </w:tr>
+      <w:tr>
+        <w:tc>
+          <w:tcPr>
+            <w:tcW w:w="2660" w:type="dxa"/>
+          </w:tcPr>
+          <w:p>
+            <w:pPr>
+              <w:pStyle w:val="Textkrper"/>
+              <w:spacing w:before="120" w:after="120"/>
+            </w:pPr>
+            <w:proofErr w:type="spellStart"/>
+            <w:r>
+              <w:t>Beschreibung</w:t>
+            </w:r>
+            <w:proofErr w:type="spellEnd"/>
+          </w:p>
+        </w:tc>
+        <w:tc>
+          <w:tcPr>
+            <w:tcW w:w="6886" w:type="dxa"/>
+          </w:tcPr>
+          <w:p>
+            <w:pPr>
+              <w:pStyle w:val="Textkrper"/>
+              <w:spacing w:before="120" w:after="120"/>
+            </w:pPr>
+            <w:r>
+              <w:rPr>
+                <w:rFonts w:cs="Arial"/>
+              </w:rPr>
+              <w:t xml:space="preserve">Benutzer </w:t>
+            </w:r>
+            <w:proofErr w:type="spellStart"/>
+            <w:r>
+              <w:rPr>
+                <w:rFonts w:cs="Arial"/>
+              </w:rPr>
+              <w:t>kann</w:t>
+            </w:r>
+            <w:proofErr w:type="spellEnd"/>
+            <w:r>
+              <w:rPr>
+                <w:rFonts w:cs="Arial"/>
+              </w:rPr>
+              <w:t xml:space="preserve"> </w:t>
+            </w:r>
+            <w:proofErr w:type="spellStart"/>
+            <w:r>
+              <w:rPr>
+                <w:rFonts w:cs="Arial"/>
+              </w:rPr>
+              <w:t>Sprachbefehl</w:t>
+            </w:r>
+            <w:proofErr w:type="spellEnd"/>
+            <w:r>
+              <w:rPr>
+                <w:rFonts w:cs="Arial"/>
+              </w:rPr>
+              <w:t xml:space="preserve"> </w:t>
+            </w:r>
+            <w:proofErr w:type="spellStart"/>
+            <w:r>
+              <w:rPr>
+                <w:rFonts w:cs="Arial"/>
+              </w:rPr>
+              <w:t>einsprechen</w:t>
+            </w:r>
+            <w:proofErr w:type="spellEnd"/>
+            <w:r>
+              <w:rPr>
+                <w:rFonts w:cs="Arial"/>
+              </w:rPr>
+              <w:t xml:space="preserve"> und </w:t>
+            </w:r>
+            <w:proofErr w:type="spellStart"/>
+            <w:r>
+              <w:rPr>
+                <w:rFonts w:cs="Arial"/>
+              </w:rPr>
+              <w:t>dieser</w:t>
+            </w:r>
+            <w:proofErr w:type="spellEnd"/>
+            <w:r>
+              <w:rPr>
+                <w:rFonts w:cs="Arial"/>
+              </w:rPr>
+              <w:t xml:space="preserve"> </w:t>
+            </w:r>
+            <w:proofErr w:type="spellStart"/>
+            <w:r>
+              <w:rPr>
+                <w:rFonts w:cs="Arial"/>
+              </w:rPr>
+              <w:t>wird</w:t>
+            </w:r>
+            <w:proofErr w:type="spellEnd"/>
+            <w:r>
+              <w:rPr>
+                <w:rFonts w:cs="Arial"/>
+              </w:rPr>
+              <w:t xml:space="preserve"> </w:t>
+            </w:r>
+            <w:proofErr w:type="spellStart"/>
+            <w:r>
+              <w:rPr>
+                <w:rFonts w:cs="Arial"/>
+              </w:rPr>
+              <w:t>korrekt</w:t>
+            </w:r>
+            <w:proofErr w:type="spellEnd"/>
+            <w:r>
+              <w:rPr>
+                <w:rFonts w:cs="Arial"/>
+              </w:rPr>
+              <w:t xml:space="preserve"> </w:t>
+            </w:r>
+            <w:proofErr w:type="spellStart"/>
+            <w:r>
+              <w:rPr>
+                <w:rFonts w:cs="Arial"/>
+              </w:rPr>
+              <w:t>vom</w:t>
+            </w:r>
+            <w:proofErr w:type="spellEnd"/>
+            <w:r>
+              <w:rPr>
+                <w:rFonts w:cs="Arial"/>
+              </w:rPr>
+              <w:t xml:space="preserve"> </w:t>
+            </w:r>
+            <w:proofErr w:type="spellStart"/>
+            <w:r>
+              <w:rPr>
+                <w:rFonts w:cs="Arial"/>
+              </w:rPr>
+              <w:t>Programm</w:t>
+            </w:r>
+            <w:proofErr w:type="spellEnd"/>
+            <w:r>
+              <w:rPr>
+                <w:rFonts w:cs="Arial"/>
+              </w:rPr>
+              <w:t xml:space="preserve"> </w:t>
+            </w:r>
+            <w:proofErr w:type="spellStart"/>
+            <w:r>
+              <w:rPr>
+                <w:rFonts w:cs="Arial"/>
+              </w:rPr>
+              <w:t>erfasst</w:t>
+            </w:r>
+            <w:proofErr w:type="spellEnd"/>
+          </w:p>
+        </w:tc>
+      </w:tr>
+      <w:tr>
+        <w:tc>
+          <w:tcPr>
+            <w:tcW w:w="2660" w:type="dxa"/>
+          </w:tcPr>
+          <w:p>
+            <w:pPr>
+              <w:pStyle w:val="Textkrper"/>
+              <w:spacing w:before="120" w:after="120"/>
+            </w:pPr>
+            <w:proofErr w:type="spellStart"/>
+            <w:r>
+              <w:t>Vorraussetzung</w:t>
+            </w:r>
+            <w:proofErr w:type="spellEnd"/>
+          </w:p>
+        </w:tc>
+        <w:tc>
+          <w:tcPr>
+            <w:tcW w:w="6886" w:type="dxa"/>
+          </w:tcPr>
+          <w:p>
+            <w:pPr>
+              <w:pStyle w:val="Textkrper"/>
+              <w:spacing w:before="120" w:after="120"/>
+            </w:pPr>
+            <w:proofErr w:type="spellStart"/>
+            <w:r>
+              <w:t>Gerät</w:t>
+            </w:r>
+            <w:proofErr w:type="spellEnd"/>
+            <w:r>
+              <w:t xml:space="preserve"> </w:t>
+            </w:r>
+            <w:proofErr w:type="spellStart"/>
+            <w:r>
+              <w:t>besitzt</w:t>
+            </w:r>
+            <w:proofErr w:type="spellEnd"/>
+            <w:r>
+              <w:t xml:space="preserve"> </w:t>
+            </w:r>
+            <w:proofErr w:type="spellStart"/>
+            <w:r>
+              <w:t>ein</w:t>
+            </w:r>
+            <w:proofErr w:type="spellEnd"/>
+            <w:r>
+              <w:t xml:space="preserve"> </w:t>
+            </w:r>
+            <w:proofErr w:type="spellStart"/>
+            <w:r>
+              <w:t>Mikrofon</w:t>
+            </w:r>
+            <w:proofErr w:type="spellEnd"/>
+          </w:p>
+        </w:tc>
+      </w:tr>
+      <w:tr>
+        <w:tc>
+          <w:tcPr>
+            <w:tcW w:w="2660" w:type="dxa"/>
+          </w:tcPr>
+          <w:p>
+            <w:pPr>
+              <w:pStyle w:val="Textkrper"/>
+              <w:spacing w:before="120" w:after="120"/>
+            </w:pPr>
+            <w:proofErr w:type="spellStart"/>
+            <w:r>
+              <w:t>Testdaten</w:t>
+            </w:r>
+            <w:proofErr w:type="spellEnd"/>
+          </w:p>
+        </w:tc>
+        <w:tc>
+          <w:tcPr>
+            <w:tcW w:w="6886" w:type="dxa"/>
+          </w:tcPr>
+          <w:p>
+            <w:pPr>
+              <w:pStyle w:val="Textkrper"/>
+              <w:spacing w:before="120" w:after="120"/>
+            </w:pPr>
+            <w:proofErr w:type="spellStart"/>
+            <w:r>
+              <w:t>Sprachbefehl</w:t>
+            </w:r>
+            <w:proofErr w:type="spellEnd"/>
+            <w:r>
+              <w:t xml:space="preserve"> “3”</w:t>
+            </w:r>
+          </w:p>
+        </w:tc>
+      </w:tr>
+      <w:tr>
+        <w:tc>
+          <w:tcPr>
+            <w:tcW w:w="2660" w:type="dxa"/>
+          </w:tcPr>
+          <w:p>
+            <w:pPr>
+              <w:pStyle w:val="Textkrper"/>
+              <w:spacing w:before="120" w:after="120"/>
+            </w:pPr>
+            <w:proofErr w:type="spellStart"/>
+            <w:r>
+              <w:t>Testschritte</w:t>
+            </w:r>
+            <w:proofErr w:type="spellEnd"/>
+          </w:p>
+        </w:tc>
+        <w:tc>
+          <w:tcPr>
+            <w:tcW w:w="6886" w:type="dxa"/>
+          </w:tcPr>
+          <w:p>
+            <w:pPr>
+              <w:pStyle w:val="Textkrper"/>
+              <w:numPr>
+                <w:ilvl w:val="0"/>
+                <w:numId w:val="11"/>
+              </w:numPr>
+              <w:spacing w:before="120" w:after="120"/>
+            </w:pPr>
+            <w:r>
+              <w:t xml:space="preserve">GUI </w:t>
+            </w:r>
+            <w:proofErr w:type="spellStart"/>
+            <w:r>
+              <w:t>öffnen</w:t>
+            </w:r>
+            <w:proofErr w:type="spellEnd"/>
+            <w:r>
+              <w:t xml:space="preserve"> </w:t>
+            </w:r>
+          </w:p>
+          <w:p>
+            <w:pPr>
+              <w:pStyle w:val="Textkrper"/>
+              <w:numPr>
+                <w:ilvl w:val="0"/>
+                <w:numId w:val="11"/>
+              </w:numPr>
+              <w:spacing w:before="120" w:after="120"/>
+            </w:pPr>
+            <w:proofErr w:type="spellStart"/>
+            <w:r>
+              <w:t>Startknopf</w:t>
+            </w:r>
+            <w:proofErr w:type="spellEnd"/>
+            <w:r>
+              <w:t xml:space="preserve"> für </w:t>
+            </w:r>
+            <w:proofErr w:type="spellStart"/>
+            <w:r>
+              <w:t>Spracherkennung</w:t>
+            </w:r>
+            <w:proofErr w:type="spellEnd"/>
+            <w:r>
+              <w:t xml:space="preserve"> </w:t>
+            </w:r>
+            <w:proofErr w:type="spellStart"/>
+            <w:r>
+              <w:t>drücken</w:t>
+            </w:r>
+            <w:proofErr w:type="spellEnd"/>
+          </w:p>
+          <w:p>
+            <w:pPr>
+              <w:pStyle w:val="Textkrper"/>
+              <w:numPr>
+                <w:ilvl w:val="0"/>
+                <w:numId w:val="11"/>
+              </w:numPr>
+              <w:spacing w:before="120" w:after="120"/>
+            </w:pPr>
+            <w:proofErr w:type="spellStart"/>
+            <w:r>
+              <w:t>Befehl</w:t>
+            </w:r>
+            <w:proofErr w:type="spellEnd"/>
+            <w:r>
+              <w:t xml:space="preserve"> “3” </w:t>
+            </w:r>
+            <w:proofErr w:type="spellStart"/>
+            <w:r>
+              <w:t>sprechen</w:t>
+            </w:r>
+            <w:proofErr w:type="spellEnd"/>
+          </w:p>
+        </w:tc>
+      </w:tr>
+      <w:tr>
+        <w:tc>
+          <w:tcPr>
+            <w:tcW w:w="2660" w:type="dxa"/>
+          </w:tcPr>
+          <w:p>
+            <w:pPr>
+              <w:pStyle w:val="Textkrper"/>
+              <w:spacing w:before="120" w:after="120"/>
+            </w:pPr>
+            <w:proofErr w:type="spellStart"/>
+            <w:r>
+              <w:t>Erwartetes</w:t>
+            </w:r>
+            <w:proofErr w:type="spellEnd"/>
+            <w:r>
+              <w:t xml:space="preserve"> Ergebnis</w:t>
+            </w:r>
+          </w:p>
+        </w:tc>
+        <w:tc>
+          <w:tcPr>
+            <w:tcW w:w="6886" w:type="dxa"/>
+          </w:tcPr>
+          <w:p>
+            <w:pPr>
+              <w:pStyle w:val="Textkrper"/>
+              <w:numPr>
+                <w:ilvl w:val="0"/>
+                <w:numId w:val="12"/>
+              </w:numPr>
+              <w:spacing w:before="120" w:after="120"/>
+            </w:pPr>
+            <w:r>
+              <w:t xml:space="preserve">Knopf </w:t>
+            </w:r>
+            <w:proofErr w:type="spellStart"/>
+            <w:r>
+              <w:t>ändert</w:t>
+            </w:r>
+            <w:proofErr w:type="spellEnd"/>
+            <w:r>
+              <w:t xml:space="preserve"> </w:t>
+            </w:r>
+            <w:proofErr w:type="spellStart"/>
+            <w:r>
+              <w:t>sich</w:t>
+            </w:r>
+            <w:proofErr w:type="spellEnd"/>
+            <w:r>
+              <w:t xml:space="preserve"> und </w:t>
+            </w:r>
+            <w:proofErr w:type="spellStart"/>
+            <w:r>
+              <w:t>zeigt</w:t>
+            </w:r>
+            <w:proofErr w:type="spellEnd"/>
+            <w:r>
+              <w:t xml:space="preserve"> den Text “Stopp”</w:t>
+            </w:r>
+          </w:p>
+          <w:p>
+            <w:pPr>
+              <w:pStyle w:val="Textkrper"/>
+              <w:numPr>
+                <w:ilvl w:val="0"/>
+                <w:numId w:val="12"/>
+              </w:numPr>
+              <w:spacing w:before="120" w:after="120"/>
+            </w:pPr>
+            <w:proofErr w:type="spellStart"/>
+            <w:r>
+              <w:lastRenderedPageBreak/>
+              <w:t>Sprachbefehl</w:t>
+            </w:r>
+            <w:proofErr w:type="spellEnd"/>
+            <w:r>
+              <w:t xml:space="preserve"> </w:t>
+            </w:r>
+            <w:proofErr w:type="spellStart"/>
+            <w:r>
+              <w:t>wird</w:t>
+            </w:r>
+            <w:proofErr w:type="spellEnd"/>
+            <w:r>
+              <w:t xml:space="preserve"> </w:t>
+            </w:r>
+            <w:proofErr w:type="spellStart"/>
+            <w:r>
+              <w:t>angezeigt</w:t>
+            </w:r>
+            <w:proofErr w:type="spellEnd"/>
+            <w:r>
+              <w:t>: ”3”;</w:t>
+            </w:r>
+          </w:p>
+          <w:p>
+            <w:pPr>
+              <w:pStyle w:val="Textkrper"/>
+              <w:numPr>
+                <w:ilvl w:val="0"/>
+                <w:numId w:val="12"/>
+              </w:numPr>
+              <w:spacing w:before="120" w:after="120"/>
+            </w:pPr>
+            <w:proofErr w:type="spellStart"/>
+            <w:r>
+              <w:t>Zeitsignal</w:t>
+            </w:r>
+            <w:proofErr w:type="spellEnd"/>
+            <w:r>
+              <w:t xml:space="preserve"> des </w:t>
+            </w:r>
+            <w:proofErr w:type="spellStart"/>
+            <w:r>
+              <w:t>Befehls</w:t>
+            </w:r>
+            <w:proofErr w:type="spellEnd"/>
+            <w:r>
+              <w:t xml:space="preserve"> </w:t>
+            </w:r>
+            <w:proofErr w:type="spellStart"/>
+            <w:r>
+              <w:t>wird</w:t>
+            </w:r>
+            <w:proofErr w:type="spellEnd"/>
+            <w:r>
+              <w:t xml:space="preserve"> </w:t>
+            </w:r>
+            <w:proofErr w:type="spellStart"/>
+            <w:r>
+              <w:t>ausgegeben</w:t>
+            </w:r>
+            <w:proofErr w:type="spellEnd"/>
+            <w:r>
+              <w:t xml:space="preserve"> </w:t>
+            </w:r>
+          </w:p>
+        </w:tc>
+      </w:tr>
+      <w:tr>
+        <w:tc>
+          <w:tcPr>
+            <w:tcW w:w="2660" w:type="dxa"/>
+          </w:tcPr>
+          <w:p>
+            <w:pPr>
+              <w:pStyle w:val="Textkrper"/>
+              <w:spacing w:before="120" w:after="120"/>
+            </w:pPr>
+            <w:proofErr w:type="spellStart"/>
+            <w:r>
+              <w:lastRenderedPageBreak/>
+              <w:t>Tatsächliches</w:t>
+            </w:r>
+            <w:proofErr w:type="spellEnd"/>
+            <w:r>
+              <w:t xml:space="preserve"> </w:t>
+            </w:r>
+            <w:proofErr w:type="spellStart"/>
+            <w:r>
+              <w:t>Ergebnis</w:t>
+            </w:r>
+            <w:proofErr w:type="spellEnd"/>
+          </w:p>
+        </w:tc>
+        <w:tc>
+          <w:tcPr>
+            <w:tcW w:w="6886" w:type="dxa"/>
+          </w:tcPr>
+          <w:p>
+            <w:pPr>
+              <w:pStyle w:val="Textkrper"/>
+              <w:spacing w:before="120" w:after="120"/>
+            </w:pPr>
+          </w:p>
+        </w:tc>
+      </w:tr>
+      <w:tr>
+        <w:tc>
+          <w:tcPr>
+            <w:tcW w:w="2660" w:type="dxa"/>
+          </w:tcPr>
+          <w:p>
+            <w:pPr>
+              <w:pStyle w:val="Textkrper"/>
+              <w:spacing w:before="120" w:after="120"/>
+            </w:pPr>
+            <w:r>
+              <w:t>Status</w:t>
+            </w:r>
+          </w:p>
+        </w:tc>
+        <w:tc>
+          <w:tcPr>
+            <w:tcW w:w="6886" w:type="dxa"/>
+          </w:tcPr>
+          <w:p>
+            <w:pPr>
+              <w:pStyle w:val="Textkrper"/>
+              <w:spacing w:before="120" w:after="120"/>
+            </w:pPr>
+          </w:p>
+        </w:tc>
+      </w:tr>
+      <w:tr>
+        <w:tc>
+          <w:tcPr>
+            <w:tcW w:w="2660" w:type="dxa"/>
+          </w:tcPr>
+          <w:p>
+            <w:pPr>
+              <w:pStyle w:val="Textkrper"/>
+              <w:spacing w:before="120" w:after="120"/>
+            </w:pPr>
+            <w:r>
+              <w:t>Tester</w:t>
+            </w:r>
+          </w:p>
+        </w:tc>
+        <w:tc>
+          <w:tcPr>
+            <w:tcW w:w="6886" w:type="dxa"/>
+          </w:tcPr>
+          <w:p>
+            <w:pPr>
+              <w:pStyle w:val="Textkrper"/>
+              <w:spacing w:before="120" w:after="120"/>
+            </w:pPr>
+          </w:p>
+        </w:tc>
+      </w:tr>
+      <w:tr>
+        <w:tc>
+          <w:tcPr>
+            <w:tcW w:w="2660" w:type="dxa"/>
+          </w:tcPr>
+          <w:p>
+            <w:pPr>
+              <w:pStyle w:val="Textkrper"/>
+              <w:spacing w:before="120" w:after="120"/>
+            </w:pPr>
+            <w:proofErr w:type="spellStart"/>
+            <w:r>
+              <w:t>Testdatum</w:t>
+            </w:r>
+            <w:proofErr w:type="spellEnd"/>
+          </w:p>
+        </w:tc>
+        <w:tc>
+          <w:tcPr>
+            <w:tcW w:w="6886" w:type="dxa"/>
+          </w:tcPr>
+          <w:p>
+            <w:pPr>
+              <w:pStyle w:val="Textkrper"/>
+              <w:spacing w:before="120" w:after="120"/>
+            </w:pPr>
+          </w:p>
+        </w:tc>
+      </w:tr>
+      <w:tr>
+        <w:tc>
+          <w:tcPr>
+            <w:tcW w:w="2660" w:type="dxa"/>
+          </w:tcPr>
+          <w:p>
+            <w:pPr>
+              <w:pStyle w:val="Textkrper"/>
+              <w:spacing w:before="120" w:after="120"/>
+            </w:pPr>
+            <w:proofErr w:type="spellStart"/>
+            <w:r>
+              <w:t>Kommentar</w:t>
+            </w:r>
+            <w:proofErr w:type="spellEnd"/>
+          </w:p>
+        </w:tc>
+        <w:tc>
+          <w:tcPr>
+            <w:tcW w:w="6886" w:type="dxa"/>
+          </w:tcPr>
+          <w:p>
+            <w:pPr>
+              <w:pStyle w:val="Textkrper"/>
+              <w:spacing w:before="120" w:after="120"/>
+            </w:pPr>
+          </w:p>
+        </w:tc>
+      </w:tr>
+    </w:tbl>
+    <w:p>
+      <w:pPr>
+        <w:pStyle w:val="Textkrper"/>
+      </w:pPr>
+    </w:p>
+    <w:tbl>
+      <w:tblPr>
+        <w:tblStyle w:val="Tabellenraster"/>
+        <w:tblW w:w="0" w:type="auto"/>
+        <w:tblLook w:val="04A0" w:firstRow="1" w:lastRow="0" w:firstColumn="1" w:lastColumn="0" w:noHBand="0" w:noVBand="1"/>
+      </w:tblPr>
+      <w:tblGrid>
+        <w:gridCol w:w="2660"/>
+        <w:gridCol w:w="6886"/>
+      </w:tblGrid>
+      <w:tr>
+        <w:tc>
+          <w:tcPr>
+            <w:tcW w:w="2660" w:type="dxa"/>
+          </w:tcPr>
+          <w:p>
+            <w:pPr>
+              <w:pStyle w:val="Textkrper"/>
+              <w:spacing w:before="120" w:after="120"/>
+            </w:pPr>
+            <w:r>
+              <w:t>Feld</w:t>
+            </w:r>
+          </w:p>
+        </w:tc>
+        <w:tc>
+          <w:tcPr>
+            <w:tcW w:w="6886" w:type="dxa"/>
+          </w:tcPr>
+          <w:p>
+            <w:pPr>
+              <w:pStyle w:val="Textkrper"/>
+              <w:spacing w:before="120" w:after="120"/>
+            </w:pPr>
+            <w:proofErr w:type="spellStart"/>
+            <w:r>
+              <w:t>Inhalt</w:t>
+            </w:r>
+            <w:proofErr w:type="spellEnd"/>
+          </w:p>
+        </w:tc>
+      </w:tr>
+      <w:tr>
+        <w:tc>
+          <w:tcPr>
+            <w:tcW w:w="2660" w:type="dxa"/>
+          </w:tcPr>
+          <w:p>
+            <w:pPr>
+              <w:pStyle w:val="Textkrper"/>
+              <w:spacing w:before="120" w:after="120"/>
+            </w:pPr>
+            <w:proofErr w:type="spellStart"/>
+            <w:r>
+              <w:t>Testfall</w:t>
+            </w:r>
+            <w:proofErr w:type="spellEnd"/>
+            <w:r>
+              <w:t>-ID</w:t>
+            </w:r>
+          </w:p>
+        </w:tc>
+        <w:tc>
+          <w:tcPr>
+            <w:tcW w:w="6886" w:type="dxa"/>
+          </w:tcPr>
+          <w:p>
+            <w:pPr>
+              <w:pStyle w:val="Textkrper"/>
+              <w:spacing w:before="120" w:after="120"/>
+            </w:pPr>
+            <w:r>
+              <w:t>SYS_U_1.2.</w:t>
+            </w:r>
+            <w:r>
+              <w:t>2</w:t>
+            </w:r>
+          </w:p>
+        </w:tc>
+      </w:tr>
+      <w:tr>
+        <w:tc>
+          <w:tcPr>
+            <w:tcW w:w="2660" w:type="dxa"/>
+          </w:tcPr>
+          <w:p>
+            <w:pPr>
+              <w:pStyle w:val="Textkrper"/>
+              <w:spacing w:before="120" w:after="120"/>
+            </w:pPr>
+            <w:r>
+              <w:t>Titel</w:t>
+            </w:r>
+          </w:p>
+        </w:tc>
+        <w:tc>
+          <w:tcPr>
+            <w:tcW w:w="6886" w:type="dxa"/>
+          </w:tcPr>
+          <w:p>
+            <w:pPr>
+              <w:pStyle w:val="Textkrper"/>
+              <w:spacing w:before="120" w:after="120"/>
+            </w:pPr>
+            <w:proofErr w:type="spellStart"/>
+            <w:r>
+              <w:t>Sprachbefehlerkennung</w:t>
+            </w:r>
+            <w:proofErr w:type="spellEnd"/>
+            <w:r>
+              <w:t xml:space="preserve"> </w:t>
+            </w:r>
+            <w:proofErr w:type="spellStart"/>
+            <w:r>
+              <w:t>mit</w:t>
+            </w:r>
+            <w:proofErr w:type="spellEnd"/>
+            <w:r>
+              <w:t xml:space="preserve"> </w:t>
+            </w:r>
+            <w:proofErr w:type="spellStart"/>
+            <w:r>
+              <w:t>Hintergrundgeräusche</w:t>
+            </w:r>
+            <w:proofErr w:type="spellEnd"/>
+          </w:p>
+        </w:tc>
+      </w:tr>
+      <w:tr>
+        <w:tc>
+          <w:tcPr>
+            <w:tcW w:w="2660" w:type="dxa"/>
+          </w:tcPr>
+          <w:p>
+            <w:pPr>
+              <w:pStyle w:val="Textkrper"/>
+              <w:spacing w:before="120" w:after="120"/>
+            </w:pPr>
+            <w:proofErr w:type="spellStart"/>
+            <w:r>
+              <w:t>Beschreibung</w:t>
+            </w:r>
+            <w:proofErr w:type="spellEnd"/>
+          </w:p>
+        </w:tc>
+        <w:tc>
+          <w:tcPr>
+            <w:tcW w:w="6886" w:type="dxa"/>
+          </w:tcPr>
+          <w:p>
+            <w:pPr>
+              <w:pStyle w:val="Textkrper"/>
+              <w:spacing w:before="120" w:after="120"/>
+            </w:pPr>
+            <w:r>
+              <w:rPr>
+                <w:rFonts w:cs="Arial"/>
+              </w:rPr>
+              <w:t xml:space="preserve">Benutzer </w:t>
+            </w:r>
+            <w:proofErr w:type="spellStart"/>
+            <w:r>
+              <w:rPr>
+                <w:rFonts w:cs="Arial"/>
+              </w:rPr>
+              <w:t>kann</w:t>
+            </w:r>
+            <w:proofErr w:type="spellEnd"/>
+            <w:r>
+              <w:rPr>
+                <w:rFonts w:cs="Arial"/>
+              </w:rPr>
+              <w:t xml:space="preserve"> </w:t>
+            </w:r>
+            <w:proofErr w:type="spellStart"/>
+            <w:r>
+              <w:rPr>
+                <w:rFonts w:cs="Arial"/>
+              </w:rPr>
+              <w:t>Sprachbefehl</w:t>
+            </w:r>
+            <w:proofErr w:type="spellEnd"/>
+            <w:r>
+              <w:rPr>
+                <w:rFonts w:cs="Arial"/>
+              </w:rPr>
+              <w:t xml:space="preserve"> </w:t>
+            </w:r>
+            <w:proofErr w:type="spellStart"/>
+            <w:r>
+              <w:rPr>
+                <w:rFonts w:cs="Arial"/>
+              </w:rPr>
+              <w:t>einsprechen</w:t>
+            </w:r>
+            <w:proofErr w:type="spellEnd"/>
+            <w:r>
+              <w:rPr>
+                <w:rFonts w:cs="Arial"/>
+              </w:rPr>
+              <w:t xml:space="preserve"> und </w:t>
+            </w:r>
+            <w:proofErr w:type="spellStart"/>
+            <w:r>
+              <w:rPr>
+                <w:rFonts w:cs="Arial"/>
+              </w:rPr>
+              <w:t>dieser</w:t>
+            </w:r>
+            <w:proofErr w:type="spellEnd"/>
+            <w:r>
+              <w:rPr>
+                <w:rFonts w:cs="Arial"/>
+              </w:rPr>
+              <w:t xml:space="preserve"> </w:t>
+            </w:r>
+            <w:proofErr w:type="spellStart"/>
+            <w:r>
+              <w:rPr>
+                <w:rFonts w:cs="Arial"/>
+              </w:rPr>
+              <w:t>wird</w:t>
+            </w:r>
+            <w:proofErr w:type="spellEnd"/>
+            <w:r>
+              <w:rPr>
+                <w:rFonts w:cs="Arial"/>
+              </w:rPr>
+              <w:t xml:space="preserve"> </w:t>
+            </w:r>
+            <w:proofErr w:type="spellStart"/>
+            <w:r>
+              <w:rPr>
+                <w:rFonts w:cs="Arial"/>
+              </w:rPr>
+              <w:t>korrekt</w:t>
+            </w:r>
+            <w:proofErr w:type="spellEnd"/>
+            <w:r>
+              <w:rPr>
+                <w:rFonts w:cs="Arial"/>
+              </w:rPr>
+              <w:t xml:space="preserve"> </w:t>
+            </w:r>
+            <w:proofErr w:type="spellStart"/>
+            <w:r>
+              <w:rPr>
+                <w:rFonts w:cs="Arial"/>
+              </w:rPr>
+              <w:t>vom</w:t>
+            </w:r>
+            <w:proofErr w:type="spellEnd"/>
+            <w:r>
+              <w:rPr>
+                <w:rFonts w:cs="Arial"/>
+              </w:rPr>
+              <w:t xml:space="preserve"> </w:t>
+            </w:r>
+            <w:proofErr w:type="spellStart"/>
+            <w:r>
+              <w:rPr>
+                <w:rFonts w:cs="Arial"/>
+              </w:rPr>
+              <w:t>Programm</w:t>
+            </w:r>
+            <w:proofErr w:type="spellEnd"/>
+            <w:r>
+              <w:rPr>
+                <w:rFonts w:cs="Arial"/>
+              </w:rPr>
+              <w:t xml:space="preserve"> </w:t>
+            </w:r>
+            <w:proofErr w:type="spellStart"/>
+            <w:r>
+              <w:rPr>
+                <w:rFonts w:cs="Arial"/>
+              </w:rPr>
+              <w:t>erfasst</w:t>
+            </w:r>
+            <w:proofErr w:type="spellEnd"/>
+            <w:r>
+              <w:rPr>
+                <w:rFonts w:cs="Arial"/>
+              </w:rPr>
+              <w:t xml:space="preserve">, </w:t>
+            </w:r>
+            <w:proofErr w:type="spellStart"/>
+            <w:r>
+              <w:rPr>
+                <w:rFonts w:cs="Arial"/>
+              </w:rPr>
+              <w:t>obwohl</w:t>
+            </w:r>
+            <w:proofErr w:type="spellEnd"/>
+            <w:r>
+              <w:rPr>
+                <w:rFonts w:cs="Arial"/>
+              </w:rPr>
+              <w:t xml:space="preserve"> </w:t>
+            </w:r>
+            <w:proofErr w:type="spellStart"/>
+            <w:r>
+              <w:rPr>
+                <w:rFonts w:cs="Arial"/>
+              </w:rPr>
+              <w:t>Hintergrundgeräusche</w:t>
+            </w:r>
+            <w:proofErr w:type="spellEnd"/>
+            <w:r>
+              <w:rPr>
+                <w:rFonts w:cs="Arial"/>
+              </w:rPr>
+              <w:t xml:space="preserve"> </w:t>
+            </w:r>
+            <w:proofErr w:type="spellStart"/>
+            <w:r>
+              <w:rPr>
+                <w:rFonts w:cs="Arial"/>
+              </w:rPr>
+              <w:t>vorhanden</w:t>
+            </w:r>
+            <w:proofErr w:type="spellEnd"/>
+            <w:r>
+              <w:rPr>
+                <w:rFonts w:cs="Arial"/>
+              </w:rPr>
+              <w:t xml:space="preserve"> </w:t>
+            </w:r>
+            <w:proofErr w:type="spellStart"/>
+            <w:r>
+              <w:rPr>
+                <w:rFonts w:cs="Arial"/>
+              </w:rPr>
+              <w:t>sind</w:t>
+            </w:r>
+            <w:proofErr w:type="spellEnd"/>
+          </w:p>
+        </w:tc>
+      </w:tr>
+      <w:tr>
+        <w:tc>
+          <w:tcPr>
+            <w:tcW w:w="2660" w:type="dxa"/>
+          </w:tcPr>
+          <w:p>
+            <w:pPr>
+              <w:pStyle w:val="Textkrper"/>
+              <w:spacing w:before="120" w:after="120"/>
+            </w:pPr>
+            <w:proofErr w:type="spellStart"/>
+            <w:r>
+              <w:t>Vorraussetzung</w:t>
+            </w:r>
+            <w:proofErr w:type="spellEnd"/>
+          </w:p>
+        </w:tc>
+        <w:tc>
+          <w:tcPr>
+            <w:tcW w:w="6886" w:type="dxa"/>
+          </w:tcPr>
+          <w:p>
+            <w:pPr>
+              <w:pStyle w:val="Textkrper"/>
+              <w:spacing w:before="120" w:after="120"/>
+            </w:pPr>
+            <w:proofErr w:type="spellStart"/>
+            <w:r>
+              <w:t>Gerät</w:t>
+            </w:r>
+            <w:proofErr w:type="spellEnd"/>
+            <w:r>
+              <w:t xml:space="preserve"> </w:t>
+            </w:r>
+            <w:proofErr w:type="spellStart"/>
+            <w:r>
+              <w:t>besitzt</w:t>
+            </w:r>
+            <w:proofErr w:type="spellEnd"/>
+            <w:r>
+              <w:t xml:space="preserve"> </w:t>
+            </w:r>
+            <w:proofErr w:type="spellStart"/>
+            <w:r>
+              <w:t>ein</w:t>
+            </w:r>
+            <w:proofErr w:type="spellEnd"/>
+            <w:r>
+              <w:t xml:space="preserve"> </w:t>
+            </w:r>
+            <w:proofErr w:type="spellStart"/>
+            <w:r>
+              <w:t>Mikrofon</w:t>
+            </w:r>
+            <w:proofErr w:type="spellEnd"/>
+          </w:p>
+        </w:tc>
+      </w:tr>
+      <w:tr>
+        <w:tc>
+          <w:tcPr>
+            <w:tcW w:w="2660" w:type="dxa"/>
+          </w:tcPr>
+          <w:p>
+            <w:pPr>
+              <w:pStyle w:val="Textkrper"/>
+              <w:spacing w:before="120" w:after="120"/>
+            </w:pPr>
+            <w:proofErr w:type="spellStart"/>
+            <w:r>
+              <w:t>Testdaten</w:t>
+            </w:r>
+            <w:proofErr w:type="spellEnd"/>
+          </w:p>
+        </w:tc>
+        <w:tc>
+          <w:tcPr>
+            <w:tcW w:w="6886" w:type="dxa"/>
+          </w:tcPr>
+          <w:p>
+            <w:pPr>
+              <w:pStyle w:val="Textkrper"/>
+              <w:spacing w:before="120" w:after="120"/>
+            </w:pPr>
+            <w:proofErr w:type="spellStart"/>
+            <w:r>
+              <w:t>Sprachbefehl</w:t>
+            </w:r>
+            <w:proofErr w:type="spellEnd"/>
+            <w:r>
+              <w:t xml:space="preserve"> “3”</w:t>
+            </w:r>
+          </w:p>
+        </w:tc>
+      </w:tr>
+      <w:tr>
+        <w:tc>
+          <w:tcPr>
+            <w:tcW w:w="2660" w:type="dxa"/>
+          </w:tcPr>
+          <w:p>
+            <w:pPr>
+              <w:pStyle w:val="Textkrper"/>
+              <w:spacing w:before="120" w:after="120"/>
+            </w:pPr>
+            <w:proofErr w:type="spellStart"/>
+            <w:r>
+              <w:t>Testschritte</w:t>
+            </w:r>
+            <w:proofErr w:type="spellEnd"/>
+          </w:p>
+        </w:tc>
+        <w:tc>
+          <w:tcPr>
+            <w:tcW w:w="6886" w:type="dxa"/>
+          </w:tcPr>
+          <w:p>
+            <w:pPr>
+              <w:pStyle w:val="Textkrper"/>
+              <w:numPr>
+                <w:ilvl w:val="0"/>
+                <w:numId w:val="13"/>
+              </w:numPr>
+              <w:spacing w:before="120" w:after="120"/>
+            </w:pPr>
+            <w:r>
+              <w:t xml:space="preserve">GUI </w:t>
+            </w:r>
+            <w:proofErr w:type="spellStart"/>
+            <w:r>
+              <w:t>öffnen</w:t>
+            </w:r>
+            <w:proofErr w:type="spellEnd"/>
+            <w:r>
+              <w:t xml:space="preserve"> </w:t>
+            </w:r>
+          </w:p>
+          <w:p>
+            <w:pPr>
+              <w:pStyle w:val="Textkrper"/>
+              <w:numPr>
+                <w:ilvl w:val="0"/>
+                <w:numId w:val="13"/>
+              </w:numPr>
+              <w:spacing w:before="120" w:after="120"/>
+            </w:pPr>
+            <w:proofErr w:type="spellStart"/>
+            <w:r>
+              <w:t>Startknopf</w:t>
+            </w:r>
+            <w:proofErr w:type="spellEnd"/>
+            <w:r>
+              <w:t xml:space="preserve"> für </w:t>
+            </w:r>
+            <w:proofErr w:type="spellStart"/>
+            <w:r>
+              <w:t>Spracherkennung</w:t>
+            </w:r>
+            <w:proofErr w:type="spellEnd"/>
+            <w:r>
+              <w:t xml:space="preserve"> </w:t>
+            </w:r>
+            <w:proofErr w:type="spellStart"/>
+            <w:r>
+              <w:t>drücken</w:t>
+            </w:r>
+            <w:proofErr w:type="spellEnd"/>
+          </w:p>
+          <w:p>
+            <w:pPr>
+              <w:pStyle w:val="Listenabsatz"/>
+              <w:numPr>
+                <w:ilvl w:val="0"/>
+                <w:numId w:val="13"/>
+              </w:numPr>
+              <w:spacing w:after="0" w:line="240" w:lineRule="auto"/>
+              <w:rPr>
+                <w:rFonts w:asciiTheme="minorHAnsi" w:hAnsiTheme="minorHAnsi" w:cs="Arial"/>
+              </w:rPr>
+            </w:pPr>
+            <w:r>
+              <w:rPr>
+                <w:rFonts w:asciiTheme="minorHAnsi" w:hAnsiTheme="minorHAnsi" w:cs="Arial"/>
+              </w:rPr>
+              <w:t>Hintergrundgeräusche in der Nähe des Mikrofons erzeugen</w:t>
+            </w:r>
+          </w:p>
+          <w:p>
+            <w:pPr>
+              <w:pStyle w:val="Textkrper"/>
+              <w:numPr>
+                <w:ilvl w:val="0"/>
+                <w:numId w:val="13"/>
+              </w:numPr>
+              <w:spacing w:before="120" w:after="120"/>
+            </w:pPr>
+            <w:proofErr w:type="spellStart"/>
+            <w:r>
+              <w:t>Befehl</w:t>
+            </w:r>
+            <w:proofErr w:type="spellEnd"/>
+            <w:r>
+              <w:t xml:space="preserve"> “3” </w:t>
+            </w:r>
+            <w:proofErr w:type="spellStart"/>
+            <w:r>
+              <w:t>sprechen</w:t>
+            </w:r>
+            <w:proofErr w:type="spellEnd"/>
+          </w:p>
+        </w:tc>
+      </w:tr>
+      <w:tr>
+        <w:tc>
+          <w:tcPr>
+            <w:tcW w:w="2660" w:type="dxa"/>
+          </w:tcPr>
+          <w:p>
+            <w:pPr>
+              <w:pStyle w:val="Textkrper"/>
+              <w:spacing w:before="120" w:after="120"/>
+            </w:pPr>
+            <w:proofErr w:type="spellStart"/>
+            <w:r>
+              <w:t>Erwartetes</w:t>
+            </w:r>
+            <w:proofErr w:type="spellEnd"/>
+            <w:r>
+              <w:t xml:space="preserve"> Ergebnis</w:t>
+            </w:r>
+          </w:p>
+        </w:tc>
+        <w:tc>
+          <w:tcPr>
+            <w:tcW w:w="6886" w:type="dxa"/>
+          </w:tcPr>
+          <w:p>
+            <w:pPr>
+              <w:pStyle w:val="Textkrper"/>
+              <w:numPr>
+                <w:ilvl w:val="0"/>
+                <w:numId w:val="14"/>
+              </w:numPr>
+              <w:spacing w:before="120" w:after="120"/>
+            </w:pPr>
+            <w:r>
+              <w:t xml:space="preserve">Knopf </w:t>
+            </w:r>
+            <w:proofErr w:type="spellStart"/>
+            <w:r>
+              <w:t>ändert</w:t>
+            </w:r>
+            <w:proofErr w:type="spellEnd"/>
+            <w:r>
+              <w:t xml:space="preserve"> </w:t>
+            </w:r>
+            <w:proofErr w:type="spellStart"/>
+            <w:r>
+              <w:t>sich</w:t>
+            </w:r>
+            <w:proofErr w:type="spellEnd"/>
+            <w:r>
+              <w:t xml:space="preserve"> und </w:t>
+            </w:r>
+            <w:proofErr w:type="spellStart"/>
+            <w:r>
+              <w:t>zeigt</w:t>
+            </w:r>
+            <w:proofErr w:type="spellEnd"/>
+            <w:r>
+              <w:t xml:space="preserve"> den Text “Stopp”</w:t>
+            </w:r>
+          </w:p>
+          <w:p>
+            <w:pPr>
+              <w:pStyle w:val="Textkrper"/>
+              <w:numPr>
+                <w:ilvl w:val="0"/>
+                <w:numId w:val="14"/>
+              </w:numPr>
+              <w:spacing w:before="120" w:after="120"/>
+            </w:pPr>
+            <w:proofErr w:type="spellStart"/>
+            <w:r>
+              <w:t>Sprachbefehl</w:t>
+            </w:r>
+            <w:proofErr w:type="spellEnd"/>
+            <w:r>
+              <w:t xml:space="preserve"> </w:t>
+            </w:r>
+            <w:proofErr w:type="spellStart"/>
+            <w:r>
+              <w:t>wird</w:t>
+            </w:r>
+            <w:proofErr w:type="spellEnd"/>
+            <w:r>
+              <w:t xml:space="preserve"> </w:t>
+            </w:r>
+            <w:proofErr w:type="spellStart"/>
+            <w:r>
+              <w:t>angezeigt</w:t>
+            </w:r>
+            <w:proofErr w:type="spellEnd"/>
+            <w:r>
+              <w:t>: ”3”;</w:t>
+            </w:r>
+          </w:p>
+          <w:p>
+            <w:pPr>
+              <w:pStyle w:val="Textkrper"/>
+              <w:numPr>
+                <w:ilvl w:val="0"/>
+                <w:numId w:val="14"/>
+              </w:numPr>
+              <w:spacing w:before="120" w:after="120"/>
+            </w:pPr>
+            <w:proofErr w:type="spellStart"/>
+            <w:r>
+              <w:t>Zeitsignal</w:t>
+            </w:r>
+            <w:proofErr w:type="spellEnd"/>
+            <w:r>
+              <w:t xml:space="preserve"> des </w:t>
+            </w:r>
+            <w:proofErr w:type="spellStart"/>
+            <w:r>
+              <w:t>Befehls</w:t>
+            </w:r>
+            <w:proofErr w:type="spellEnd"/>
+            <w:r>
+              <w:t xml:space="preserve"> </w:t>
+            </w:r>
+            <w:proofErr w:type="spellStart"/>
+            <w:r>
+              <w:t>wird</w:t>
+            </w:r>
+            <w:proofErr w:type="spellEnd"/>
+            <w:r>
+              <w:t xml:space="preserve"> </w:t>
+            </w:r>
+            <w:proofErr w:type="spellStart"/>
+            <w:r>
+              <w:t>ausgegeben</w:t>
+            </w:r>
+            <w:proofErr w:type="spellEnd"/>
+            <w:r>
+              <w:t xml:space="preserve"> </w:t>
+            </w:r>
+          </w:p>
+        </w:tc>
+      </w:tr>
+      <w:tr>
+        <w:tc>
+          <w:tcPr>
+            <w:tcW w:w="2660" w:type="dxa"/>
+          </w:tcPr>
+          <w:p>
+            <w:pPr>
+              <w:pStyle w:val="Textkrper"/>
+              <w:spacing w:before="120" w:after="120"/>
+            </w:pPr>
+            <w:proofErr w:type="spellStart"/>
+            <w:r>
+              <w:t>Tatsächliches</w:t>
+            </w:r>
+            <w:proofErr w:type="spellEnd"/>
+            <w:r>
+              <w:t xml:space="preserve"> </w:t>
+            </w:r>
+            <w:proofErr w:type="spellStart"/>
+            <w:r>
+              <w:t>Ergebnis</w:t>
+            </w:r>
+            <w:proofErr w:type="spellEnd"/>
+          </w:p>
+        </w:tc>
+        <w:tc>
+          <w:tcPr>
+            <w:tcW w:w="6886" w:type="dxa"/>
+          </w:tcPr>
+          <w:p>
+            <w:pPr>
+              <w:pStyle w:val="Textkrper"/>
+              <w:spacing w:before="120" w:after="120"/>
+            </w:pPr>
+          </w:p>
+        </w:tc>
+      </w:tr>
+      <w:tr>
+        <w:tc>
+          <w:tcPr>
+            <w:tcW w:w="2660" w:type="dxa"/>
+          </w:tcPr>
+          <w:p>
+            <w:pPr>
+              <w:pStyle w:val="Textkrper"/>
+              <w:spacing w:before="120" w:after="120"/>
+            </w:pPr>
+            <w:r>
+              <w:t>Status</w:t>
+            </w:r>
+          </w:p>
+        </w:tc>
+        <w:tc>
+          <w:tcPr>
+            <w:tcW w:w="6886" w:type="dxa"/>
+          </w:tcPr>
+          <w:p>
+            <w:pPr>
+              <w:pStyle w:val="Textkrper"/>
+              <w:spacing w:before="120" w:after="120"/>
+            </w:pPr>
+          </w:p>
+        </w:tc>
+      </w:tr>
+      <w:tr>
+        <w:tc>
+          <w:tcPr>
+            <w:tcW w:w="2660" w:type="dxa"/>
+          </w:tcPr>
+          <w:p>
+            <w:pPr>
+              <w:pStyle w:val="Textkrper"/>
+              <w:spacing w:before="120" w:after="120"/>
+            </w:pPr>
+            <w:r>
+              <w:t>Tester</w:t>
+            </w:r>
+          </w:p>
+        </w:tc>
+        <w:tc>
+          <w:tcPr>
+            <w:tcW w:w="6886" w:type="dxa"/>
+          </w:tcPr>
+          <w:p>
+            <w:pPr>
+              <w:pStyle w:val="Textkrper"/>
+              <w:spacing w:before="120" w:after="120"/>
+            </w:pPr>
+          </w:p>
+        </w:tc>
+      </w:tr>
+      <w:tr>
+        <w:tc>
+          <w:tcPr>
+            <w:tcW w:w="2660" w:type="dxa"/>
+          </w:tcPr>
+          <w:p>
+            <w:pPr>
+              <w:pStyle w:val="Textkrper"/>
+              <w:spacing w:before="120" w:after="120"/>
+            </w:pPr>
+            <w:proofErr w:type="spellStart"/>
+            <w:r>
+              <w:lastRenderedPageBreak/>
+              <w:t>Testdatum</w:t>
+            </w:r>
+            <w:proofErr w:type="spellEnd"/>
+          </w:p>
+        </w:tc>
+        <w:tc>
+          <w:tcPr>
+            <w:tcW w:w="6886" w:type="dxa"/>
+          </w:tcPr>
+          <w:p>
+            <w:pPr>
+              <w:pStyle w:val="Textkrper"/>
+              <w:spacing w:before="120" w:after="120"/>
+            </w:pPr>
+          </w:p>
+        </w:tc>
+      </w:tr>
+      <w:tr>
+        <w:tc>
+          <w:tcPr>
+            <w:tcW w:w="2660" w:type="dxa"/>
+          </w:tcPr>
+          <w:p>
+            <w:pPr>
+              <w:pStyle w:val="Textkrper"/>
+              <w:spacing w:before="120" w:after="120"/>
+            </w:pPr>
+            <w:proofErr w:type="spellStart"/>
+            <w:r>
+              <w:t>Kommentar</w:t>
+            </w:r>
+            <w:proofErr w:type="spellEnd"/>
+          </w:p>
+        </w:tc>
+        <w:tc>
+          <w:tcPr>
+            <w:tcW w:w="6886" w:type="dxa"/>
+          </w:tcPr>
+          <w:p>
+            <w:pPr>
+              <w:pStyle w:val="Textkrper"/>
+              <w:spacing w:before="120" w:after="120"/>
+            </w:pPr>
+          </w:p>
+        </w:tc>
+      </w:tr>
+    </w:tbl>
+    <w:p>
+      <w:pPr>
+        <w:pStyle w:val="Textkrper"/>
+      </w:pPr>
+    </w:p>
+    <w:tbl>
+      <w:tblPr>
+        <w:tblStyle w:val="Tabellenraster"/>
+        <w:tblW w:w="0" w:type="auto"/>
+        <w:tblLook w:val="04A0" w:firstRow="1" w:lastRow="0" w:firstColumn="1" w:lastColumn="0" w:noHBand="0" w:noVBand="1"/>
+      </w:tblPr>
+      <w:tblGrid>
+        <w:gridCol w:w="2660"/>
+        <w:gridCol w:w="6886"/>
+      </w:tblGrid>
+      <w:tr>
+        <w:tc>
+          <w:tcPr>
+            <w:tcW w:w="2660" w:type="dxa"/>
+          </w:tcPr>
+          <w:p>
+            <w:pPr>
+              <w:pStyle w:val="Textkrper"/>
+              <w:spacing w:before="120" w:after="120"/>
+            </w:pPr>
+            <w:r>
+              <w:t>Feld</w:t>
+            </w:r>
+          </w:p>
+        </w:tc>
+        <w:tc>
+          <w:tcPr>
+            <w:tcW w:w="6886" w:type="dxa"/>
+          </w:tcPr>
+          <w:p>
+            <w:pPr>
+              <w:pStyle w:val="Textkrper"/>
+              <w:spacing w:before="120" w:after="120"/>
+            </w:pPr>
+            <w:proofErr w:type="spellStart"/>
+            <w:r>
+              <w:t>Inhalt</w:t>
+            </w:r>
+            <w:proofErr w:type="spellEnd"/>
+          </w:p>
+        </w:tc>
+      </w:tr>
+      <w:tr>
+        <w:tc>
+          <w:tcPr>
+            <w:tcW w:w="2660" w:type="dxa"/>
+          </w:tcPr>
+          <w:p>
+            <w:pPr>
+              <w:pStyle w:val="Textkrper"/>
+              <w:spacing w:before="120" w:after="120"/>
+            </w:pPr>
+            <w:proofErr w:type="spellStart"/>
+            <w:r>
+              <w:t>Testfall</w:t>
+            </w:r>
+            <w:proofErr w:type="spellEnd"/>
+            <w:r>
+              <w:t>-ID</w:t>
+            </w:r>
+          </w:p>
+        </w:tc>
+        <w:tc>
+          <w:tcPr>
+            <w:tcW w:w="6886" w:type="dxa"/>
+          </w:tcPr>
+          <w:p>
+            <w:pPr>
+              <w:pStyle w:val="Textkrper"/>
+              <w:spacing w:before="120" w:after="120"/>
+            </w:pPr>
+            <w:r>
+              <w:t>SYS_U_1.2.</w:t>
+            </w:r>
+            <w:r>
+              <w:t>3</w:t>
+            </w:r>
+          </w:p>
+        </w:tc>
+      </w:tr>
+      <w:tr>
+        <w:tc>
+          <w:tcPr>
+            <w:tcW w:w="2660" w:type="dxa"/>
+          </w:tcPr>
+          <w:p>
+            <w:pPr>
+              <w:pStyle w:val="Textkrper"/>
+              <w:spacing w:before="120" w:after="120"/>
+            </w:pPr>
+            <w:r>
+              <w:t>Titel</w:t>
+            </w:r>
+          </w:p>
+        </w:tc>
+        <w:tc>
+          <w:tcPr>
+            <w:tcW w:w="6886" w:type="dxa"/>
+          </w:tcPr>
+          <w:p>
+            <w:pPr>
+              <w:pStyle w:val="Textkrper"/>
+              <w:spacing w:before="120" w:after="120"/>
+            </w:pPr>
+            <w:proofErr w:type="spellStart"/>
+            <w:r>
+              <w:t>Ungültige</w:t>
+            </w:r>
+            <w:proofErr w:type="spellEnd"/>
+            <w:r>
+              <w:t xml:space="preserve"> </w:t>
+            </w:r>
+            <w:proofErr w:type="spellStart"/>
+            <w:r>
+              <w:t>Sprachbefehle</w:t>
+            </w:r>
+            <w:proofErr w:type="spellEnd"/>
+          </w:p>
+        </w:tc>
+      </w:tr>
+      <w:tr>
+        <w:tc>
+          <w:tcPr>
+            <w:tcW w:w="2660" w:type="dxa"/>
+          </w:tcPr>
+          <w:p>
+            <w:pPr>
+              <w:pStyle w:val="Textkrper"/>
+              <w:spacing w:before="120" w:after="120"/>
+            </w:pPr>
+            <w:proofErr w:type="spellStart"/>
+            <w:r>
+              <w:t>Beschreibung</w:t>
+            </w:r>
+            <w:proofErr w:type="spellEnd"/>
+          </w:p>
+        </w:tc>
+        <w:tc>
+          <w:tcPr>
+            <w:tcW w:w="6886" w:type="dxa"/>
+          </w:tcPr>
+          <w:p>
+            <w:pPr>
+              <w:pStyle w:val="Textkrper"/>
+              <w:spacing w:before="120" w:after="120"/>
+            </w:pPr>
+            <w:r>
+              <w:rPr>
+                <w:rFonts w:cs="Arial"/>
+              </w:rPr>
+              <w:t xml:space="preserve">Benutzer </w:t>
+            </w:r>
+            <w:proofErr w:type="spellStart"/>
+            <w:r>
+              <w:rPr>
+                <w:rFonts w:cs="Arial"/>
+              </w:rPr>
+              <w:t>kann</w:t>
+            </w:r>
+            <w:proofErr w:type="spellEnd"/>
+            <w:r>
+              <w:rPr>
+                <w:rFonts w:cs="Arial"/>
+              </w:rPr>
+              <w:t xml:space="preserve"> </w:t>
+            </w:r>
+            <w:proofErr w:type="spellStart"/>
+            <w:r>
+              <w:rPr>
+                <w:rFonts w:cs="Arial"/>
+              </w:rPr>
+              <w:t>nur</w:t>
+            </w:r>
+            <w:proofErr w:type="spellEnd"/>
+            <w:r>
+              <w:rPr>
+                <w:rFonts w:cs="Arial"/>
+              </w:rPr>
+              <w:t xml:space="preserve"> </w:t>
+            </w:r>
+            <w:proofErr w:type="spellStart"/>
+            <w:r>
+              <w:rPr>
+                <w:rFonts w:cs="Arial"/>
+              </w:rPr>
+              <w:t>gültige</w:t>
+            </w:r>
+            <w:proofErr w:type="spellEnd"/>
+            <w:r>
+              <w:rPr>
+                <w:rFonts w:cs="Arial"/>
+              </w:rPr>
+              <w:t xml:space="preserve"> </w:t>
+            </w:r>
+            <w:proofErr w:type="spellStart"/>
+            <w:r>
+              <w:rPr>
+                <w:rFonts w:cs="Arial"/>
+              </w:rPr>
+              <w:t>Sprachbefehl</w:t>
+            </w:r>
+            <w:r>
+              <w:rPr>
+                <w:rFonts w:cs="Arial"/>
+              </w:rPr>
+              <w:t>e</w:t>
+            </w:r>
+            <w:proofErr w:type="spellEnd"/>
+            <w:r>
+              <w:rPr>
+                <w:rFonts w:cs="Arial"/>
+              </w:rPr>
+              <w:t xml:space="preserve"> (1-9)</w:t>
+            </w:r>
+            <w:r>
+              <w:rPr>
+                <w:rFonts w:cs="Arial"/>
+              </w:rPr>
+              <w:t xml:space="preserve"> </w:t>
+            </w:r>
+            <w:proofErr w:type="spellStart"/>
+            <w:r>
+              <w:rPr>
+                <w:rFonts w:cs="Arial"/>
+              </w:rPr>
+              <w:t>einsprechen</w:t>
+            </w:r>
+            <w:proofErr w:type="spellEnd"/>
+          </w:p>
+        </w:tc>
+      </w:tr>
+      <w:tr>
+        <w:tc>
+          <w:tcPr>
+            <w:tcW w:w="2660" w:type="dxa"/>
+          </w:tcPr>
+          <w:p>
+            <w:pPr>
+              <w:pStyle w:val="Textkrper"/>
+              <w:spacing w:before="120" w:after="120"/>
+            </w:pPr>
+            <w:proofErr w:type="spellStart"/>
+            <w:r>
+              <w:t>Vorraussetzung</w:t>
+            </w:r>
+            <w:proofErr w:type="spellEnd"/>
+          </w:p>
+        </w:tc>
+        <w:tc>
+          <w:tcPr>
+            <w:tcW w:w="6886" w:type="dxa"/>
+          </w:tcPr>
+          <w:p>
+            <w:pPr>
+              <w:pStyle w:val="Textkrper"/>
+              <w:spacing w:before="120" w:after="120"/>
+            </w:pPr>
+            <w:proofErr w:type="spellStart"/>
+            <w:r>
+              <w:t>Gerät</w:t>
+            </w:r>
+            <w:proofErr w:type="spellEnd"/>
+            <w:r>
+              <w:t xml:space="preserve"> </w:t>
+            </w:r>
+            <w:proofErr w:type="spellStart"/>
+            <w:r>
+              <w:t>besitzt</w:t>
+            </w:r>
+            <w:proofErr w:type="spellEnd"/>
+            <w:r>
+              <w:t xml:space="preserve"> </w:t>
+            </w:r>
+            <w:proofErr w:type="spellStart"/>
+            <w:r>
+              <w:t>ein</w:t>
+            </w:r>
+            <w:proofErr w:type="spellEnd"/>
+            <w:r>
+              <w:t xml:space="preserve"> </w:t>
+            </w:r>
+            <w:proofErr w:type="spellStart"/>
+            <w:r>
+              <w:t>Mikrofon</w:t>
+            </w:r>
+            <w:proofErr w:type="spellEnd"/>
+          </w:p>
+        </w:tc>
+      </w:tr>
+      <w:tr>
+        <w:tc>
+          <w:tcPr>
+            <w:tcW w:w="2660" w:type="dxa"/>
+          </w:tcPr>
+          <w:p>
+            <w:pPr>
+              <w:pStyle w:val="Textkrper"/>
+              <w:spacing w:before="120" w:after="120"/>
+            </w:pPr>
+            <w:proofErr w:type="spellStart"/>
+            <w:r>
+              <w:t>Testdaten</w:t>
+            </w:r>
+            <w:proofErr w:type="spellEnd"/>
+          </w:p>
+        </w:tc>
+        <w:tc>
+          <w:tcPr>
+            <w:tcW w:w="6886" w:type="dxa"/>
+          </w:tcPr>
+          <w:p>
+            <w:pPr>
+              <w:pStyle w:val="Textkrper"/>
+              <w:spacing w:before="120" w:after="120"/>
+            </w:pPr>
+            <w:proofErr w:type="spellStart"/>
+            <w:r>
+              <w:t>Sprachbefehl</w:t>
+            </w:r>
+            <w:proofErr w:type="spellEnd"/>
+            <w:r>
+              <w:t xml:space="preserve"> “</w:t>
+            </w:r>
+            <w:r>
+              <w:t>10</w:t>
+            </w:r>
+            <w:r>
+              <w:t>”</w:t>
+            </w:r>
+          </w:p>
+        </w:tc>
+      </w:tr>
+      <w:tr>
+        <w:tc>
+          <w:tcPr>
+            <w:tcW w:w="2660" w:type="dxa"/>
+          </w:tcPr>
+          <w:p>
+            <w:pPr>
+              <w:pStyle w:val="Textkrper"/>
+              <w:spacing w:before="120" w:after="120"/>
+            </w:pPr>
+            <w:proofErr w:type="spellStart"/>
+            <w:r>
+              <w:t>Testschritte</w:t>
+            </w:r>
+            <w:proofErr w:type="spellEnd"/>
+          </w:p>
+        </w:tc>
+        <w:tc>
+          <w:tcPr>
+            <w:tcW w:w="6886" w:type="dxa"/>
+          </w:tcPr>
+          <w:p>
+            <w:pPr>
+              <w:pStyle w:val="Textkrper"/>
+              <w:numPr>
+                <w:ilvl w:val="0"/>
+                <w:numId w:val="16"/>
+              </w:numPr>
+              <w:spacing w:before="120" w:after="120"/>
+            </w:pPr>
+            <w:r>
+              <w:t xml:space="preserve">GUI </w:t>
+            </w:r>
+            <w:proofErr w:type="spellStart"/>
+            <w:r>
+              <w:t>öffnen</w:t>
+            </w:r>
+            <w:proofErr w:type="spellEnd"/>
+            <w:r>
+              <w:t xml:space="preserve"> </w:t>
+            </w:r>
+          </w:p>
+          <w:p>
+            <w:pPr>
+              <w:pStyle w:val="Textkrper"/>
+              <w:numPr>
+                <w:ilvl w:val="0"/>
+                <w:numId w:val="16"/>
+              </w:numPr>
+              <w:spacing w:before="120" w:after="120"/>
+            </w:pPr>
+            <w:proofErr w:type="spellStart"/>
+            <w:r>
+              <w:t>Startknopf</w:t>
+            </w:r>
+            <w:proofErr w:type="spellEnd"/>
+            <w:r>
+              <w:t xml:space="preserve"> für </w:t>
+            </w:r>
+            <w:proofErr w:type="spellStart"/>
+            <w:r>
+              <w:t>Spracherkennung</w:t>
+            </w:r>
+            <w:proofErr w:type="spellEnd"/>
+            <w:r>
+              <w:t xml:space="preserve"> </w:t>
+            </w:r>
+            <w:proofErr w:type="spellStart"/>
+            <w:r>
+              <w:t>drücken</w:t>
+            </w:r>
+            <w:proofErr w:type="spellEnd"/>
+          </w:p>
+          <w:p>
+            <w:pPr>
+              <w:pStyle w:val="Textkrper"/>
+              <w:numPr>
+                <w:ilvl w:val="0"/>
+                <w:numId w:val="16"/>
+              </w:numPr>
+              <w:spacing w:before="120" w:after="120"/>
+            </w:pPr>
+            <w:proofErr w:type="spellStart"/>
+            <w:r>
+              <w:t>Befehl</w:t>
+            </w:r>
+            <w:proofErr w:type="spellEnd"/>
+            <w:r>
+              <w:t xml:space="preserve"> “</w:t>
+            </w:r>
+            <w:r>
+              <w:t>10</w:t>
+            </w:r>
+            <w:r>
+              <w:t xml:space="preserve">” </w:t>
+            </w:r>
+            <w:proofErr w:type="spellStart"/>
+            <w:r>
+              <w:t>sprechen</w:t>
+            </w:r>
+            <w:proofErr w:type="spellEnd"/>
+          </w:p>
+        </w:tc>
+      </w:tr>
+      <w:tr>
+        <w:tc>
+          <w:tcPr>
+            <w:tcW w:w="2660" w:type="dxa"/>
+          </w:tcPr>
+          <w:p>
+            <w:pPr>
+              <w:pStyle w:val="Textkrper"/>
+              <w:spacing w:before="120" w:after="120"/>
+            </w:pPr>
+            <w:proofErr w:type="spellStart"/>
+            <w:r>
+              <w:t>Erwartetes</w:t>
+            </w:r>
+            <w:proofErr w:type="spellEnd"/>
+            <w:r>
+              <w:t xml:space="preserve"> Ergebnis</w:t>
+            </w:r>
+          </w:p>
+        </w:tc>
+        <w:tc>
+          <w:tcPr>
+            <w:tcW w:w="6886" w:type="dxa"/>
+          </w:tcPr>
+          <w:p>
+            <w:pPr>
+              <w:pStyle w:val="Textkrper"/>
+              <w:numPr>
+                <w:ilvl w:val="0"/>
+                <w:numId w:val="17"/>
+              </w:numPr>
+              <w:spacing w:before="120" w:after="120"/>
+            </w:pPr>
+            <w:r>
+              <w:t xml:space="preserve">Knopf </w:t>
+            </w:r>
+            <w:proofErr w:type="spellStart"/>
+            <w:r>
+              <w:t>ändert</w:t>
+            </w:r>
+            <w:proofErr w:type="spellEnd"/>
+            <w:r>
+              <w:t xml:space="preserve"> </w:t>
+            </w:r>
+            <w:proofErr w:type="spellStart"/>
+            <w:r>
+              <w:t>sich</w:t>
+            </w:r>
+            <w:proofErr w:type="spellEnd"/>
+            <w:r>
+              <w:t xml:space="preserve"> und </w:t>
+            </w:r>
+            <w:proofErr w:type="spellStart"/>
+            <w:r>
+              <w:t>zeigt</w:t>
+            </w:r>
+            <w:proofErr w:type="spellEnd"/>
+            <w:r>
+              <w:t xml:space="preserve"> den Text “Stopp”</w:t>
+            </w:r>
+          </w:p>
+          <w:p>
+            <w:pPr>
+              <w:pStyle w:val="Textkrper"/>
+              <w:numPr>
+                <w:ilvl w:val="0"/>
+                <w:numId w:val="17"/>
+              </w:numPr>
+              <w:spacing w:before="120" w:after="120"/>
+            </w:pPr>
+            <w:proofErr w:type="spellStart"/>
+            <w:r>
+              <w:t>Nichts</w:t>
+            </w:r>
+            <w:proofErr w:type="spellEnd"/>
+            <w:r>
+              <w:t xml:space="preserve"> </w:t>
+            </w:r>
+            <w:proofErr w:type="spellStart"/>
+            <w:r>
+              <w:t>passiert</w:t>
+            </w:r>
+            <w:proofErr w:type="spellEnd"/>
+            <w:r>
+              <w:t xml:space="preserve"> </w:t>
+            </w:r>
+          </w:p>
+        </w:tc>
+      </w:tr>
+      <w:tr>
+        <w:tc>
+          <w:tcPr>
+            <w:tcW w:w="2660" w:type="dxa"/>
+          </w:tcPr>
+          <w:p>
+            <w:pPr>
+              <w:pStyle w:val="Textkrper"/>
+              <w:spacing w:before="120" w:after="120"/>
+            </w:pPr>
+            <w:proofErr w:type="spellStart"/>
+            <w:r>
+              <w:t>Tatsächliches</w:t>
+            </w:r>
+            <w:proofErr w:type="spellEnd"/>
+            <w:r>
+              <w:t xml:space="preserve"> </w:t>
+            </w:r>
+            <w:proofErr w:type="spellStart"/>
+            <w:r>
+              <w:t>Ergebnis</w:t>
+            </w:r>
+            <w:proofErr w:type="spellEnd"/>
+          </w:p>
+        </w:tc>
+        <w:tc>
+          <w:tcPr>
+            <w:tcW w:w="6886" w:type="dxa"/>
+          </w:tcPr>
+          <w:p>
+            <w:pPr>
+              <w:pStyle w:val="Textkrper"/>
+              <w:spacing w:before="120" w:after="120"/>
+            </w:pPr>
+          </w:p>
+        </w:tc>
+      </w:tr>
+      <w:tr>
+        <w:tc>
+          <w:tcPr>
+            <w:tcW w:w="2660" w:type="dxa"/>
+          </w:tcPr>
+          <w:p>
+            <w:pPr>
+              <w:pStyle w:val="Textkrper"/>
+              <w:spacing w:before="120" w:after="120"/>
+            </w:pPr>
+            <w:r>
+              <w:t>Status</w:t>
+            </w:r>
+          </w:p>
+        </w:tc>
+        <w:tc>
+          <w:tcPr>
+            <w:tcW w:w="6886" w:type="dxa"/>
+          </w:tcPr>
+          <w:p>
+            <w:pPr>
+              <w:pStyle w:val="Textkrper"/>
+              <w:spacing w:before="120" w:after="120"/>
+            </w:pPr>
+          </w:p>
+        </w:tc>
+      </w:tr>
+      <w:tr>
+        <w:tc>
+          <w:tcPr>
+            <w:tcW w:w="2660" w:type="dxa"/>
+          </w:tcPr>
+          <w:p>
+            <w:pPr>
+              <w:pStyle w:val="Textkrper"/>
+              <w:spacing w:before="120" w:after="120"/>
+            </w:pPr>
+            <w:r>
+              <w:t>Tester</w:t>
+            </w:r>
+          </w:p>
+        </w:tc>
+        <w:tc>
+          <w:tcPr>
+            <w:tcW w:w="6886" w:type="dxa"/>
+          </w:tcPr>
+          <w:p>
+            <w:pPr>
+              <w:pStyle w:val="Textkrper"/>
+              <w:spacing w:before="120" w:after="120"/>
+            </w:pPr>
+          </w:p>
+        </w:tc>
+      </w:tr>
+      <w:tr>
+        <w:tc>
+          <w:tcPr>
+            <w:tcW w:w="2660" w:type="dxa"/>
+          </w:tcPr>
+          <w:p>
+            <w:pPr>
+              <w:pStyle w:val="Textkrper"/>
+              <w:spacing w:before="120" w:after="120"/>
+            </w:pPr>
+            <w:proofErr w:type="spellStart"/>
+            <w:r>
+              <w:t>Testdatum</w:t>
+            </w:r>
+            <w:proofErr w:type="spellEnd"/>
+          </w:p>
+        </w:tc>
+        <w:tc>
+          <w:tcPr>
+            <w:tcW w:w="6886" w:type="dxa"/>
+          </w:tcPr>
+          <w:p>
+            <w:pPr>
+              <w:pStyle w:val="Textkrper"/>
+              <w:spacing w:before="120" w:after="120"/>
+            </w:pPr>
+          </w:p>
+        </w:tc>
+      </w:tr>
+      <w:tr>
+        <w:tc>
+          <w:tcPr>
+            <w:tcW w:w="2660" w:type="dxa"/>
+          </w:tcPr>
+          <w:p>
+            <w:pPr>
+              <w:pStyle w:val="Textkrper"/>
+              <w:spacing w:before="120" w:after="120"/>
+            </w:pPr>
+            <w:proofErr w:type="spellStart"/>
+            <w:r>
+              <w:t>Kommentar</w:t>
+            </w:r>
+            <w:proofErr w:type="spellEnd"/>
+          </w:p>
+        </w:tc>
+        <w:tc>
+          <w:tcPr>
+            <w:tcW w:w="6886" w:type="dxa"/>
+          </w:tcPr>
+          <w:p>
+            <w:pPr>
+              <w:pStyle w:val="Textkrper"/>
+              <w:spacing w:before="120" w:after="120"/>
+            </w:pPr>
+          </w:p>
+        </w:tc>
+      </w:tr>
+    </w:tbl>
+    <w:p>
+      <w:pPr>
+        <w:pStyle w:val="Textkrper"/>
+      </w:pPr>
+    </w:p>
+    <w:p>
+      <w:pPr>
+        <w:pStyle w:val="berschrift2"/>
       </w:pPr>
       <w:proofErr w:type="spellStart"/>
       <w:r>
         <w:t>Algorithmus</w:t>
       </w:r>
       <w:proofErr w:type="spellEnd"/>
+    </w:p>
+    <w:tbl>
+      <w:tblPr>
+        <w:tblStyle w:val="Tabellenraster"/>
+        <w:tblW w:w="0" w:type="auto"/>
+        <w:tblLook w:val="04A0" w:firstRow="1" w:lastRow="0" w:firstColumn="1" w:lastColumn="0" w:noHBand="0" w:noVBand="1"/>
+      </w:tblPr>
+      <w:tblGrid>
+        <w:gridCol w:w="2660"/>
+        <w:gridCol w:w="6886"/>
+      </w:tblGrid>
+      <w:tr>
+        <w:tc>
+          <w:tcPr>
+            <w:tcW w:w="2660" w:type="dxa"/>
+          </w:tcPr>
+          <w:p>
+            <w:pPr>
+              <w:pStyle w:val="Textkrper"/>
+              <w:spacing w:before="120" w:after="120"/>
+            </w:pPr>
+            <w:r>
+              <w:t>Feld</w:t>
+            </w:r>
+          </w:p>
+        </w:tc>
+        <w:tc>
+          <w:tcPr>
+            <w:tcW w:w="6886" w:type="dxa"/>
+          </w:tcPr>
+          <w:p>
+            <w:pPr>
+              <w:pStyle w:val="Textkrper"/>
+              <w:spacing w:before="120" w:after="120"/>
+            </w:pPr>
+            <w:proofErr w:type="spellStart"/>
+            <w:r>
+              <w:t>Inhalt</w:t>
+            </w:r>
+            <w:proofErr w:type="spellEnd"/>
+          </w:p>
+        </w:tc>
+      </w:tr>
+      <w:tr>
+        <w:tc>
+          <w:tcPr>
+            <w:tcW w:w="2660" w:type="dxa"/>
+          </w:tcPr>
+          <w:p>
+            <w:pPr>
+              <w:pStyle w:val="Textkrper"/>
+              <w:spacing w:before="120" w:after="120"/>
+            </w:pPr>
+            <w:proofErr w:type="spellStart"/>
+            <w:r>
+              <w:t>Testfall</w:t>
+            </w:r>
+            <w:proofErr w:type="spellEnd"/>
+            <w:r>
+              <w:t>-ID</w:t>
+            </w:r>
+          </w:p>
+        </w:tc>
+        <w:tc>
+          <w:tcPr>
+            <w:tcW w:w="6886" w:type="dxa"/>
+          </w:tcPr>
+          <w:p>
+            <w:pPr>
+              <w:pStyle w:val="Textkrper"/>
+              <w:spacing w:before="120" w:after="120"/>
+            </w:pPr>
+            <w:r>
+              <w:t>SYS_U_</w:t>
+            </w:r>
+            <w:r>
+              <w:t>2.1.1</w:t>
+            </w:r>
+          </w:p>
+        </w:tc>
+      </w:tr>
+      <w:tr>
+        <w:tc>
+          <w:tcPr>
+            <w:tcW w:w="2660" w:type="dxa"/>
+          </w:tcPr>
+          <w:p>
+            <w:pPr>
+              <w:pStyle w:val="Textkrper"/>
+              <w:spacing w:before="120" w:after="120"/>
+            </w:pPr>
+            <w:r>
+              <w:t>Titel</w:t>
+            </w:r>
+          </w:p>
+        </w:tc>
+        <w:tc>
+          <w:tcPr>
+            <w:tcW w:w="6886" w:type="dxa"/>
+          </w:tcPr>
+          <w:p>
+            <w:pPr>
+              <w:pStyle w:val="Textkrper"/>
+              <w:spacing w:before="120" w:after="120"/>
+            </w:pPr>
+            <w:proofErr w:type="spellStart"/>
+            <w:r>
+              <w:t>Zeitsignal</w:t>
+            </w:r>
+            <w:proofErr w:type="spellEnd"/>
+          </w:p>
+        </w:tc>
+      </w:tr>
+      <w:tr>
+        <w:tc>
+          <w:tcPr>
+            <w:tcW w:w="2660" w:type="dxa"/>
+          </w:tcPr>
+          <w:p>
+            <w:pPr>
+              <w:pStyle w:val="Textkrper"/>
+              <w:spacing w:before="120" w:after="120"/>
+            </w:pPr>
+            <w:proofErr w:type="spellStart"/>
+            <w:r>
+              <w:t>Beschreibung</w:t>
+            </w:r>
+            <w:proofErr w:type="spellEnd"/>
+          </w:p>
+        </w:tc>
+        <w:tc>
+          <w:tcPr>
+            <w:tcW w:w="6886" w:type="dxa"/>
+          </w:tcPr>
+          <w:p>
+            <w:pPr>
+              <w:pStyle w:val="Textkrper"/>
+              <w:spacing w:before="120" w:after="120"/>
+            </w:pPr>
+            <w:r>
+              <w:rPr>
+                <w:rFonts w:cs="Arial"/>
+              </w:rPr>
+              <w:t xml:space="preserve">Benutzer </w:t>
+            </w:r>
+            <w:proofErr w:type="spellStart"/>
+            <w:r>
+              <w:rPr>
+                <w:rFonts w:cs="Arial"/>
+              </w:rPr>
+              <w:t>kann</w:t>
+            </w:r>
+            <w:proofErr w:type="spellEnd"/>
+            <w:r>
+              <w:rPr>
+                <w:rFonts w:cs="Arial"/>
+              </w:rPr>
+              <w:t xml:space="preserve"> </w:t>
+            </w:r>
+            <w:proofErr w:type="spellStart"/>
+            <w:r>
+              <w:rPr>
+                <w:rFonts w:cs="Arial"/>
+              </w:rPr>
+              <w:t>Sprachbefehl</w:t>
+            </w:r>
+            <w:proofErr w:type="spellEnd"/>
+            <w:r>
+              <w:rPr>
+                <w:rFonts w:cs="Arial"/>
+              </w:rPr>
+              <w:t xml:space="preserve"> </w:t>
+            </w:r>
+            <w:proofErr w:type="spellStart"/>
+            <w:r>
+              <w:rPr>
+                <w:rFonts w:cs="Arial"/>
+              </w:rPr>
+              <w:t>einsprechen</w:t>
+            </w:r>
+            <w:proofErr w:type="spellEnd"/>
+            <w:r>
+              <w:rPr>
+                <w:rFonts w:cs="Arial"/>
+              </w:rPr>
+              <w:t xml:space="preserve"> und </w:t>
+            </w:r>
+            <w:proofErr w:type="spellStart"/>
+            <w:r>
+              <w:rPr>
+                <w:rFonts w:cs="Arial"/>
+              </w:rPr>
+              <w:t>dieser</w:t>
+            </w:r>
+            <w:proofErr w:type="spellEnd"/>
+            <w:r>
+              <w:rPr>
+                <w:rFonts w:cs="Arial"/>
+              </w:rPr>
+              <w:t xml:space="preserve"> </w:t>
+            </w:r>
+            <w:proofErr w:type="spellStart"/>
+            <w:r>
+              <w:rPr>
+                <w:rFonts w:cs="Arial"/>
+              </w:rPr>
+              <w:t>wird</w:t>
+            </w:r>
+            <w:proofErr w:type="spellEnd"/>
+            <w:r>
+              <w:rPr>
+                <w:rFonts w:cs="Arial"/>
+              </w:rPr>
+              <w:t xml:space="preserve"> </w:t>
+            </w:r>
+            <w:proofErr w:type="spellStart"/>
+            <w:r>
+              <w:rPr>
+                <w:rFonts w:cs="Arial"/>
+              </w:rPr>
+              <w:t>als</w:t>
+            </w:r>
+            <w:proofErr w:type="spellEnd"/>
+            <w:r>
+              <w:rPr>
+                <w:rFonts w:cs="Arial"/>
+              </w:rPr>
+              <w:t xml:space="preserve"> </w:t>
+            </w:r>
+            <w:proofErr w:type="spellStart"/>
+            <w:r>
+              <w:rPr>
+                <w:rFonts w:cs="Arial"/>
+              </w:rPr>
+              <w:t>Zeitsignal</w:t>
+            </w:r>
+            <w:proofErr w:type="spellEnd"/>
+            <w:r>
+              <w:rPr>
+                <w:rFonts w:cs="Arial"/>
+              </w:rPr>
+              <w:t xml:space="preserve"> </w:t>
+            </w:r>
+            <w:proofErr w:type="spellStart"/>
+            <w:r>
+              <w:rPr>
+                <w:rFonts w:cs="Arial"/>
+              </w:rPr>
+              <w:t>angezeigt</w:t>
+            </w:r>
+            <w:proofErr w:type="spellEnd"/>
+          </w:p>
+        </w:tc>
+      </w:tr>
+      <w:tr>
+        <w:tc>
+          <w:tcPr>
+            <w:tcW w:w="2660" w:type="dxa"/>
+          </w:tcPr>
+          <w:p>
+            <w:pPr>
+              <w:pStyle w:val="Textkrper"/>
+              <w:spacing w:before="120" w:after="120"/>
+            </w:pPr>
+            <w:proofErr w:type="spellStart"/>
+            <w:r>
+              <w:lastRenderedPageBreak/>
+              <w:t>Vorraussetzung</w:t>
+            </w:r>
+            <w:proofErr w:type="spellEnd"/>
+          </w:p>
+        </w:tc>
+        <w:tc>
+          <w:tcPr>
+            <w:tcW w:w="6886" w:type="dxa"/>
+          </w:tcPr>
+          <w:p>
+            <w:pPr>
+              <w:pStyle w:val="Textkrper"/>
+              <w:spacing w:before="120" w:after="120"/>
+            </w:pPr>
+            <w:proofErr w:type="spellStart"/>
+            <w:r>
+              <w:t>Gerät</w:t>
+            </w:r>
+            <w:proofErr w:type="spellEnd"/>
+            <w:r>
+              <w:t xml:space="preserve"> </w:t>
+            </w:r>
+            <w:proofErr w:type="spellStart"/>
+            <w:r>
+              <w:t>besitzt</w:t>
+            </w:r>
+            <w:proofErr w:type="spellEnd"/>
+            <w:r>
+              <w:t xml:space="preserve"> </w:t>
+            </w:r>
+            <w:proofErr w:type="spellStart"/>
+            <w:r>
+              <w:t>ein</w:t>
+            </w:r>
+            <w:proofErr w:type="spellEnd"/>
+            <w:r>
+              <w:t xml:space="preserve"> </w:t>
+            </w:r>
+            <w:proofErr w:type="spellStart"/>
+            <w:r>
+              <w:t>Mikrofon</w:t>
+            </w:r>
+            <w:proofErr w:type="spellEnd"/>
+          </w:p>
+        </w:tc>
+      </w:tr>
+      <w:tr>
+        <w:tc>
+          <w:tcPr>
+            <w:tcW w:w="2660" w:type="dxa"/>
+          </w:tcPr>
+          <w:p>
+            <w:pPr>
+              <w:pStyle w:val="Textkrper"/>
+              <w:spacing w:before="120" w:after="120"/>
+            </w:pPr>
+            <w:proofErr w:type="spellStart"/>
+            <w:r>
+              <w:t>Testdaten</w:t>
+            </w:r>
+            <w:proofErr w:type="spellEnd"/>
+          </w:p>
+        </w:tc>
+        <w:tc>
+          <w:tcPr>
+            <w:tcW w:w="6886" w:type="dxa"/>
+          </w:tcPr>
+          <w:p>
+            <w:pPr>
+              <w:pStyle w:val="Textkrper"/>
+              <w:spacing w:before="120" w:after="120"/>
+            </w:pPr>
+            <w:proofErr w:type="spellStart"/>
+            <w:r>
+              <w:t>Sprachbefehl</w:t>
+            </w:r>
+            <w:proofErr w:type="spellEnd"/>
+            <w:r>
+              <w:t xml:space="preserve"> “3”</w:t>
+            </w:r>
+          </w:p>
+        </w:tc>
+      </w:tr>
+      <w:tr>
+        <w:tc>
+          <w:tcPr>
+            <w:tcW w:w="2660" w:type="dxa"/>
+          </w:tcPr>
+          <w:p>
+            <w:pPr>
+              <w:pStyle w:val="Textkrper"/>
+              <w:spacing w:before="120" w:after="120"/>
+            </w:pPr>
+            <w:proofErr w:type="spellStart"/>
+            <w:r>
+              <w:t>Testschritte</w:t>
+            </w:r>
+            <w:proofErr w:type="spellEnd"/>
+          </w:p>
+        </w:tc>
+        <w:tc>
+          <w:tcPr>
+            <w:tcW w:w="6886" w:type="dxa"/>
+          </w:tcPr>
+          <w:p>
+            <w:pPr>
+              <w:pStyle w:val="Textkrper"/>
+              <w:numPr>
+                <w:ilvl w:val="0"/>
+                <w:numId w:val="18"/>
+              </w:numPr>
+              <w:spacing w:before="120" w:after="120"/>
+            </w:pPr>
+            <w:r>
+              <w:t xml:space="preserve">GUI </w:t>
+            </w:r>
+            <w:proofErr w:type="spellStart"/>
+            <w:r>
+              <w:t>öffnen</w:t>
+            </w:r>
+            <w:proofErr w:type="spellEnd"/>
+            <w:r>
+              <w:t xml:space="preserve"> </w:t>
+            </w:r>
+          </w:p>
+          <w:p>
+            <w:pPr>
+              <w:pStyle w:val="Textkrper"/>
+              <w:numPr>
+                <w:ilvl w:val="0"/>
+                <w:numId w:val="18"/>
+              </w:numPr>
+              <w:spacing w:before="120" w:after="120"/>
+            </w:pPr>
+            <w:proofErr w:type="spellStart"/>
+            <w:r>
+              <w:t>Startknopf</w:t>
+            </w:r>
+            <w:proofErr w:type="spellEnd"/>
+            <w:r>
+              <w:t xml:space="preserve"> für </w:t>
+            </w:r>
+            <w:proofErr w:type="spellStart"/>
+            <w:r>
+              <w:t>Spracherkennung</w:t>
+            </w:r>
+            <w:proofErr w:type="spellEnd"/>
+            <w:r>
+              <w:t xml:space="preserve"> </w:t>
+            </w:r>
+            <w:proofErr w:type="spellStart"/>
+            <w:r>
+              <w:t>drücken</w:t>
+            </w:r>
+            <w:proofErr w:type="spellEnd"/>
+          </w:p>
+          <w:p>
+            <w:pPr>
+              <w:pStyle w:val="Listenabsatz"/>
+              <w:numPr>
+                <w:ilvl w:val="0"/>
+                <w:numId w:val="18"/>
+              </w:numPr>
+              <w:spacing w:after="0" w:line="240" w:lineRule="auto"/>
+              <w:rPr>
+                <w:rFonts w:asciiTheme="minorHAnsi" w:hAnsiTheme="minorHAnsi" w:cs="Arial"/>
+              </w:rPr>
+            </w:pPr>
+            <w:r>
+              <w:rPr>
+                <w:rFonts w:asciiTheme="minorHAnsi" w:hAnsiTheme="minorHAnsi" w:cs="Arial"/>
+              </w:rPr>
+              <w:t>Hintergrundgeräusche in der Nähe des Mikrofons erzeugen</w:t>
+            </w:r>
+          </w:p>
+          <w:p>
+            <w:pPr>
+              <w:pStyle w:val="Textkrper"/>
+              <w:numPr>
+                <w:ilvl w:val="0"/>
+                <w:numId w:val="18"/>
+              </w:numPr>
+              <w:spacing w:before="120" w:after="120"/>
+            </w:pPr>
+            <w:proofErr w:type="spellStart"/>
+            <w:r>
+              <w:t>Befehl</w:t>
+            </w:r>
+            <w:proofErr w:type="spellEnd"/>
+            <w:r>
+              <w:t xml:space="preserve"> “3” </w:t>
+            </w:r>
+            <w:proofErr w:type="spellStart"/>
+            <w:r>
+              <w:t>sprechen</w:t>
+            </w:r>
+            <w:proofErr w:type="spellEnd"/>
+          </w:p>
+        </w:tc>
+      </w:tr>
+      <w:tr>
+        <w:tc>
+          <w:tcPr>
+            <w:tcW w:w="2660" w:type="dxa"/>
+          </w:tcPr>
+          <w:p>
+            <w:pPr>
+              <w:pStyle w:val="Textkrper"/>
+              <w:spacing w:before="120" w:after="120"/>
+            </w:pPr>
+            <w:proofErr w:type="spellStart"/>
+            <w:r>
+              <w:t>Erwartetes</w:t>
+            </w:r>
+            <w:proofErr w:type="spellEnd"/>
+            <w:r>
+              <w:t xml:space="preserve"> Ergebnis</w:t>
+            </w:r>
+          </w:p>
+        </w:tc>
+        <w:tc>
+          <w:tcPr>
+            <w:tcW w:w="6886" w:type="dxa"/>
+          </w:tcPr>
+          <w:p>
+            <w:pPr>
+              <w:pStyle w:val="Textkrper"/>
+              <w:numPr>
+                <w:ilvl w:val="0"/>
+                <w:numId w:val="19"/>
+              </w:numPr>
+              <w:spacing w:before="120" w:after="120"/>
+            </w:pPr>
+            <w:r>
+              <w:t xml:space="preserve">Knopf </w:t>
+            </w:r>
+            <w:proofErr w:type="spellStart"/>
+            <w:r>
+              <w:t>ändert</w:t>
+            </w:r>
+            <w:proofErr w:type="spellEnd"/>
+            <w:r>
+              <w:t xml:space="preserve"> </w:t>
+            </w:r>
+            <w:proofErr w:type="spellStart"/>
+            <w:r>
+              <w:t>sich</w:t>
+            </w:r>
+            <w:proofErr w:type="spellEnd"/>
+            <w:r>
+              <w:t xml:space="preserve"> und </w:t>
+            </w:r>
+            <w:proofErr w:type="spellStart"/>
+            <w:r>
+              <w:t>zeigt</w:t>
+            </w:r>
+            <w:proofErr w:type="spellEnd"/>
+            <w:r>
+              <w:t xml:space="preserve"> den Text “Stopp”</w:t>
+            </w:r>
+          </w:p>
+          <w:p>
+            <w:pPr>
+              <w:pStyle w:val="Textkrper"/>
+              <w:numPr>
+                <w:ilvl w:val="0"/>
+                <w:numId w:val="19"/>
+              </w:numPr>
+              <w:spacing w:before="120" w:after="120"/>
+            </w:pPr>
+            <w:proofErr w:type="spellStart"/>
+            <w:r>
+              <w:t>Sprachbefehl</w:t>
+            </w:r>
+            <w:proofErr w:type="spellEnd"/>
+            <w:r>
+              <w:t xml:space="preserve"> </w:t>
+            </w:r>
+            <w:proofErr w:type="spellStart"/>
+            <w:r>
+              <w:t>wird</w:t>
+            </w:r>
+            <w:proofErr w:type="spellEnd"/>
+            <w:r>
+              <w:t xml:space="preserve"> </w:t>
+            </w:r>
+            <w:proofErr w:type="spellStart"/>
+            <w:r>
+              <w:t>angezeigt</w:t>
+            </w:r>
+            <w:proofErr w:type="spellEnd"/>
+            <w:r>
+              <w:t>: ”3”;</w:t>
+            </w:r>
+          </w:p>
+          <w:p>
+            <w:pPr>
+              <w:pStyle w:val="Textkrper"/>
+              <w:numPr>
+                <w:ilvl w:val="0"/>
+                <w:numId w:val="19"/>
+              </w:numPr>
+              <w:spacing w:before="120" w:after="120"/>
+            </w:pPr>
+            <w:proofErr w:type="spellStart"/>
+            <w:r>
+              <w:t>Zeitsignal</w:t>
+            </w:r>
+            <w:proofErr w:type="spellEnd"/>
+            <w:r>
+              <w:t xml:space="preserve"> des </w:t>
+            </w:r>
+            <w:proofErr w:type="spellStart"/>
+            <w:r>
+              <w:t>Befehls</w:t>
+            </w:r>
+            <w:proofErr w:type="spellEnd"/>
+            <w:r>
+              <w:t xml:space="preserve"> </w:t>
+            </w:r>
+            <w:proofErr w:type="spellStart"/>
+            <w:r>
+              <w:t>wird</w:t>
+            </w:r>
+            <w:proofErr w:type="spellEnd"/>
+            <w:r>
+              <w:t xml:space="preserve"> </w:t>
+            </w:r>
+            <w:proofErr w:type="spellStart"/>
+            <w:r>
+              <w:t>ausgegeben</w:t>
+            </w:r>
+            <w:proofErr w:type="spellEnd"/>
+            <w:r>
+              <w:t xml:space="preserve"> </w:t>
+            </w:r>
+          </w:p>
+        </w:tc>
+      </w:tr>
+      <w:tr>
+        <w:tc>
+          <w:tcPr>
+            <w:tcW w:w="2660" w:type="dxa"/>
+          </w:tcPr>
+          <w:p>
+            <w:pPr>
+              <w:pStyle w:val="Textkrper"/>
+              <w:spacing w:before="120" w:after="120"/>
+            </w:pPr>
+            <w:proofErr w:type="spellStart"/>
+            <w:r>
+              <w:t>Tatsächliches</w:t>
+            </w:r>
+            <w:proofErr w:type="spellEnd"/>
+            <w:r>
+              <w:t xml:space="preserve"> </w:t>
+            </w:r>
+            <w:proofErr w:type="spellStart"/>
+            <w:r>
+              <w:t>Ergebnis</w:t>
+            </w:r>
+            <w:proofErr w:type="spellEnd"/>
+          </w:p>
+        </w:tc>
+        <w:tc>
+          <w:tcPr>
+            <w:tcW w:w="6886" w:type="dxa"/>
+          </w:tcPr>
+          <w:p>
+            <w:pPr>
+              <w:pStyle w:val="Textkrper"/>
+              <w:spacing w:before="120" w:after="120"/>
+            </w:pPr>
+          </w:p>
+        </w:tc>
+      </w:tr>
+      <w:tr>
+        <w:tc>
+          <w:tcPr>
+            <w:tcW w:w="2660" w:type="dxa"/>
+          </w:tcPr>
+          <w:p>
+            <w:pPr>
+              <w:pStyle w:val="Textkrper"/>
+              <w:spacing w:before="120" w:after="120"/>
+            </w:pPr>
+            <w:r>
+              <w:t>Status</w:t>
+            </w:r>
+          </w:p>
+        </w:tc>
+        <w:tc>
+          <w:tcPr>
+            <w:tcW w:w="6886" w:type="dxa"/>
+          </w:tcPr>
+          <w:p>
+            <w:pPr>
+              <w:pStyle w:val="Textkrper"/>
+              <w:spacing w:before="120" w:after="120"/>
+            </w:pPr>
+          </w:p>
+        </w:tc>
+      </w:tr>
+      <w:tr>
+        <w:tc>
+          <w:tcPr>
+            <w:tcW w:w="2660" w:type="dxa"/>
+          </w:tcPr>
+          <w:p>
+            <w:pPr>
+              <w:pStyle w:val="Textkrper"/>
+              <w:spacing w:before="120" w:after="120"/>
+            </w:pPr>
+            <w:r>
+              <w:t>Tester</w:t>
+            </w:r>
+          </w:p>
+        </w:tc>
+        <w:tc>
+          <w:tcPr>
+            <w:tcW w:w="6886" w:type="dxa"/>
+          </w:tcPr>
+          <w:p>
+            <w:pPr>
+              <w:pStyle w:val="Textkrper"/>
+              <w:spacing w:before="120" w:after="120"/>
+            </w:pPr>
+          </w:p>
+        </w:tc>
+      </w:tr>
+      <w:tr>
+        <w:tc>
+          <w:tcPr>
+            <w:tcW w:w="2660" w:type="dxa"/>
+          </w:tcPr>
+          <w:p>
+            <w:pPr>
+              <w:pStyle w:val="Textkrper"/>
+              <w:spacing w:before="120" w:after="120"/>
+            </w:pPr>
+            <w:proofErr w:type="spellStart"/>
+            <w:r>
+              <w:t>Testdatum</w:t>
+            </w:r>
+            <w:proofErr w:type="spellEnd"/>
+          </w:p>
+        </w:tc>
+        <w:tc>
+          <w:tcPr>
+            <w:tcW w:w="6886" w:type="dxa"/>
+          </w:tcPr>
+          <w:p>
+            <w:pPr>
+              <w:pStyle w:val="Textkrper"/>
+              <w:spacing w:before="120" w:after="120"/>
+            </w:pPr>
+          </w:p>
+        </w:tc>
+      </w:tr>
+      <w:tr>
+        <w:tc>
+          <w:tcPr>
+            <w:tcW w:w="2660" w:type="dxa"/>
+          </w:tcPr>
+          <w:p>
+            <w:pPr>
+              <w:pStyle w:val="Textkrper"/>
+              <w:spacing w:before="120" w:after="120"/>
+            </w:pPr>
+            <w:proofErr w:type="spellStart"/>
+            <w:r>
+              <w:t>Kommentar</w:t>
+            </w:r>
+            <w:proofErr w:type="spellEnd"/>
+          </w:p>
+        </w:tc>
+        <w:tc>
+          <w:tcPr>
+            <w:tcW w:w="6886" w:type="dxa"/>
+          </w:tcPr>
+          <w:p>
+            <w:pPr>
+              <w:pStyle w:val="Textkrper"/>
+              <w:spacing w:before="120" w:after="120"/>
+            </w:pPr>
+          </w:p>
+        </w:tc>
+      </w:tr>
+    </w:tbl>
+    <w:p>
+      <w:pPr>
+        <w:pStyle w:val="Textkrper"/>
+      </w:pPr>
     </w:p>
     <w:p>
       <w:pPr>
@@ -7028,6 +10006,95 @@
     </w:lvl>
   </w:abstractNum>
   <w:abstractNum w:abstractNumId="2" w15:restartNumberingAfterBreak="0">
+    <w:nsid w:val="04E62B15"/>
+    <w:multiLevelType w:val="hybridMultilevel"/>
+    <w:tmpl w:val="FCF03696"/>
+    <w:lvl w:ilvl="0" w:tplc="0B82D6EA">
+      <w:start w:val="1"/>
+      <w:numFmt w:val="decimal"/>
+      <w:lvlText w:val="%1."/>
+      <w:lvlJc w:val="left"/>
+      <w:pPr>
+        <w:ind w:left="720" w:hanging="360"/>
+      </w:pPr>
+      <w:rPr>
+        <w:rFonts w:hint="default"/>
+      </w:rPr>
+    </w:lvl>
+    <w:lvl w:ilvl="1" w:tplc="04070019" w:tentative="1">
+      <w:start w:val="1"/>
+      <w:numFmt w:val="lowerLetter"/>
+      <w:lvlText w:val="%2."/>
+      <w:lvlJc w:val="left"/>
+      <w:pPr>
+        <w:ind w:left="1440" w:hanging="360"/>
+      </w:pPr>
+    </w:lvl>
+    <w:lvl w:ilvl="2" w:tplc="0407001B" w:tentative="1">
+      <w:start w:val="1"/>
+      <w:numFmt w:val="lowerRoman"/>
+      <w:lvlText w:val="%3."/>
+      <w:lvlJc w:val="right"/>
+      <w:pPr>
+        <w:ind w:left="2160" w:hanging="180"/>
+      </w:pPr>
+    </w:lvl>
+    <w:lvl w:ilvl="3" w:tplc="0407000F" w:tentative="1">
+      <w:start w:val="1"/>
+      <w:numFmt w:val="decimal"/>
+      <w:lvlText w:val="%4."/>
+      <w:lvlJc w:val="left"/>
+      <w:pPr>
+        <w:ind w:left="2880" w:hanging="360"/>
+      </w:pPr>
+    </w:lvl>
+    <w:lvl w:ilvl="4" w:tplc="04070019" w:tentative="1">
+      <w:start w:val="1"/>
+      <w:numFmt w:val="lowerLetter"/>
+      <w:lvlText w:val="%5."/>
+      <w:lvlJc w:val="left"/>
+      <w:pPr>
+        <w:ind w:left="3600" w:hanging="360"/>
+      </w:pPr>
+    </w:lvl>
+    <w:lvl w:ilvl="5" w:tplc="0407001B" w:tentative="1">
+      <w:start w:val="1"/>
+      <w:numFmt w:val="lowerRoman"/>
+      <w:lvlText w:val="%6."/>
+      <w:lvlJc w:val="right"/>
+      <w:pPr>
+        <w:ind w:left="4320" w:hanging="180"/>
+      </w:pPr>
+    </w:lvl>
+    <w:lvl w:ilvl="6" w:tplc="0407000F" w:tentative="1">
+      <w:start w:val="1"/>
+      <w:numFmt w:val="decimal"/>
+      <w:lvlText w:val="%7."/>
+      <w:lvlJc w:val="left"/>
+      <w:pPr>
+        <w:ind w:left="5040" w:hanging="360"/>
+      </w:pPr>
+    </w:lvl>
+    <w:lvl w:ilvl="7" w:tplc="04070019" w:tentative="1">
+      <w:start w:val="1"/>
+      <w:numFmt w:val="lowerLetter"/>
+      <w:lvlText w:val="%8."/>
+      <w:lvlJc w:val="left"/>
+      <w:pPr>
+        <w:ind w:left="5760" w:hanging="360"/>
+      </w:pPr>
+    </w:lvl>
+    <w:lvl w:ilvl="8" w:tplc="0407001B" w:tentative="1">
+      <w:start w:val="1"/>
+      <w:numFmt w:val="lowerRoman"/>
+      <w:lvlText w:val="%9."/>
+      <w:lvlJc w:val="right"/>
+      <w:pPr>
+        <w:ind w:left="6480" w:hanging="180"/>
+      </w:pPr>
+    </w:lvl>
+  </w:abstractNum>
+  <w:abstractNum w:abstractNumId="3" w15:restartNumberingAfterBreak="0">
     <w:nsid w:val="0AE34D22"/>
     <w:multiLevelType w:val="hybridMultilevel"/>
     <w:tmpl w:val="97D0ACB0"/>
@@ -7113,7 +10180,185 @@
       </w:pPr>
     </w:lvl>
   </w:abstractNum>
-  <w:abstractNum w:abstractNumId="3" w15:restartNumberingAfterBreak="0">
+  <w:abstractNum w:abstractNumId="4" w15:restartNumberingAfterBreak="0">
+    <w:nsid w:val="0DD55038"/>
+    <w:multiLevelType w:val="hybridMultilevel"/>
+    <w:tmpl w:val="7EB44262"/>
+    <w:lvl w:ilvl="0" w:tplc="BD0CFC6A">
+      <w:start w:val="1"/>
+      <w:numFmt w:val="decimal"/>
+      <w:lvlText w:val="%1."/>
+      <w:lvlJc w:val="left"/>
+      <w:pPr>
+        <w:ind w:left="720" w:hanging="360"/>
+      </w:pPr>
+      <w:rPr>
+        <w:rFonts w:hint="default"/>
+      </w:rPr>
+    </w:lvl>
+    <w:lvl w:ilvl="1" w:tplc="04070019" w:tentative="1">
+      <w:start w:val="1"/>
+      <w:numFmt w:val="lowerLetter"/>
+      <w:lvlText w:val="%2."/>
+      <w:lvlJc w:val="left"/>
+      <w:pPr>
+        <w:ind w:left="1440" w:hanging="360"/>
+      </w:pPr>
+    </w:lvl>
+    <w:lvl w:ilvl="2" w:tplc="0407001B" w:tentative="1">
+      <w:start w:val="1"/>
+      <w:numFmt w:val="lowerRoman"/>
+      <w:lvlText w:val="%3."/>
+      <w:lvlJc w:val="right"/>
+      <w:pPr>
+        <w:ind w:left="2160" w:hanging="180"/>
+      </w:pPr>
+    </w:lvl>
+    <w:lvl w:ilvl="3" w:tplc="0407000F" w:tentative="1">
+      <w:start w:val="1"/>
+      <w:numFmt w:val="decimal"/>
+      <w:lvlText w:val="%4."/>
+      <w:lvlJc w:val="left"/>
+      <w:pPr>
+        <w:ind w:left="2880" w:hanging="360"/>
+      </w:pPr>
+    </w:lvl>
+    <w:lvl w:ilvl="4" w:tplc="04070019" w:tentative="1">
+      <w:start w:val="1"/>
+      <w:numFmt w:val="lowerLetter"/>
+      <w:lvlText w:val="%5."/>
+      <w:lvlJc w:val="left"/>
+      <w:pPr>
+        <w:ind w:left="3600" w:hanging="360"/>
+      </w:pPr>
+    </w:lvl>
+    <w:lvl w:ilvl="5" w:tplc="0407001B" w:tentative="1">
+      <w:start w:val="1"/>
+      <w:numFmt w:val="lowerRoman"/>
+      <w:lvlText w:val="%6."/>
+      <w:lvlJc w:val="right"/>
+      <w:pPr>
+        <w:ind w:left="4320" w:hanging="180"/>
+      </w:pPr>
+    </w:lvl>
+    <w:lvl w:ilvl="6" w:tplc="0407000F" w:tentative="1">
+      <w:start w:val="1"/>
+      <w:numFmt w:val="decimal"/>
+      <w:lvlText w:val="%7."/>
+      <w:lvlJc w:val="left"/>
+      <w:pPr>
+        <w:ind w:left="5040" w:hanging="360"/>
+      </w:pPr>
+    </w:lvl>
+    <w:lvl w:ilvl="7" w:tplc="04070019" w:tentative="1">
+      <w:start w:val="1"/>
+      <w:numFmt w:val="lowerLetter"/>
+      <w:lvlText w:val="%8."/>
+      <w:lvlJc w:val="left"/>
+      <w:pPr>
+        <w:ind w:left="5760" w:hanging="360"/>
+      </w:pPr>
+    </w:lvl>
+    <w:lvl w:ilvl="8" w:tplc="0407001B" w:tentative="1">
+      <w:start w:val="1"/>
+      <w:numFmt w:val="lowerRoman"/>
+      <w:lvlText w:val="%9."/>
+      <w:lvlJc w:val="right"/>
+      <w:pPr>
+        <w:ind w:left="6480" w:hanging="180"/>
+      </w:pPr>
+    </w:lvl>
+  </w:abstractNum>
+  <w:abstractNum w:abstractNumId="5" w15:restartNumberingAfterBreak="0">
+    <w:nsid w:val="12EA4263"/>
+    <w:multiLevelType w:val="hybridMultilevel"/>
+    <w:tmpl w:val="110A32D6"/>
+    <w:lvl w:ilvl="0" w:tplc="298099B4">
+      <w:start w:val="1"/>
+      <w:numFmt w:val="decimal"/>
+      <w:lvlText w:val="%1."/>
+      <w:lvlJc w:val="left"/>
+      <w:pPr>
+        <w:ind w:left="720" w:hanging="360"/>
+      </w:pPr>
+      <w:rPr>
+        <w:rFonts w:hint="default"/>
+      </w:rPr>
+    </w:lvl>
+    <w:lvl w:ilvl="1" w:tplc="04070019" w:tentative="1">
+      <w:start w:val="1"/>
+      <w:numFmt w:val="lowerLetter"/>
+      <w:lvlText w:val="%2."/>
+      <w:lvlJc w:val="left"/>
+      <w:pPr>
+        <w:ind w:left="1440" w:hanging="360"/>
+      </w:pPr>
+    </w:lvl>
+    <w:lvl w:ilvl="2" w:tplc="0407001B" w:tentative="1">
+      <w:start w:val="1"/>
+      <w:numFmt w:val="lowerRoman"/>
+      <w:lvlText w:val="%3."/>
+      <w:lvlJc w:val="right"/>
+      <w:pPr>
+        <w:ind w:left="2160" w:hanging="180"/>
+      </w:pPr>
+    </w:lvl>
+    <w:lvl w:ilvl="3" w:tplc="0407000F" w:tentative="1">
+      <w:start w:val="1"/>
+      <w:numFmt w:val="decimal"/>
+      <w:lvlText w:val="%4."/>
+      <w:lvlJc w:val="left"/>
+      <w:pPr>
+        <w:ind w:left="2880" w:hanging="360"/>
+      </w:pPr>
+    </w:lvl>
+    <w:lvl w:ilvl="4" w:tplc="04070019" w:tentative="1">
+      <w:start w:val="1"/>
+      <w:numFmt w:val="lowerLetter"/>
+      <w:lvlText w:val="%5."/>
+      <w:lvlJc w:val="left"/>
+      <w:pPr>
+        <w:ind w:left="3600" w:hanging="360"/>
+      </w:pPr>
+    </w:lvl>
+    <w:lvl w:ilvl="5" w:tplc="0407001B" w:tentative="1">
+      <w:start w:val="1"/>
+      <w:numFmt w:val="lowerRoman"/>
+      <w:lvlText w:val="%6."/>
+      <w:lvlJc w:val="right"/>
+      <w:pPr>
+        <w:ind w:left="4320" w:hanging="180"/>
+      </w:pPr>
+    </w:lvl>
+    <w:lvl w:ilvl="6" w:tplc="0407000F" w:tentative="1">
+      <w:start w:val="1"/>
+      <w:numFmt w:val="decimal"/>
+      <w:lvlText w:val="%7."/>
+      <w:lvlJc w:val="left"/>
+      <w:pPr>
+        <w:ind w:left="5040" w:hanging="360"/>
+      </w:pPr>
+    </w:lvl>
+    <w:lvl w:ilvl="7" w:tplc="04070019" w:tentative="1">
+      <w:start w:val="1"/>
+      <w:numFmt w:val="lowerLetter"/>
+      <w:lvlText w:val="%8."/>
+      <w:lvlJc w:val="left"/>
+      <w:pPr>
+        <w:ind w:left="5760" w:hanging="360"/>
+      </w:pPr>
+    </w:lvl>
+    <w:lvl w:ilvl="8" w:tplc="0407001B" w:tentative="1">
+      <w:start w:val="1"/>
+      <w:numFmt w:val="lowerRoman"/>
+      <w:lvlText w:val="%9."/>
+      <w:lvlJc w:val="right"/>
+      <w:pPr>
+        <w:ind w:left="6480" w:hanging="180"/>
+      </w:pPr>
+    </w:lvl>
+  </w:abstractNum>
+  <w:abstractNum w:abstractNumId="6" w15:restartNumberingAfterBreak="0">
     <w:nsid w:val="181F1E50"/>
     <w:multiLevelType w:val="hybridMultilevel"/>
     <w:tmpl w:val="49AA65D4"/>
@@ -7199,7 +10444,7 @@
       </w:pPr>
     </w:lvl>
   </w:abstractNum>
-  <w:abstractNum w:abstractNumId="4" w15:restartNumberingAfterBreak="0">
+  <w:abstractNum w:abstractNumId="7" w15:restartNumberingAfterBreak="0">
     <w:nsid w:val="272871ED"/>
     <w:multiLevelType w:val="hybridMultilevel"/>
     <w:tmpl w:val="D040AEBA"/>
@@ -7285,7 +10530,452 @@
       </w:pPr>
     </w:lvl>
   </w:abstractNum>
-  <w:abstractNum w:abstractNumId="5" w15:restartNumberingAfterBreak="0">
+  <w:abstractNum w:abstractNumId="8" w15:restartNumberingAfterBreak="0">
+    <w:nsid w:val="29322953"/>
+    <w:multiLevelType w:val="hybridMultilevel"/>
+    <w:tmpl w:val="35403452"/>
+    <w:lvl w:ilvl="0" w:tplc="F23C6A96">
+      <w:start w:val="1"/>
+      <w:numFmt w:val="decimal"/>
+      <w:lvlText w:val="%1."/>
+      <w:lvlJc w:val="left"/>
+      <w:pPr>
+        <w:ind w:left="720" w:hanging="360"/>
+      </w:pPr>
+      <w:rPr>
+        <w:rFonts w:hint="default"/>
+      </w:rPr>
+    </w:lvl>
+    <w:lvl w:ilvl="1" w:tplc="04070019" w:tentative="1">
+      <w:start w:val="1"/>
+      <w:numFmt w:val="lowerLetter"/>
+      <w:lvlText w:val="%2."/>
+      <w:lvlJc w:val="left"/>
+      <w:pPr>
+        <w:ind w:left="1440" w:hanging="360"/>
+      </w:pPr>
+    </w:lvl>
+    <w:lvl w:ilvl="2" w:tplc="0407001B" w:tentative="1">
+      <w:start w:val="1"/>
+      <w:numFmt w:val="lowerRoman"/>
+      <w:lvlText w:val="%3."/>
+      <w:lvlJc w:val="right"/>
+      <w:pPr>
+        <w:ind w:left="2160" w:hanging="180"/>
+      </w:pPr>
+    </w:lvl>
+    <w:lvl w:ilvl="3" w:tplc="0407000F" w:tentative="1">
+      <w:start w:val="1"/>
+      <w:numFmt w:val="decimal"/>
+      <w:lvlText w:val="%4."/>
+      <w:lvlJc w:val="left"/>
+      <w:pPr>
+        <w:ind w:left="2880" w:hanging="360"/>
+      </w:pPr>
+    </w:lvl>
+    <w:lvl w:ilvl="4" w:tplc="04070019" w:tentative="1">
+      <w:start w:val="1"/>
+      <w:numFmt w:val="lowerLetter"/>
+      <w:lvlText w:val="%5."/>
+      <w:lvlJc w:val="left"/>
+      <w:pPr>
+        <w:ind w:left="3600" w:hanging="360"/>
+      </w:pPr>
+    </w:lvl>
+    <w:lvl w:ilvl="5" w:tplc="0407001B" w:tentative="1">
+      <w:start w:val="1"/>
+      <w:numFmt w:val="lowerRoman"/>
+      <w:lvlText w:val="%6."/>
+      <w:lvlJc w:val="right"/>
+      <w:pPr>
+        <w:ind w:left="4320" w:hanging="180"/>
+      </w:pPr>
+    </w:lvl>
+    <w:lvl w:ilvl="6" w:tplc="0407000F" w:tentative="1">
+      <w:start w:val="1"/>
+      <w:numFmt w:val="decimal"/>
+      <w:lvlText w:val="%7."/>
+      <w:lvlJc w:val="left"/>
+      <w:pPr>
+        <w:ind w:left="5040" w:hanging="360"/>
+      </w:pPr>
+    </w:lvl>
+    <w:lvl w:ilvl="7" w:tplc="04070019" w:tentative="1">
+      <w:start w:val="1"/>
+      <w:numFmt w:val="lowerLetter"/>
+      <w:lvlText w:val="%8."/>
+      <w:lvlJc w:val="left"/>
+      <w:pPr>
+        <w:ind w:left="5760" w:hanging="360"/>
+      </w:pPr>
+    </w:lvl>
+    <w:lvl w:ilvl="8" w:tplc="0407001B" w:tentative="1">
+      <w:start w:val="1"/>
+      <w:numFmt w:val="lowerRoman"/>
+      <w:lvlText w:val="%9."/>
+      <w:lvlJc w:val="right"/>
+      <w:pPr>
+        <w:ind w:left="6480" w:hanging="180"/>
+      </w:pPr>
+    </w:lvl>
+  </w:abstractNum>
+  <w:abstractNum w:abstractNumId="9" w15:restartNumberingAfterBreak="0">
+    <w:nsid w:val="3319037C"/>
+    <w:multiLevelType w:val="hybridMultilevel"/>
+    <w:tmpl w:val="7A9C47D4"/>
+    <w:lvl w:ilvl="0" w:tplc="0407000F">
+      <w:start w:val="1"/>
+      <w:numFmt w:val="decimal"/>
+      <w:lvlText w:val="%1."/>
+      <w:lvlJc w:val="left"/>
+      <w:pPr>
+        <w:ind w:left="720" w:hanging="360"/>
+      </w:pPr>
+      <w:rPr>
+        <w:rFonts w:hint="default"/>
+      </w:rPr>
+    </w:lvl>
+    <w:lvl w:ilvl="1" w:tplc="04070019" w:tentative="1">
+      <w:start w:val="1"/>
+      <w:numFmt w:val="lowerLetter"/>
+      <w:lvlText w:val="%2."/>
+      <w:lvlJc w:val="left"/>
+      <w:pPr>
+        <w:ind w:left="1440" w:hanging="360"/>
+      </w:pPr>
+    </w:lvl>
+    <w:lvl w:ilvl="2" w:tplc="0407001B" w:tentative="1">
+      <w:start w:val="1"/>
+      <w:numFmt w:val="lowerRoman"/>
+      <w:lvlText w:val="%3."/>
+      <w:lvlJc w:val="right"/>
+      <w:pPr>
+        <w:ind w:left="2160" w:hanging="180"/>
+      </w:pPr>
+    </w:lvl>
+    <w:lvl w:ilvl="3" w:tplc="0407000F" w:tentative="1">
+      <w:start w:val="1"/>
+      <w:numFmt w:val="decimal"/>
+      <w:lvlText w:val="%4."/>
+      <w:lvlJc w:val="left"/>
+      <w:pPr>
+        <w:ind w:left="2880" w:hanging="360"/>
+      </w:pPr>
+    </w:lvl>
+    <w:lvl w:ilvl="4" w:tplc="04070019" w:tentative="1">
+      <w:start w:val="1"/>
+      <w:numFmt w:val="lowerLetter"/>
+      <w:lvlText w:val="%5."/>
+      <w:lvlJc w:val="left"/>
+      <w:pPr>
+        <w:ind w:left="3600" w:hanging="360"/>
+      </w:pPr>
+    </w:lvl>
+    <w:lvl w:ilvl="5" w:tplc="0407001B" w:tentative="1">
+      <w:start w:val="1"/>
+      <w:numFmt w:val="lowerRoman"/>
+      <w:lvlText w:val="%6."/>
+      <w:lvlJc w:val="right"/>
+      <w:pPr>
+        <w:ind w:left="4320" w:hanging="180"/>
+      </w:pPr>
+    </w:lvl>
+    <w:lvl w:ilvl="6" w:tplc="0407000F" w:tentative="1">
+      <w:start w:val="1"/>
+      <w:numFmt w:val="decimal"/>
+      <w:lvlText w:val="%7."/>
+      <w:lvlJc w:val="left"/>
+      <w:pPr>
+        <w:ind w:left="5040" w:hanging="360"/>
+      </w:pPr>
+    </w:lvl>
+    <w:lvl w:ilvl="7" w:tplc="04070019" w:tentative="1">
+      <w:start w:val="1"/>
+      <w:numFmt w:val="lowerLetter"/>
+      <w:lvlText w:val="%8."/>
+      <w:lvlJc w:val="left"/>
+      <w:pPr>
+        <w:ind w:left="5760" w:hanging="360"/>
+      </w:pPr>
+    </w:lvl>
+    <w:lvl w:ilvl="8" w:tplc="0407001B" w:tentative="1">
+      <w:start w:val="1"/>
+      <w:numFmt w:val="lowerRoman"/>
+      <w:lvlText w:val="%9."/>
+      <w:lvlJc w:val="right"/>
+      <w:pPr>
+        <w:ind w:left="6480" w:hanging="180"/>
+      </w:pPr>
+    </w:lvl>
+  </w:abstractNum>
+  <w:abstractNum w:abstractNumId="10" w15:restartNumberingAfterBreak="0">
+    <w:nsid w:val="37905A75"/>
+    <w:multiLevelType w:val="hybridMultilevel"/>
+    <w:tmpl w:val="022217DC"/>
+    <w:lvl w:ilvl="0" w:tplc="679EA070">
+      <w:start w:val="1"/>
+      <w:numFmt w:val="decimal"/>
+      <w:lvlText w:val="%1."/>
+      <w:lvlJc w:val="left"/>
+      <w:pPr>
+        <w:ind w:left="720" w:hanging="360"/>
+      </w:pPr>
+      <w:rPr>
+        <w:rFonts w:hint="default"/>
+      </w:rPr>
+    </w:lvl>
+    <w:lvl w:ilvl="1" w:tplc="04070019" w:tentative="1">
+      <w:start w:val="1"/>
+      <w:numFmt w:val="lowerLetter"/>
+      <w:lvlText w:val="%2."/>
+      <w:lvlJc w:val="left"/>
+      <w:pPr>
+        <w:ind w:left="1440" w:hanging="360"/>
+      </w:pPr>
+    </w:lvl>
+    <w:lvl w:ilvl="2" w:tplc="0407001B" w:tentative="1">
+      <w:start w:val="1"/>
+      <w:numFmt w:val="lowerRoman"/>
+      <w:lvlText w:val="%3."/>
+      <w:lvlJc w:val="right"/>
+      <w:pPr>
+        <w:ind w:left="2160" w:hanging="180"/>
+      </w:pPr>
+    </w:lvl>
+    <w:lvl w:ilvl="3" w:tplc="0407000F" w:tentative="1">
+      <w:start w:val="1"/>
+      <w:numFmt w:val="decimal"/>
+      <w:lvlText w:val="%4."/>
+      <w:lvlJc w:val="left"/>
+      <w:pPr>
+        <w:ind w:left="2880" w:hanging="360"/>
+      </w:pPr>
+    </w:lvl>
+    <w:lvl w:ilvl="4" w:tplc="04070019" w:tentative="1">
+      <w:start w:val="1"/>
+      <w:numFmt w:val="lowerLetter"/>
+      <w:lvlText w:val="%5."/>
+      <w:lvlJc w:val="left"/>
+      <w:pPr>
+        <w:ind w:left="3600" w:hanging="360"/>
+      </w:pPr>
+    </w:lvl>
+    <w:lvl w:ilvl="5" w:tplc="0407001B" w:tentative="1">
+      <w:start w:val="1"/>
+      <w:numFmt w:val="lowerRoman"/>
+      <w:lvlText w:val="%6."/>
+      <w:lvlJc w:val="right"/>
+      <w:pPr>
+        <w:ind w:left="4320" w:hanging="180"/>
+      </w:pPr>
+    </w:lvl>
+    <w:lvl w:ilvl="6" w:tplc="0407000F" w:tentative="1">
+      <w:start w:val="1"/>
+      <w:numFmt w:val="decimal"/>
+      <w:lvlText w:val="%7."/>
+      <w:lvlJc w:val="left"/>
+      <w:pPr>
+        <w:ind w:left="5040" w:hanging="360"/>
+      </w:pPr>
+    </w:lvl>
+    <w:lvl w:ilvl="7" w:tplc="04070019" w:tentative="1">
+      <w:start w:val="1"/>
+      <w:numFmt w:val="lowerLetter"/>
+      <w:lvlText w:val="%8."/>
+      <w:lvlJc w:val="left"/>
+      <w:pPr>
+        <w:ind w:left="5760" w:hanging="360"/>
+      </w:pPr>
+    </w:lvl>
+    <w:lvl w:ilvl="8" w:tplc="0407001B" w:tentative="1">
+      <w:start w:val="1"/>
+      <w:numFmt w:val="lowerRoman"/>
+      <w:lvlText w:val="%9."/>
+      <w:lvlJc w:val="right"/>
+      <w:pPr>
+        <w:ind w:left="6480" w:hanging="180"/>
+      </w:pPr>
+    </w:lvl>
+  </w:abstractNum>
+  <w:abstractNum w:abstractNumId="11" w15:restartNumberingAfterBreak="0">
+    <w:nsid w:val="49904EE6"/>
+    <w:multiLevelType w:val="hybridMultilevel"/>
+    <w:tmpl w:val="07242CF8"/>
+    <w:lvl w:ilvl="0" w:tplc="85DCCA92">
+      <w:start w:val="1"/>
+      <w:numFmt w:val="decimal"/>
+      <w:lvlText w:val="%1."/>
+      <w:lvlJc w:val="left"/>
+      <w:pPr>
+        <w:ind w:left="720" w:hanging="360"/>
+      </w:pPr>
+      <w:rPr>
+        <w:rFonts w:hint="default"/>
+      </w:rPr>
+    </w:lvl>
+    <w:lvl w:ilvl="1" w:tplc="04070019" w:tentative="1">
+      <w:start w:val="1"/>
+      <w:numFmt w:val="lowerLetter"/>
+      <w:lvlText w:val="%2."/>
+      <w:lvlJc w:val="left"/>
+      <w:pPr>
+        <w:ind w:left="1440" w:hanging="360"/>
+      </w:pPr>
+    </w:lvl>
+    <w:lvl w:ilvl="2" w:tplc="0407001B" w:tentative="1">
+      <w:start w:val="1"/>
+      <w:numFmt w:val="lowerRoman"/>
+      <w:lvlText w:val="%3."/>
+      <w:lvlJc w:val="right"/>
+      <w:pPr>
+        <w:ind w:left="2160" w:hanging="180"/>
+      </w:pPr>
+    </w:lvl>
+    <w:lvl w:ilvl="3" w:tplc="0407000F" w:tentative="1">
+      <w:start w:val="1"/>
+      <w:numFmt w:val="decimal"/>
+      <w:lvlText w:val="%4."/>
+      <w:lvlJc w:val="left"/>
+      <w:pPr>
+        <w:ind w:left="2880" w:hanging="360"/>
+      </w:pPr>
+    </w:lvl>
+    <w:lvl w:ilvl="4" w:tplc="04070019" w:tentative="1">
+      <w:start w:val="1"/>
+      <w:numFmt w:val="lowerLetter"/>
+      <w:lvlText w:val="%5."/>
+      <w:lvlJc w:val="left"/>
+      <w:pPr>
+        <w:ind w:left="3600" w:hanging="360"/>
+      </w:pPr>
+    </w:lvl>
+    <w:lvl w:ilvl="5" w:tplc="0407001B" w:tentative="1">
+      <w:start w:val="1"/>
+      <w:numFmt w:val="lowerRoman"/>
+      <w:lvlText w:val="%6."/>
+      <w:lvlJc w:val="right"/>
+      <w:pPr>
+        <w:ind w:left="4320" w:hanging="180"/>
+      </w:pPr>
+    </w:lvl>
+    <w:lvl w:ilvl="6" w:tplc="0407000F" w:tentative="1">
+      <w:start w:val="1"/>
+      <w:numFmt w:val="decimal"/>
+      <w:lvlText w:val="%7."/>
+      <w:lvlJc w:val="left"/>
+      <w:pPr>
+        <w:ind w:left="5040" w:hanging="360"/>
+      </w:pPr>
+    </w:lvl>
+    <w:lvl w:ilvl="7" w:tplc="04070019" w:tentative="1">
+      <w:start w:val="1"/>
+      <w:numFmt w:val="lowerLetter"/>
+      <w:lvlText w:val="%8."/>
+      <w:lvlJc w:val="left"/>
+      <w:pPr>
+        <w:ind w:left="5760" w:hanging="360"/>
+      </w:pPr>
+    </w:lvl>
+    <w:lvl w:ilvl="8" w:tplc="0407001B" w:tentative="1">
+      <w:start w:val="1"/>
+      <w:numFmt w:val="lowerRoman"/>
+      <w:lvlText w:val="%9."/>
+      <w:lvlJc w:val="right"/>
+      <w:pPr>
+        <w:ind w:left="6480" w:hanging="180"/>
+      </w:pPr>
+    </w:lvl>
+  </w:abstractNum>
+  <w:abstractNum w:abstractNumId="12" w15:restartNumberingAfterBreak="0">
+    <w:nsid w:val="602C429E"/>
+    <w:multiLevelType w:val="hybridMultilevel"/>
+    <w:tmpl w:val="ED20ADF4"/>
+    <w:lvl w:ilvl="0" w:tplc="81F89A42">
+      <w:start w:val="1"/>
+      <w:numFmt w:val="decimal"/>
+      <w:lvlText w:val="%1."/>
+      <w:lvlJc w:val="left"/>
+      <w:pPr>
+        <w:ind w:left="720" w:hanging="360"/>
+      </w:pPr>
+      <w:rPr>
+        <w:rFonts w:hint="default"/>
+      </w:rPr>
+    </w:lvl>
+    <w:lvl w:ilvl="1" w:tplc="04070019" w:tentative="1">
+      <w:start w:val="1"/>
+      <w:numFmt w:val="lowerLetter"/>
+      <w:lvlText w:val="%2."/>
+      <w:lvlJc w:val="left"/>
+      <w:pPr>
+        <w:ind w:left="1440" w:hanging="360"/>
+      </w:pPr>
+    </w:lvl>
+    <w:lvl w:ilvl="2" w:tplc="0407001B" w:tentative="1">
+      <w:start w:val="1"/>
+      <w:numFmt w:val="lowerRoman"/>
+      <w:lvlText w:val="%3."/>
+      <w:lvlJc w:val="right"/>
+      <w:pPr>
+        <w:ind w:left="2160" w:hanging="180"/>
+      </w:pPr>
+    </w:lvl>
+    <w:lvl w:ilvl="3" w:tplc="0407000F" w:tentative="1">
+      <w:start w:val="1"/>
+      <w:numFmt w:val="decimal"/>
+      <w:lvlText w:val="%4."/>
+      <w:lvlJc w:val="left"/>
+      <w:pPr>
+        <w:ind w:left="2880" w:hanging="360"/>
+      </w:pPr>
+    </w:lvl>
+    <w:lvl w:ilvl="4" w:tplc="04070019" w:tentative="1">
+      <w:start w:val="1"/>
+      <w:numFmt w:val="lowerLetter"/>
+      <w:lvlText w:val="%5."/>
+      <w:lvlJc w:val="left"/>
+      <w:pPr>
+        <w:ind w:left="3600" w:hanging="360"/>
+      </w:pPr>
+    </w:lvl>
+    <w:lvl w:ilvl="5" w:tplc="0407001B" w:tentative="1">
+      <w:start w:val="1"/>
+      <w:numFmt w:val="lowerRoman"/>
+      <w:lvlText w:val="%6."/>
+      <w:lvlJc w:val="right"/>
+      <w:pPr>
+        <w:ind w:left="4320" w:hanging="180"/>
+      </w:pPr>
+    </w:lvl>
+    <w:lvl w:ilvl="6" w:tplc="0407000F" w:tentative="1">
+      <w:start w:val="1"/>
+      <w:numFmt w:val="decimal"/>
+      <w:lvlText w:val="%7."/>
+      <w:lvlJc w:val="left"/>
+      <w:pPr>
+        <w:ind w:left="5040" w:hanging="360"/>
+      </w:pPr>
+    </w:lvl>
+    <w:lvl w:ilvl="7" w:tplc="04070019" w:tentative="1">
+      <w:start w:val="1"/>
+      <w:numFmt w:val="lowerLetter"/>
+      <w:lvlText w:val="%8."/>
+      <w:lvlJc w:val="left"/>
+      <w:pPr>
+        <w:ind w:left="5760" w:hanging="360"/>
+      </w:pPr>
+    </w:lvl>
+    <w:lvl w:ilvl="8" w:tplc="0407001B" w:tentative="1">
+      <w:start w:val="1"/>
+      <w:numFmt w:val="lowerRoman"/>
+      <w:lvlText w:val="%9."/>
+      <w:lvlJc w:val="right"/>
+      <w:pPr>
+        <w:ind w:left="6480" w:hanging="180"/>
+      </w:pPr>
+    </w:lvl>
+  </w:abstractNum>
+  <w:abstractNum w:abstractNumId="13" w15:restartNumberingAfterBreak="0">
     <w:nsid w:val="61234D5C"/>
     <w:multiLevelType w:val="hybridMultilevel"/>
     <w:tmpl w:val="ED1CDF26"/>
@@ -7371,7 +11061,185 @@
       </w:pPr>
     </w:lvl>
   </w:abstractNum>
-  <w:abstractNum w:abstractNumId="6" w15:restartNumberingAfterBreak="0">
+  <w:abstractNum w:abstractNumId="14" w15:restartNumberingAfterBreak="0">
+    <w:nsid w:val="64BB3291"/>
+    <w:multiLevelType w:val="hybridMultilevel"/>
+    <w:tmpl w:val="48BA8C2C"/>
+    <w:lvl w:ilvl="0" w:tplc="F4201DC8">
+      <w:start w:val="1"/>
+      <w:numFmt w:val="decimal"/>
+      <w:lvlText w:val="%1."/>
+      <w:lvlJc w:val="left"/>
+      <w:pPr>
+        <w:ind w:left="720" w:hanging="360"/>
+      </w:pPr>
+      <w:rPr>
+        <w:rFonts w:hint="default"/>
+      </w:rPr>
+    </w:lvl>
+    <w:lvl w:ilvl="1" w:tplc="04070019" w:tentative="1">
+      <w:start w:val="1"/>
+      <w:numFmt w:val="lowerLetter"/>
+      <w:lvlText w:val="%2."/>
+      <w:lvlJc w:val="left"/>
+      <w:pPr>
+        <w:ind w:left="1440" w:hanging="360"/>
+      </w:pPr>
+    </w:lvl>
+    <w:lvl w:ilvl="2" w:tplc="0407001B" w:tentative="1">
+      <w:start w:val="1"/>
+      <w:numFmt w:val="lowerRoman"/>
+      <w:lvlText w:val="%3."/>
+      <w:lvlJc w:val="right"/>
+      <w:pPr>
+        <w:ind w:left="2160" w:hanging="180"/>
+      </w:pPr>
+    </w:lvl>
+    <w:lvl w:ilvl="3" w:tplc="0407000F" w:tentative="1">
+      <w:start w:val="1"/>
+      <w:numFmt w:val="decimal"/>
+      <w:lvlText w:val="%4."/>
+      <w:lvlJc w:val="left"/>
+      <w:pPr>
+        <w:ind w:left="2880" w:hanging="360"/>
+      </w:pPr>
+    </w:lvl>
+    <w:lvl w:ilvl="4" w:tplc="04070019" w:tentative="1">
+      <w:start w:val="1"/>
+      <w:numFmt w:val="lowerLetter"/>
+      <w:lvlText w:val="%5."/>
+      <w:lvlJc w:val="left"/>
+      <w:pPr>
+        <w:ind w:left="3600" w:hanging="360"/>
+      </w:pPr>
+    </w:lvl>
+    <w:lvl w:ilvl="5" w:tplc="0407001B" w:tentative="1">
+      <w:start w:val="1"/>
+      <w:numFmt w:val="lowerRoman"/>
+      <w:lvlText w:val="%6."/>
+      <w:lvlJc w:val="right"/>
+      <w:pPr>
+        <w:ind w:left="4320" w:hanging="180"/>
+      </w:pPr>
+    </w:lvl>
+    <w:lvl w:ilvl="6" w:tplc="0407000F" w:tentative="1">
+      <w:start w:val="1"/>
+      <w:numFmt w:val="decimal"/>
+      <w:lvlText w:val="%7."/>
+      <w:lvlJc w:val="left"/>
+      <w:pPr>
+        <w:ind w:left="5040" w:hanging="360"/>
+      </w:pPr>
+    </w:lvl>
+    <w:lvl w:ilvl="7" w:tplc="04070019" w:tentative="1">
+      <w:start w:val="1"/>
+      <w:numFmt w:val="lowerLetter"/>
+      <w:lvlText w:val="%8."/>
+      <w:lvlJc w:val="left"/>
+      <w:pPr>
+        <w:ind w:left="5760" w:hanging="360"/>
+      </w:pPr>
+    </w:lvl>
+    <w:lvl w:ilvl="8" w:tplc="0407001B" w:tentative="1">
+      <w:start w:val="1"/>
+      <w:numFmt w:val="lowerRoman"/>
+      <w:lvlText w:val="%9."/>
+      <w:lvlJc w:val="right"/>
+      <w:pPr>
+        <w:ind w:left="6480" w:hanging="180"/>
+      </w:pPr>
+    </w:lvl>
+  </w:abstractNum>
+  <w:abstractNum w:abstractNumId="15" w15:restartNumberingAfterBreak="0">
+    <w:nsid w:val="65B22424"/>
+    <w:multiLevelType w:val="hybridMultilevel"/>
+    <w:tmpl w:val="5B5064A4"/>
+    <w:lvl w:ilvl="0" w:tplc="8AA6922E">
+      <w:start w:val="1"/>
+      <w:numFmt w:val="decimal"/>
+      <w:lvlText w:val="%1."/>
+      <w:lvlJc w:val="left"/>
+      <w:pPr>
+        <w:ind w:left="720" w:hanging="360"/>
+      </w:pPr>
+      <w:rPr>
+        <w:rFonts w:hint="default"/>
+      </w:rPr>
+    </w:lvl>
+    <w:lvl w:ilvl="1" w:tplc="04070019" w:tentative="1">
+      <w:start w:val="1"/>
+      <w:numFmt w:val="lowerLetter"/>
+      <w:lvlText w:val="%2."/>
+      <w:lvlJc w:val="left"/>
+      <w:pPr>
+        <w:ind w:left="1440" w:hanging="360"/>
+      </w:pPr>
+    </w:lvl>
+    <w:lvl w:ilvl="2" w:tplc="0407001B" w:tentative="1">
+      <w:start w:val="1"/>
+      <w:numFmt w:val="lowerRoman"/>
+      <w:lvlText w:val="%3."/>
+      <w:lvlJc w:val="right"/>
+      <w:pPr>
+        <w:ind w:left="2160" w:hanging="180"/>
+      </w:pPr>
+    </w:lvl>
+    <w:lvl w:ilvl="3" w:tplc="0407000F" w:tentative="1">
+      <w:start w:val="1"/>
+      <w:numFmt w:val="decimal"/>
+      <w:lvlText w:val="%4."/>
+      <w:lvlJc w:val="left"/>
+      <w:pPr>
+        <w:ind w:left="2880" w:hanging="360"/>
+      </w:pPr>
+    </w:lvl>
+    <w:lvl w:ilvl="4" w:tplc="04070019" w:tentative="1">
+      <w:start w:val="1"/>
+      <w:numFmt w:val="lowerLetter"/>
+      <w:lvlText w:val="%5."/>
+      <w:lvlJc w:val="left"/>
+      <w:pPr>
+        <w:ind w:left="3600" w:hanging="360"/>
+      </w:pPr>
+    </w:lvl>
+    <w:lvl w:ilvl="5" w:tplc="0407001B" w:tentative="1">
+      <w:start w:val="1"/>
+      <w:numFmt w:val="lowerRoman"/>
+      <w:lvlText w:val="%6."/>
+      <w:lvlJc w:val="right"/>
+      <w:pPr>
+        <w:ind w:left="4320" w:hanging="180"/>
+      </w:pPr>
+    </w:lvl>
+    <w:lvl w:ilvl="6" w:tplc="0407000F" w:tentative="1">
+      <w:start w:val="1"/>
+      <w:numFmt w:val="decimal"/>
+      <w:lvlText w:val="%7."/>
+      <w:lvlJc w:val="left"/>
+      <w:pPr>
+        <w:ind w:left="5040" w:hanging="360"/>
+      </w:pPr>
+    </w:lvl>
+    <w:lvl w:ilvl="7" w:tplc="04070019" w:tentative="1">
+      <w:start w:val="1"/>
+      <w:numFmt w:val="lowerLetter"/>
+      <w:lvlText w:val="%8."/>
+      <w:lvlJc w:val="left"/>
+      <w:pPr>
+        <w:ind w:left="5760" w:hanging="360"/>
+      </w:pPr>
+    </w:lvl>
+    <w:lvl w:ilvl="8" w:tplc="0407001B" w:tentative="1">
+      <w:start w:val="1"/>
+      <w:numFmt w:val="lowerRoman"/>
+      <w:lvlText w:val="%9."/>
+      <w:lvlJc w:val="right"/>
+      <w:pPr>
+        <w:ind w:left="6480" w:hanging="180"/>
+      </w:pPr>
+    </w:lvl>
+  </w:abstractNum>
+  <w:abstractNum w:abstractNumId="16" w15:restartNumberingAfterBreak="0">
     <w:nsid w:val="67492DC8"/>
     <w:multiLevelType w:val="hybridMultilevel"/>
     <w:tmpl w:val="048A5C10"/>
@@ -7457,7 +11325,7 @@
       </w:pPr>
     </w:lvl>
   </w:abstractNum>
-  <w:abstractNum w:abstractNumId="7" w15:restartNumberingAfterBreak="0">
+  <w:abstractNum w:abstractNumId="17" w15:restartNumberingAfterBreak="0">
     <w:nsid w:val="78716B23"/>
     <w:multiLevelType w:val="hybridMultilevel"/>
     <w:tmpl w:val="EA4608FC"/>
@@ -7469,6 +11337,95 @@
       <w:pPr>
         <w:ind w:left="720" w:hanging="360"/>
       </w:pPr>
+    </w:lvl>
+    <w:lvl w:ilvl="1" w:tplc="04070019" w:tentative="1">
+      <w:start w:val="1"/>
+      <w:numFmt w:val="lowerLetter"/>
+      <w:lvlText w:val="%2."/>
+      <w:lvlJc w:val="left"/>
+      <w:pPr>
+        <w:ind w:left="1440" w:hanging="360"/>
+      </w:pPr>
+    </w:lvl>
+    <w:lvl w:ilvl="2" w:tplc="0407001B" w:tentative="1">
+      <w:start w:val="1"/>
+      <w:numFmt w:val="lowerRoman"/>
+      <w:lvlText w:val="%3."/>
+      <w:lvlJc w:val="right"/>
+      <w:pPr>
+        <w:ind w:left="2160" w:hanging="180"/>
+      </w:pPr>
+    </w:lvl>
+    <w:lvl w:ilvl="3" w:tplc="0407000F" w:tentative="1">
+      <w:start w:val="1"/>
+      <w:numFmt w:val="decimal"/>
+      <w:lvlText w:val="%4."/>
+      <w:lvlJc w:val="left"/>
+      <w:pPr>
+        <w:ind w:left="2880" w:hanging="360"/>
+      </w:pPr>
+    </w:lvl>
+    <w:lvl w:ilvl="4" w:tplc="04070019" w:tentative="1">
+      <w:start w:val="1"/>
+      <w:numFmt w:val="lowerLetter"/>
+      <w:lvlText w:val="%5."/>
+      <w:lvlJc w:val="left"/>
+      <w:pPr>
+        <w:ind w:left="3600" w:hanging="360"/>
+      </w:pPr>
+    </w:lvl>
+    <w:lvl w:ilvl="5" w:tplc="0407001B" w:tentative="1">
+      <w:start w:val="1"/>
+      <w:numFmt w:val="lowerRoman"/>
+      <w:lvlText w:val="%6."/>
+      <w:lvlJc w:val="right"/>
+      <w:pPr>
+        <w:ind w:left="4320" w:hanging="180"/>
+      </w:pPr>
+    </w:lvl>
+    <w:lvl w:ilvl="6" w:tplc="0407000F" w:tentative="1">
+      <w:start w:val="1"/>
+      <w:numFmt w:val="decimal"/>
+      <w:lvlText w:val="%7."/>
+      <w:lvlJc w:val="left"/>
+      <w:pPr>
+        <w:ind w:left="5040" w:hanging="360"/>
+      </w:pPr>
+    </w:lvl>
+    <w:lvl w:ilvl="7" w:tplc="04070019" w:tentative="1">
+      <w:start w:val="1"/>
+      <w:numFmt w:val="lowerLetter"/>
+      <w:lvlText w:val="%8."/>
+      <w:lvlJc w:val="left"/>
+      <w:pPr>
+        <w:ind w:left="5760" w:hanging="360"/>
+      </w:pPr>
+    </w:lvl>
+    <w:lvl w:ilvl="8" w:tplc="0407001B" w:tentative="1">
+      <w:start w:val="1"/>
+      <w:numFmt w:val="lowerRoman"/>
+      <w:lvlText w:val="%9."/>
+      <w:lvlJc w:val="right"/>
+      <w:pPr>
+        <w:ind w:left="6480" w:hanging="180"/>
+      </w:pPr>
+    </w:lvl>
+  </w:abstractNum>
+  <w:abstractNum w:abstractNumId="18" w15:restartNumberingAfterBreak="0">
+    <w:nsid w:val="7D54606E"/>
+    <w:multiLevelType w:val="hybridMultilevel"/>
+    <w:tmpl w:val="42A62FBE"/>
+    <w:lvl w:ilvl="0" w:tplc="4F5E5338">
+      <w:start w:val="1"/>
+      <w:numFmt w:val="decimal"/>
+      <w:lvlText w:val="%1."/>
+      <w:lvlJc w:val="left"/>
+      <w:pPr>
+        <w:ind w:left="720" w:hanging="360"/>
+      </w:pPr>
+      <w:rPr>
+        <w:rFonts w:hint="default"/>
+      </w:rPr>
     </w:lvl>
     <w:lvl w:ilvl="1" w:tplc="04070019" w:tentative="1">
       <w:start w:val="1"/>
@@ -7550,22 +11507,55 @@
     <w:abstractNumId w:val="1"/>
   </w:num>
   <w:num w:numId="3" w16cid:durableId="985627074">
+    <w:abstractNumId w:val="13"/>
+  </w:num>
+  <w:num w:numId="4" w16cid:durableId="1754087061">
+    <w:abstractNumId w:val="7"/>
+  </w:num>
+  <w:num w:numId="5" w16cid:durableId="309333175">
+    <w:abstractNumId w:val="17"/>
+  </w:num>
+  <w:num w:numId="6" w16cid:durableId="1172574581">
+    <w:abstractNumId w:val="16"/>
+  </w:num>
+  <w:num w:numId="7" w16cid:durableId="554781384">
+    <w:abstractNumId w:val="6"/>
+  </w:num>
+  <w:num w:numId="8" w16cid:durableId="118383886">
+    <w:abstractNumId w:val="3"/>
+  </w:num>
+  <w:num w:numId="9" w16cid:durableId="67046572">
+    <w:abstractNumId w:val="14"/>
+  </w:num>
+  <w:num w:numId="10" w16cid:durableId="892931448">
+    <w:abstractNumId w:val="15"/>
+  </w:num>
+  <w:num w:numId="11" w16cid:durableId="955674056">
+    <w:abstractNumId w:val="12"/>
+  </w:num>
+  <w:num w:numId="12" w16cid:durableId="490026277">
     <w:abstractNumId w:val="5"/>
   </w:num>
-  <w:num w:numId="4" w16cid:durableId="1754087061">
+  <w:num w:numId="13" w16cid:durableId="817192500">
+    <w:abstractNumId w:val="10"/>
+  </w:num>
+  <w:num w:numId="14" w16cid:durableId="1526744727">
+    <w:abstractNumId w:val="11"/>
+  </w:num>
+  <w:num w:numId="15" w16cid:durableId="1309483244">
+    <w:abstractNumId w:val="9"/>
+  </w:num>
+  <w:num w:numId="16" w16cid:durableId="709190245">
     <w:abstractNumId w:val="4"/>
   </w:num>
-  <w:num w:numId="5" w16cid:durableId="309333175">
-    <w:abstractNumId w:val="7"/>
+  <w:num w:numId="17" w16cid:durableId="1109592495">
+    <w:abstractNumId w:val="8"/>
   </w:num>
-  <w:num w:numId="6" w16cid:durableId="1172574581">
-    <w:abstractNumId w:val="6"/>
+  <w:num w:numId="18" w16cid:durableId="867453409">
+    <w:abstractNumId w:val="2"/>
   </w:num>
-  <w:num w:numId="7" w16cid:durableId="554781384">
-    <w:abstractNumId w:val="3"/>
-  </w:num>
-  <w:num w:numId="8" w16cid:durableId="118383886">
-    <w:abstractNumId w:val="2"/>
+  <w:num w:numId="19" w16cid:durableId="1844397056">
+    <w:abstractNumId w:val="18"/>
   </w:num>
 </w:numbering>
 </file>
@@ -7652,6 +11642,7 @@
     <w:lsdException w:name="Medium Shading 1 Accent 1"/>
     <w:lsdException w:name="Medium Shading 2 Accent 1"/>
     <w:lsdException w:name="Medium List 1 Accent 1"/>
+    <w:lsdException w:name="List Paragraph" w:uiPriority="34" w:qFormat="1"/>
     <w:lsdException w:name="Medium List 2 Accent 1"/>
     <w:lsdException w:name="Medium Grid 1 Accent 1"/>
     <w:lsdException w:name="Medium Grid 2 Accent 1"/>
@@ -8599,6 +12590,23 @@
     <w:link w:val="Textkrper"/>
     <w:rsid w:val="004E1D4F"/>
   </w:style>
+  <w:style w:type="paragraph" w:styleId="Listenabsatz">
+    <w:name w:val="List Paragraph"/>
+    <w:basedOn w:val="Standard"/>
+    <w:uiPriority w:val="34"/>
+    <w:qFormat/>
+    <w:rsid w:val="000E4F2B"/>
+    <w:pPr>
+      <w:spacing w:after="160" w:line="278" w:lineRule="auto"/>
+      <w:ind w:left="720"/>
+      <w:contextualSpacing/>
+    </w:pPr>
+    <w:rPr>
+      <w:rFonts w:ascii="Arial" w:hAnsi="Arial"/>
+      <w:kern w:val="2"/>
+      <w:lang w:val="de-DE"/>
+    </w:rPr>
+  </w:style>
 </w:styles>
 </file>
 

--- a/Project-organisation/Architektur.docx
+++ b/Project-organisation/Architektur.docx
@@ -1638,7 +1638,18 @@
             </w:pPr>
             <w:proofErr w:type="spellStart"/>
             <w:r>
-              <w:t>Mikrofonfindung</w:t>
+              <w:t>Mikrofon</w:t>
+            </w:r>
+            <w:r>
+              <w:t>status</w:t>
+            </w:r>
+            <w:proofErr w:type="spellEnd"/>
+            <w:r>
+              <w:t xml:space="preserve"> </w:t>
+            </w:r>
+            <w:proofErr w:type="spellStart"/>
+            <w:r>
+              <w:t>umschalten</w:t>
             </w:r>
             <w:proofErr w:type="spellEnd"/>
           </w:p>
@@ -1670,39 +1681,89 @@
               <w:pStyle w:val="Textkrper"/>
               <w:spacing w:before="120" w:after="120"/>
             </w:pPr>
-            <w:r>
-              <w:rPr>
-                <w:rFonts w:cs="Arial"/>
-              </w:rPr>
-              <w:t xml:space="preserve">Der </w:t>
-            </w:r>
-            <w:proofErr w:type="spellStart"/>
-            <w:r>
-              <w:rPr>
-                <w:rFonts w:cs="Arial"/>
-              </w:rPr>
-              <w:t>Zustand</w:t>
-            </w:r>
-            <w:proofErr w:type="spellEnd"/>
-            <w:r>
-              <w:rPr>
-                <w:rFonts w:cs="Arial"/>
-              </w:rPr>
-              <w:t xml:space="preserve"> des </w:t>
-            </w:r>
-            <w:proofErr w:type="spellStart"/>
-            <w:r>
-              <w:rPr>
-                <w:rFonts w:cs="Arial"/>
-              </w:rPr>
-              <w:t>Mikrofons</w:t>
-            </w:r>
-            <w:proofErr w:type="spellEnd"/>
-            <w:r>
-              <w:rPr>
-                <w:rFonts w:cs="Arial"/>
-              </w:rPr>
-              <w:t xml:space="preserve"> (</w:t>
+            <w:proofErr w:type="spellStart"/>
+            <w:r>
+              <w:rPr>
+                <w:rFonts w:cs="Arial"/>
+              </w:rPr>
+              <w:t>Über</w:t>
+            </w:r>
+            <w:proofErr w:type="spellEnd"/>
+            <w:r>
+              <w:rPr>
+                <w:rFonts w:cs="Arial"/>
+              </w:rPr>
+              <w:t xml:space="preserve"> die Buttons „Start“ und „Stop“ </w:t>
+            </w:r>
+            <w:proofErr w:type="spellStart"/>
+            <w:r>
+              <w:rPr>
+                <w:rFonts w:cs="Arial"/>
+              </w:rPr>
+              <w:t>wird</w:t>
+            </w:r>
+            <w:proofErr w:type="spellEnd"/>
+            <w:r>
+              <w:rPr>
+                <w:rFonts w:cs="Arial"/>
+              </w:rPr>
+              <w:t xml:space="preserve"> die </w:t>
+            </w:r>
+            <w:proofErr w:type="spellStart"/>
+            <w:r>
+              <w:rPr>
+                <w:rFonts w:cs="Arial"/>
+              </w:rPr>
+              <w:t>Aufnahme</w:t>
+            </w:r>
+            <w:proofErr w:type="spellEnd"/>
+            <w:r>
+              <w:rPr>
+                <w:rFonts w:cs="Arial"/>
+              </w:rPr>
+              <w:t xml:space="preserve"> </w:t>
+            </w:r>
+            <w:proofErr w:type="spellStart"/>
+            <w:r>
+              <w:rPr>
+                <w:rFonts w:cs="Arial"/>
+              </w:rPr>
+              <w:t>aktiviert</w:t>
+            </w:r>
+            <w:proofErr w:type="spellEnd"/>
+            <w:r>
+              <w:rPr>
+                <w:rFonts w:cs="Arial"/>
+              </w:rPr>
+              <w:t xml:space="preserve"> </w:t>
+            </w:r>
+            <w:proofErr w:type="spellStart"/>
+            <w:r>
+              <w:rPr>
+                <w:rFonts w:cs="Arial"/>
+              </w:rPr>
+              <w:t>bzw</w:t>
+            </w:r>
+            <w:proofErr w:type="spellEnd"/>
+            <w:r>
+              <w:rPr>
+                <w:rFonts w:cs="Arial"/>
+              </w:rPr>
+              <w:t xml:space="preserve">. </w:t>
+            </w:r>
+            <w:proofErr w:type="spellStart"/>
+            <w:r>
+              <w:rPr>
+                <w:rFonts w:cs="Arial"/>
+              </w:rPr>
+              <w:t>gestoppt</w:t>
+            </w:r>
+            <w:proofErr w:type="spellEnd"/>
+            <w:r>
+              <w:rPr>
+                <w:rFonts w:cs="Arial"/>
+              </w:rPr>
+              <w:t>. Der Status (</w:t>
             </w:r>
             <w:proofErr w:type="spellStart"/>
             <w:r>
@@ -1716,13 +1777,7 @@
               <w:rPr>
                 <w:rFonts w:cs="Arial"/>
               </w:rPr>
-              <w:t>/stumm)</w:t>
-            </w:r>
-            <w:r>
-              <w:rPr>
-                <w:rFonts w:cs="Arial"/>
-              </w:rPr>
-              <w:t xml:space="preserve"> </w:t>
+              <w:t xml:space="preserve">/stumm) </w:t>
             </w:r>
             <w:proofErr w:type="spellStart"/>
             <w:r>
@@ -1743,9 +1798,29 @@
               <w:rPr>
                 <w:rFonts w:cs="Arial"/>
               </w:rPr>
+              <w:t>programmatisch</w:t>
+            </w:r>
+            <w:proofErr w:type="spellEnd"/>
+            <w:r>
+              <w:rPr>
+                <w:rFonts w:cs="Arial"/>
+              </w:rPr>
+              <w:t xml:space="preserve"> </w:t>
+            </w:r>
+            <w:proofErr w:type="spellStart"/>
+            <w:r>
+              <w:rPr>
+                <w:rFonts w:cs="Arial"/>
+              </w:rPr>
               <w:t>erkennbar</w:t>
             </w:r>
             <w:proofErr w:type="spellEnd"/>
+            <w:r>
+              <w:rPr>
+                <w:rFonts w:cs="Arial"/>
+              </w:rPr>
+              <w:t>.</w:t>
+            </w:r>
           </w:p>
         </w:tc>
       </w:tr>
@@ -2356,7 +2431,13 @@
               <w:spacing w:before="120" w:after="120"/>
             </w:pPr>
             <w:r>
-              <w:t>25.06.2025</w:t>
+              <w:t>2</w:t>
+            </w:r>
+            <w:r>
+              <w:t>7</w:t>
+            </w:r>
+            <w:r>
+              <w:t>.06.2025</w:t>
             </w:r>
           </w:p>
         </w:tc>
@@ -2511,6 +2592,20 @@
               <w:t>Mikrofonname</w:t>
             </w:r>
             <w:proofErr w:type="spellEnd"/>
+            <w:r>
+              <w:rPr>
+                <w:rFonts w:cs="Arial"/>
+              </w:rPr>
+              <w:t xml:space="preserve"> </w:t>
+            </w:r>
+            <w:proofErr w:type="spellStart"/>
+            <w:r>
+              <w:rPr>
+                <w:rFonts w:cs="Arial"/>
+              </w:rPr>
+              <w:t>anzeigen</w:t>
+            </w:r>
+            <w:proofErr w:type="spellEnd"/>
           </w:p>
         </w:tc>
       </w:tr>
@@ -2551,6 +2646,20 @@
               <w:rPr>
                 <w:rFonts w:cs="Arial"/>
               </w:rPr>
+              <w:t>angeschlossenen</w:t>
+            </w:r>
+            <w:proofErr w:type="spellEnd"/>
+            <w:r>
+              <w:rPr>
+                <w:rFonts w:cs="Arial"/>
+              </w:rPr>
+              <w:t xml:space="preserve"> </w:t>
+            </w:r>
+            <w:proofErr w:type="spellStart"/>
+            <w:r>
+              <w:rPr>
+                <w:rFonts w:cs="Arial"/>
+              </w:rPr>
               <w:t>Mikrofons</w:t>
             </w:r>
             <w:proofErr w:type="spellEnd"/>
@@ -2579,9 +2688,41 @@
               <w:rPr>
                 <w:rFonts w:cs="Arial"/>
               </w:rPr>
+              <w:t>ermittelt</w:t>
+            </w:r>
+            <w:proofErr w:type="spellEnd"/>
+            <w:r>
+              <w:rPr>
+                <w:rFonts w:cs="Arial"/>
+              </w:rPr>
+              <w:t xml:space="preserve"> und in der </w:t>
+            </w:r>
+            <w:r>
+              <w:rPr>
+                <w:rFonts w:cs="Arial"/>
+              </w:rPr>
+              <w:t>G</w:t>
+            </w:r>
+            <w:r>
+              <w:rPr>
+                <w:rFonts w:cs="Arial"/>
+              </w:rPr>
+              <w:t xml:space="preserve">UI </w:t>
+            </w:r>
+            <w:proofErr w:type="spellStart"/>
+            <w:r>
+              <w:rPr>
+                <w:rFonts w:cs="Arial"/>
+              </w:rPr>
               <w:t>angezeigt</w:t>
             </w:r>
             <w:proofErr w:type="spellEnd"/>
+            <w:r>
+              <w:rPr>
+                <w:rFonts w:cs="Arial"/>
+              </w:rPr>
+              <w:t>.</w:t>
+            </w:r>
           </w:p>
         </w:tc>
       </w:tr>
@@ -2684,6 +2825,7 @@
             </w:pPr>
             <w:proofErr w:type="spellStart"/>
             <w:r>
+              <w:lastRenderedPageBreak/>
               <w:t>Testschritte</w:t>
             </w:r>
             <w:proofErr w:type="spellEnd"/>
@@ -2768,7 +2910,6 @@
             </w:r>
             <w:proofErr w:type="spellStart"/>
             <w:r>
-              <w:lastRenderedPageBreak/>
               <w:t>ausgegeben</w:t>
             </w:r>
             <w:proofErr w:type="spellEnd"/>
@@ -2787,7 +2928,6 @@
             </w:pPr>
             <w:proofErr w:type="spellStart"/>
             <w:r>
-              <w:lastRenderedPageBreak/>
               <w:t>Tatsächliches</w:t>
             </w:r>
             <w:proofErr w:type="spellEnd"/>
@@ -2939,7 +3079,13 @@
               <w:spacing w:before="120" w:after="120"/>
             </w:pPr>
             <w:r>
-              <w:t>25.06.2025</w:t>
+              <w:t>2</w:t>
+            </w:r>
+            <w:r>
+              <w:t>7</w:t>
+            </w:r>
+            <w:r>
+              <w:t>.06.2025</w:t>
             </w:r>
           </w:p>
         </w:tc>
@@ -3653,6 +3799,7 @@
       </w:pPr>
       <w:proofErr w:type="spellStart"/>
       <w:r>
+        <w:lastRenderedPageBreak/>
         <w:t>Dateisystem</w:t>
       </w:r>
       <w:proofErr w:type="spellEnd"/>
@@ -3711,7 +3858,6 @@
             </w:pPr>
             <w:proofErr w:type="spellStart"/>
             <w:r>
-              <w:lastRenderedPageBreak/>
               <w:t>Testfall</w:t>
             </w:r>
             <w:proofErr w:type="spellEnd"/>
@@ -3821,7 +3967,7 @@
               <w:rPr>
                 <w:rFonts w:cs="Arial"/>
               </w:rPr>
-              <w:t>gültige</w:t>
+              <w:t>valide</w:t>
             </w:r>
             <w:proofErr w:type="spellEnd"/>
             <w:r>
@@ -3849,6 +3995,34 @@
               <w:rPr>
                 <w:rFonts w:cs="Arial"/>
               </w:rPr>
+              <w:t>mit</w:t>
+            </w:r>
+            <w:proofErr w:type="spellEnd"/>
+            <w:r>
+              <w:rPr>
+                <w:rFonts w:cs="Arial"/>
+              </w:rPr>
+              <w:t xml:space="preserve"> MFCC-</w:t>
+            </w:r>
+            <w:proofErr w:type="spellStart"/>
+            <w:r>
+              <w:rPr>
+                <w:rFonts w:cs="Arial"/>
+              </w:rPr>
+              <w:t>Werten</w:t>
+            </w:r>
+            <w:proofErr w:type="spellEnd"/>
+            <w:r>
+              <w:rPr>
+                <w:rFonts w:cs="Arial"/>
+              </w:rPr>
+              <w:t xml:space="preserve"> </w:t>
+            </w:r>
+            <w:proofErr w:type="spellStart"/>
+            <w:r>
+              <w:rPr>
+                <w:rFonts w:cs="Arial"/>
+              </w:rPr>
               <w:t>wird</w:t>
             </w:r>
             <w:proofErr w:type="spellEnd"/>
@@ -3877,23 +4051,43 @@
               <w:rPr>
                 <w:rFonts w:cs="Arial"/>
               </w:rPr>
-              <w:t>geladen</w:t>
-            </w:r>
-            <w:proofErr w:type="spellEnd"/>
-            <w:r>
-              <w:rPr>
-                <w:rFonts w:cs="Arial"/>
-              </w:rPr>
-              <w:t xml:space="preserve"> und </w:t>
-            </w:r>
-            <w:proofErr w:type="spellStart"/>
-            <w:r>
-              <w:rPr>
-                <w:rFonts w:cs="Arial"/>
-              </w:rPr>
-              <w:t>interpretiert</w:t>
-            </w:r>
-            <w:proofErr w:type="spellEnd"/>
+              <w:t>eingelesen</w:t>
+            </w:r>
+            <w:proofErr w:type="spellEnd"/>
+            <w:r>
+              <w:rPr>
+                <w:rFonts w:cs="Arial"/>
+              </w:rPr>
+              <w:t xml:space="preserve"> und in </w:t>
+            </w:r>
+            <w:proofErr w:type="spellStart"/>
+            <w:r>
+              <w:rPr>
+                <w:rFonts w:cs="Arial"/>
+              </w:rPr>
+              <w:t>ein</w:t>
+            </w:r>
+            <w:proofErr w:type="spellEnd"/>
+            <w:r>
+              <w:rPr>
+                <w:rFonts w:cs="Arial"/>
+              </w:rPr>
+              <w:t xml:space="preserve"> double[]-Array </w:t>
+            </w:r>
+            <w:proofErr w:type="spellStart"/>
+            <w:r>
+              <w:rPr>
+                <w:rFonts w:cs="Arial"/>
+              </w:rPr>
+              <w:t>umgewandelt</w:t>
+            </w:r>
+            <w:proofErr w:type="spellEnd"/>
+            <w:r>
+              <w:rPr>
+                <w:rFonts w:cs="Arial"/>
+              </w:rPr>
+              <w:t>.</w:t>
+            </w:r>
           </w:p>
         </w:tc>
       </w:tr>
@@ -3923,38 +4117,6 @@
               <w:pStyle w:val="Textkrper"/>
               <w:spacing w:before="120" w:after="120"/>
             </w:pPr>
-            <w:proofErr w:type="spellStart"/>
-            <w:r>
-              <w:t>Gerät</w:t>
-            </w:r>
-            <w:proofErr w:type="spellEnd"/>
-            <w:r>
-              <w:t xml:space="preserve"> </w:t>
-            </w:r>
-            <w:proofErr w:type="spellStart"/>
-            <w:r>
-              <w:t>besitzt</w:t>
-            </w:r>
-            <w:proofErr w:type="spellEnd"/>
-            <w:r>
-              <w:t xml:space="preserve"> </w:t>
-            </w:r>
-            <w:proofErr w:type="spellStart"/>
-            <w:r>
-              <w:t>ein</w:t>
-            </w:r>
-            <w:proofErr w:type="spellEnd"/>
-            <w:r>
-              <w:t xml:space="preserve"> </w:t>
-            </w:r>
-            <w:proofErr w:type="spellStart"/>
-            <w:r>
-              <w:t>Mikrofon</w:t>
-            </w:r>
-            <w:proofErr w:type="spellEnd"/>
-            <w:r>
-              <w:t xml:space="preserve">, </w:t>
-            </w:r>
             <w:proofErr w:type="spellStart"/>
             <w:r>
               <w:t>Zugriff</w:t>
@@ -4038,17 +4200,35 @@
               </w:numPr>
               <w:spacing w:before="120" w:after="120"/>
             </w:pPr>
-            <w:r>
-              <w:t xml:space="preserve">GUI </w:t>
-            </w:r>
-            <w:proofErr w:type="spellStart"/>
-            <w:r>
-              <w:t>öffnen</w:t>
-            </w:r>
-            <w:proofErr w:type="spellEnd"/>
-            <w:r>
-              <w:t xml:space="preserve"> </w:t>
-            </w:r>
+            <w:proofErr w:type="spellStart"/>
+            <w:r>
+              <w:t>Pfad</w:t>
+            </w:r>
+            <w:proofErr w:type="spellEnd"/>
+            <w:r>
+              <w:t xml:space="preserve"> </w:t>
+            </w:r>
+            <w:proofErr w:type="spellStart"/>
+            <w:r>
+              <w:t>SampleToFile</w:t>
+            </w:r>
+            <w:proofErr w:type="spellEnd"/>
+            <w:r>
+              <w:t>/</w:t>
+            </w:r>
+            <w:proofErr w:type="spellStart"/>
+            <w:r>
+              <w:t>wavTest</w:t>
+            </w:r>
+            <w:proofErr w:type="spellEnd"/>
+            <w:r>
+              <w:t xml:space="preserve">/test.csv </w:t>
+            </w:r>
+            <w:proofErr w:type="spellStart"/>
+            <w:r>
+              <w:t>sicherstellen</w:t>
+            </w:r>
+            <w:proofErr w:type="spellEnd"/>
           </w:p>
           <w:p>
             <w:pPr>
@@ -4061,6 +4241,41 @@
             </w:pPr>
             <w:proofErr w:type="spellStart"/>
             <w:r>
+              <w:t>Programm</w:t>
+            </w:r>
+            <w:proofErr w:type="spellEnd"/>
+            <w:r>
+              <w:t xml:space="preserve"> </w:t>
+            </w:r>
+            <w:proofErr w:type="spellStart"/>
+            <w:r>
+              <w:t>starten</w:t>
+            </w:r>
+            <w:r>
+              <w:t>Funktion</w:t>
+            </w:r>
+            <w:proofErr w:type="spellEnd"/>
+            <w:r>
+              <w:t xml:space="preserve"> </w:t>
+            </w:r>
+            <w:proofErr w:type="spellStart"/>
+            <w:r>
+              <w:t>wird</w:t>
+            </w:r>
+            <w:proofErr w:type="spellEnd"/>
+            <w:r>
+              <w:t xml:space="preserve"> </w:t>
+            </w:r>
+            <w:proofErr w:type="spellStart"/>
+            <w:r>
+              <w:t>über</w:t>
+            </w:r>
+            <w:proofErr w:type="spellEnd"/>
+            <w:r>
+              <w:t xml:space="preserve"> </w:t>
+            </w:r>
+            <w:proofErr w:type="spellStart"/>
+            <w:r>
               <w:t>Sprachsignal</w:t>
             </w:r>
             <w:proofErr w:type="spellEnd"/>
@@ -4069,7 +4284,7 @@
             </w:r>
             <w:proofErr w:type="spellStart"/>
             <w:r>
-              <w:t>einsprechen</w:t>
+              <w:t>aufgerufen</w:t>
             </w:r>
             <w:proofErr w:type="spellEnd"/>
           </w:p>
@@ -4092,6 +4307,14 @@
             </w:r>
             <w:proofErr w:type="spellStart"/>
             <w:r>
+              <w:t>LoadDoubleArrayCsv</w:t>
+            </w:r>
+            <w:proofErr w:type="spellEnd"/>
+            <w:r>
+              <w:t xml:space="preserve">(...) </w:t>
+            </w:r>
+            <w:proofErr w:type="spellStart"/>
+            <w:r>
               <w:t>wird</w:t>
             </w:r>
             <w:proofErr w:type="spellEnd"/>
@@ -4104,13 +4327,8 @@
             </w:r>
             <w:proofErr w:type="spellEnd"/>
             <w:r>
-              <w:t xml:space="preserve"> </w:t>
-            </w:r>
-            <w:proofErr w:type="spellStart"/>
-            <w:r>
-              <w:t>Sprachsignal</w:t>
-            </w:r>
-            <w:proofErr w:type="spellEnd"/>
+              <w:t xml:space="preserve"> Test</w:t>
+            </w:r>
             <w:r>
               <w:t xml:space="preserve"> </w:t>
             </w:r>
@@ -4155,85 +4373,73 @@
               </w:numPr>
               <w:spacing w:before="120" w:after="120"/>
             </w:pPr>
-            <w:proofErr w:type="spellStart"/>
-            <w:r>
-              <w:t>Funktion</w:t>
-            </w:r>
-            <w:proofErr w:type="spellEnd"/>
-            <w:r>
-              <w:t xml:space="preserve"> </w:t>
-            </w:r>
-            <w:proofErr w:type="spellStart"/>
-            <w:r>
-              <w:t>öffnet</w:t>
-            </w:r>
-            <w:proofErr w:type="spellEnd"/>
-            <w:r>
-              <w:t xml:space="preserve"> </w:t>
-            </w:r>
-            <w:proofErr w:type="spellStart"/>
-            <w:r>
-              <w:t>Referenzdaten</w:t>
-            </w:r>
-            <w:proofErr w:type="spellEnd"/>
-            <w:r>
-              <w:t xml:space="preserve"> für den </w:t>
-            </w:r>
-            <w:proofErr w:type="spellStart"/>
-            <w:r>
-              <w:t>Vergleich</w:t>
-            </w:r>
-            <w:proofErr w:type="spellEnd"/>
-            <w:r>
-              <w:t xml:space="preserve"> </w:t>
-            </w:r>
-          </w:p>
-          <w:p>
-            <w:pPr>
-              <w:pStyle w:val="Textkrper"/>
-              <w:numPr>
-                <w:ilvl w:val="0"/>
-                <w:numId w:val="8"/>
-              </w:numPr>
-              <w:spacing w:before="120" w:after="120"/>
-            </w:pPr>
-            <w:proofErr w:type="spellStart"/>
-            <w:r>
-              <w:t>Korrekte</w:t>
-            </w:r>
-            <w:proofErr w:type="spellEnd"/>
-            <w:r>
-              <w:t xml:space="preserve"> Ziffer </w:t>
-            </w:r>
-            <w:proofErr w:type="spellStart"/>
-            <w:r>
-              <w:t>wird</w:t>
-            </w:r>
-            <w:proofErr w:type="spellEnd"/>
-            <w:r>
-              <w:t xml:space="preserve"> </w:t>
-            </w:r>
-            <w:proofErr w:type="spellStart"/>
-            <w:r>
-              <w:t>mittels</w:t>
-            </w:r>
-            <w:proofErr w:type="spellEnd"/>
-            <w:r>
-              <w:t xml:space="preserve"> </w:t>
-            </w:r>
-            <w:proofErr w:type="spellStart"/>
-            <w:r>
-              <w:t>Refernzdaten</w:t>
-            </w:r>
-            <w:proofErr w:type="spellEnd"/>
-            <w:r>
-              <w:t xml:space="preserve"> </w:t>
-            </w:r>
-            <w:proofErr w:type="spellStart"/>
-            <w:r>
-              <w:t>ermittelt</w:t>
-            </w:r>
-            <w:proofErr w:type="spellEnd"/>
+            <w:r>
+              <w:t xml:space="preserve">Das Ergebnis </w:t>
+            </w:r>
+            <w:proofErr w:type="spellStart"/>
+            <w:r>
+              <w:t>ist</w:t>
+            </w:r>
+            <w:proofErr w:type="spellEnd"/>
+            <w:r>
+              <w:t xml:space="preserve"> </w:t>
+            </w:r>
+            <w:proofErr w:type="spellStart"/>
+            <w:r>
+              <w:t>ein</w:t>
+            </w:r>
+            <w:proofErr w:type="spellEnd"/>
+            <w:r>
+              <w:t xml:space="preserve"> double[]-Array </w:t>
+            </w:r>
+            <w:proofErr w:type="spellStart"/>
+            <w:r>
+              <w:t>mit</w:t>
+            </w:r>
+            <w:proofErr w:type="spellEnd"/>
+            <w:r>
+              <w:t xml:space="preserve"> </w:t>
+            </w:r>
+            <w:proofErr w:type="spellStart"/>
+            <w:r>
+              <w:t>Länge</w:t>
+            </w:r>
+            <w:proofErr w:type="spellEnd"/>
+            <w:r>
+              <w:t xml:space="preserve"> &gt; 0. Alle </w:t>
+            </w:r>
+            <w:proofErr w:type="spellStart"/>
+            <w:r>
+              <w:t>Werte</w:t>
+            </w:r>
+            <w:proofErr w:type="spellEnd"/>
+            <w:r>
+              <w:t xml:space="preserve"> </w:t>
+            </w:r>
+            <w:proofErr w:type="spellStart"/>
+            <w:r>
+              <w:t>sind</w:t>
+            </w:r>
+            <w:proofErr w:type="spellEnd"/>
+            <w:r>
+              <w:t xml:space="preserve"> </w:t>
+            </w:r>
+            <w:proofErr w:type="spellStart"/>
+            <w:r>
+              <w:t>korrekt</w:t>
+            </w:r>
+            <w:proofErr w:type="spellEnd"/>
+            <w:r>
+              <w:t xml:space="preserve"> </w:t>
+            </w:r>
+            <w:proofErr w:type="spellStart"/>
+            <w:r>
+              <w:t>interpretiert</w:t>
+            </w:r>
+            <w:proofErr w:type="spellEnd"/>
+            <w:r>
+              <w:t>.</w:t>
+            </w:r>
           </w:p>
         </w:tc>
       </w:tr>
@@ -4345,7 +4551,7 @@
             </w:pPr>
             <w:proofErr w:type="spellStart"/>
             <w:r>
-              <w:t>Verbesserungsfähig</w:t>
+              <w:t>Bestanden</w:t>
             </w:r>
             <w:proofErr w:type="spellEnd"/>
           </w:p>
@@ -4408,7 +4614,13 @@
               <w:spacing w:before="120" w:after="120"/>
             </w:pPr>
             <w:r>
-              <w:t>26.06.2025</w:t>
+              <w:t>2</w:t>
+            </w:r>
+            <w:r>
+              <w:t>7</w:t>
+            </w:r>
+            <w:r>
+              <w:t>.06.2025</w:t>
             </w:r>
           </w:p>
         </w:tc>
@@ -4439,67 +4651,6 @@
               <w:pStyle w:val="Textkrper"/>
               <w:spacing w:before="120" w:after="120"/>
             </w:pPr>
-            <w:proofErr w:type="spellStart"/>
-            <w:r>
-              <w:t>Spracherkennung</w:t>
-            </w:r>
-            <w:proofErr w:type="spellEnd"/>
-            <w:r>
-              <w:t xml:space="preserve"> </w:t>
-            </w:r>
-            <w:proofErr w:type="spellStart"/>
-            <w:r>
-              <w:t>funktioniert</w:t>
-            </w:r>
-            <w:proofErr w:type="spellEnd"/>
-            <w:r>
-              <w:t xml:space="preserve"> </w:t>
-            </w:r>
-            <w:proofErr w:type="spellStart"/>
-            <w:r>
-              <w:t>nicht</w:t>
-            </w:r>
-            <w:proofErr w:type="spellEnd"/>
-            <w:r>
-              <w:t xml:space="preserve"> </w:t>
-            </w:r>
-            <w:proofErr w:type="spellStart"/>
-            <w:r>
-              <w:t>bei</w:t>
-            </w:r>
-            <w:proofErr w:type="spellEnd"/>
-            <w:r>
-              <w:t xml:space="preserve"> </w:t>
-            </w:r>
-            <w:proofErr w:type="spellStart"/>
-            <w:r>
-              <w:t>allen</w:t>
-            </w:r>
-            <w:proofErr w:type="spellEnd"/>
-            <w:r>
-              <w:t xml:space="preserve"> </w:t>
-            </w:r>
-            <w:proofErr w:type="spellStart"/>
-            <w:r>
-              <w:t>Ziffern</w:t>
-            </w:r>
-            <w:proofErr w:type="spellEnd"/>
-            <w:r>
-              <w:t xml:space="preserve"> </w:t>
-            </w:r>
-            <w:proofErr w:type="spellStart"/>
-            <w:r>
-              <w:t>wie</w:t>
-            </w:r>
-            <w:proofErr w:type="spellEnd"/>
-            <w:r>
-              <w:t xml:space="preserve"> </w:t>
-            </w:r>
-            <w:proofErr w:type="spellStart"/>
-            <w:r>
-              <w:t>gewünscht</w:t>
-            </w:r>
-            <w:proofErr w:type="spellEnd"/>
           </w:p>
         </w:tc>
       </w:tr>
@@ -4595,10 +4746,7 @@
               <w:t>2</w:t>
             </w:r>
             <w:r>
-              <w:t>.1.</w:t>
-            </w:r>
-            <w:r>
-              <w:t>1</w:t>
+              <w:t>.1.1</w:t>
             </w:r>
           </w:p>
         </w:tc>
@@ -4844,6 +4992,7 @@
             </w:pPr>
             <w:proofErr w:type="spellStart"/>
             <w:r>
+              <w:lastRenderedPageBreak/>
               <w:t>Testdaten</w:t>
             </w:r>
             <w:proofErr w:type="spellEnd"/>
@@ -4942,7 +5091,6 @@
               <w:rPr>
                 <w:rFonts w:cs="Arial"/>
               </w:rPr>
-              <w:lastRenderedPageBreak/>
               <w:t>Validen</w:t>
             </w:r>
             <w:proofErr w:type="spellEnd"/>
@@ -4989,7 +5137,6 @@
             </w:pPr>
             <w:proofErr w:type="spellStart"/>
             <w:r>
-              <w:lastRenderedPageBreak/>
               <w:t>Erwartetes</w:t>
             </w:r>
             <w:proofErr w:type="spellEnd"/>
@@ -6089,6 +6236,7 @@
               <w:spacing w:before="120" w:after="120"/>
             </w:pPr>
             <w:r>
+              <w:lastRenderedPageBreak/>
               <w:t>Status</w:t>
             </w:r>
           </w:p>
@@ -6152,7 +6300,6 @@
             </w:pPr>
             <w:proofErr w:type="spellStart"/>
             <w:r>
-              <w:lastRenderedPageBreak/>
               <w:t>Testdatum</w:t>
             </w:r>
             <w:proofErr w:type="spellEnd"/>
@@ -6286,10 +6433,7 @@
               <w:t>2</w:t>
             </w:r>
             <w:r>
-              <w:t>.1.</w:t>
-            </w:r>
-            <w:r>
-              <w:t>3</w:t>
+              <w:t>.1.3</w:t>
             </w:r>
           </w:p>
         </w:tc>
@@ -6974,7 +7118,18 @@
             </w:r>
             <w:proofErr w:type="spellStart"/>
             <w:r>
-              <w:t>Datei</w:t>
+              <w:t>erzeugt</w:t>
+            </w:r>
+            <w:proofErr w:type="spellEnd"/>
+            <w:r>
+              <w:t xml:space="preserve"> </w:t>
+            </w:r>
+            <w:proofErr w:type="spellStart"/>
+            <w:r>
+              <w:t>Audiod</w:t>
+            </w:r>
+            <w:r>
+              <w:t>atei</w:t>
             </w:r>
             <w:proofErr w:type="spellEnd"/>
           </w:p>
@@ -7104,6 +7259,77 @@
               <w:t>generiert</w:t>
             </w:r>
             <w:proofErr w:type="spellEnd"/>
+            <w:r>
+              <w:rPr>
+                <w:rFonts w:cs="Arial"/>
+              </w:rPr>
+              <w:t xml:space="preserve"> und </w:t>
+            </w:r>
+            <w:proofErr w:type="spellStart"/>
+            <w:r>
+              <w:rPr>
+                <w:rFonts w:cs="Arial"/>
+              </w:rPr>
+              <w:t>erhalten</w:t>
+            </w:r>
+            <w:proofErr w:type="spellEnd"/>
+            <w:r>
+              <w:rPr>
+                <w:rFonts w:cs="Arial"/>
+              </w:rPr>
+              <w:t xml:space="preserve"> </w:t>
+            </w:r>
+            <w:proofErr w:type="spellStart"/>
+            <w:r>
+              <w:rPr>
+                <w:rFonts w:cs="Arial"/>
+              </w:rPr>
+              <w:t>sinnvolle</w:t>
+            </w:r>
+            <w:proofErr w:type="spellEnd"/>
+            <w:r>
+              <w:rPr>
+                <w:rFonts w:cs="Arial"/>
+              </w:rPr>
+              <w:t xml:space="preserve"> </w:t>
+            </w:r>
+            <w:proofErr w:type="spellStart"/>
+            <w:r>
+              <w:rPr>
+                <w:rFonts w:cs="Arial"/>
+              </w:rPr>
+              <w:lastRenderedPageBreak/>
+              <w:t>Audiodaten</w:t>
+            </w:r>
+            <w:proofErr w:type="spellEnd"/>
+            <w:r>
+              <w:rPr>
+                <w:rFonts w:cs="Arial"/>
+              </w:rPr>
+              <w:t xml:space="preserve"> </w:t>
+            </w:r>
+            <w:proofErr w:type="spellStart"/>
+            <w:r>
+              <w:rPr>
+                <w:rFonts w:cs="Arial"/>
+              </w:rPr>
+              <w:t>bzw</w:t>
+            </w:r>
+            <w:proofErr w:type="spellEnd"/>
+            <w:r>
+              <w:rPr>
+                <w:rFonts w:cs="Arial"/>
+              </w:rPr>
+              <w:t>. MFCC-</w:t>
+            </w:r>
+            <w:proofErr w:type="spellStart"/>
+            <w:r>
+              <w:rPr>
+                <w:rFonts w:cs="Arial"/>
+              </w:rPr>
+              <w:t>Vektoren</w:t>
+            </w:r>
+            <w:proofErr w:type="spellEnd"/>
           </w:p>
         </w:tc>
       </w:tr>
@@ -7119,6 +7345,7 @@
             </w:pPr>
             <w:proofErr w:type="spellStart"/>
             <w:r>
+              <w:lastRenderedPageBreak/>
               <w:t>Vorraussetzung</w:t>
             </w:r>
             <w:proofErr w:type="spellEnd"/>
@@ -7214,7 +7441,6 @@
             </w:pPr>
             <w:proofErr w:type="spellStart"/>
             <w:r>
-              <w:lastRenderedPageBreak/>
               <w:t>Testschritte</w:t>
             </w:r>
             <w:proofErr w:type="spellEnd"/>
@@ -7301,6 +7527,120 @@
             </w:r>
             <w:proofErr w:type="spellEnd"/>
           </w:p>
+          <w:p>
+            <w:pPr>
+              <w:pStyle w:val="Textkrper"/>
+              <w:numPr>
+                <w:ilvl w:val="0"/>
+                <w:numId w:val="3"/>
+              </w:numPr>
+              <w:spacing w:before="120" w:after="120"/>
+            </w:pPr>
+            <w:proofErr w:type="spellStart"/>
+            <w:r>
+              <w:rPr>
+                <w:rFonts w:cs="Arial"/>
+              </w:rPr>
+              <w:t>Im</w:t>
+            </w:r>
+            <w:proofErr w:type="spellEnd"/>
+            <w:r>
+              <w:rPr>
+                <w:rFonts w:cs="Arial"/>
+              </w:rPr>
+              <w:t xml:space="preserve"> </w:t>
+            </w:r>
+            <w:proofErr w:type="spellStart"/>
+            <w:r>
+              <w:rPr>
+                <w:rFonts w:cs="Arial"/>
+              </w:rPr>
+              <w:t>Verzeichnis</w:t>
+            </w:r>
+            <w:proofErr w:type="spellEnd"/>
+            <w:r>
+              <w:rPr>
+                <w:rFonts w:cs="Arial"/>
+              </w:rPr>
+              <w:t xml:space="preserve"> </w:t>
+            </w:r>
+            <w:r>
+              <w:rPr>
+                <w:rFonts w:cs="Arial"/>
+              </w:rPr>
+              <w:t>projekt_1_team_1\Code\</w:t>
+            </w:r>
+            <w:proofErr w:type="spellStart"/>
+            <w:r>
+              <w:rPr>
+                <w:rFonts w:cs="Arial"/>
+              </w:rPr>
+              <w:t>Prototyp</w:t>
+            </w:r>
+            <w:proofErr w:type="spellEnd"/>
+            <w:r>
+              <w:rPr>
+                <w:rFonts w:cs="Arial"/>
+              </w:rPr>
+              <w:t>\bin\Debug</w:t>
+            </w:r>
+            <w:r>
+              <w:rPr>
+                <w:rFonts w:cs="Arial"/>
+              </w:rPr>
+              <w:t xml:space="preserve"> </w:t>
+            </w:r>
+            <w:proofErr w:type="spellStart"/>
+            <w:r>
+              <w:rPr>
+                <w:rFonts w:cs="Arial"/>
+              </w:rPr>
+              <w:t>Existenz</w:t>
+            </w:r>
+            <w:proofErr w:type="spellEnd"/>
+            <w:r>
+              <w:rPr>
+                <w:rFonts w:cs="Arial"/>
+              </w:rPr>
+              <w:t xml:space="preserve"> und </w:t>
+            </w:r>
+            <w:proofErr w:type="spellStart"/>
+            <w:r>
+              <w:rPr>
+                <w:rFonts w:cs="Arial"/>
+              </w:rPr>
+              <w:t>Inhalt</w:t>
+            </w:r>
+            <w:proofErr w:type="spellEnd"/>
+            <w:r>
+              <w:rPr>
+                <w:rFonts w:cs="Arial"/>
+              </w:rPr>
+              <w:t xml:space="preserve"> der input_temp.wav </w:t>
+            </w:r>
+            <w:proofErr w:type="spellStart"/>
+            <w:r>
+              <w:rPr>
+                <w:rFonts w:cs="Arial"/>
+              </w:rPr>
+              <w:t>und</w:t>
+            </w:r>
+            <w:proofErr w:type="spellEnd"/>
+            <w:r>
+              <w:rPr>
+                <w:rFonts w:cs="Arial"/>
+              </w:rPr>
+              <w:t xml:space="preserve"> mfcc_vector.csv </w:t>
+            </w:r>
+            <w:proofErr w:type="spellStart"/>
+            <w:r>
+              <w:rPr>
+                <w:rFonts w:cs="Arial"/>
+              </w:rPr>
+              <w:t>überprüfen</w:t>
+            </w:r>
+            <w:proofErr w:type="spellEnd"/>
+          </w:p>
         </w:tc>
       </w:tr>
       <w:tr>
@@ -7756,7 +8096,13 @@
               <w:spacing w:before="120" w:after="120"/>
             </w:pPr>
             <w:r>
-              <w:t>26.06.2025</w:t>
+              <w:t>2</w:t>
+            </w:r>
+            <w:r>
+              <w:t>7</w:t>
+            </w:r>
+            <w:r>
+              <w:t>.06.2025</w:t>
             </w:r>
           </w:p>
         </w:tc>
@@ -7955,46 +8301,54 @@
               <w:pStyle w:val="Textkrper"/>
               <w:spacing w:before="120" w:after="120"/>
             </w:pPr>
-            <w:r>
-              <w:rPr>
-                <w:rFonts w:cs="Arial"/>
-              </w:rPr>
-              <w:t xml:space="preserve">Benutzer </w:t>
-            </w:r>
-            <w:proofErr w:type="spellStart"/>
-            <w:r>
-              <w:rPr>
-                <w:rFonts w:cs="Arial"/>
-              </w:rPr>
-              <w:t>kann</w:t>
-            </w:r>
-            <w:proofErr w:type="spellEnd"/>
-            <w:r>
-              <w:rPr>
-                <w:rFonts w:cs="Arial"/>
-              </w:rPr>
-              <w:t xml:space="preserve"> </w:t>
-            </w:r>
-            <w:proofErr w:type="spellStart"/>
-            <w:r>
-              <w:rPr>
-                <w:rFonts w:cs="Arial"/>
-              </w:rPr>
-              <w:t>Sprachbefehl</w:t>
-            </w:r>
-            <w:proofErr w:type="spellEnd"/>
-            <w:r>
-              <w:rPr>
-                <w:rFonts w:cs="Arial"/>
-              </w:rPr>
-              <w:t xml:space="preserve"> </w:t>
-            </w:r>
-            <w:proofErr w:type="spellStart"/>
-            <w:r>
-              <w:rPr>
-                <w:rFonts w:cs="Arial"/>
-              </w:rPr>
-              <w:t>einsprechen</w:t>
+            <w:proofErr w:type="spellStart"/>
+            <w:r>
+              <w:rPr>
+                <w:rFonts w:cs="Arial"/>
+              </w:rPr>
+              <w:t>Gültiger</w:t>
+            </w:r>
+            <w:proofErr w:type="spellEnd"/>
+            <w:r>
+              <w:rPr>
+                <w:rFonts w:cs="Arial"/>
+              </w:rPr>
+              <w:t xml:space="preserve"> Befehl (1–9) </w:t>
+            </w:r>
+            <w:proofErr w:type="spellStart"/>
+            <w:r>
+              <w:rPr>
+                <w:rFonts w:cs="Arial"/>
+              </w:rPr>
+              <w:t>wird</w:t>
+            </w:r>
+            <w:proofErr w:type="spellEnd"/>
+            <w:r>
+              <w:rPr>
+                <w:rFonts w:cs="Arial"/>
+              </w:rPr>
+              <w:t xml:space="preserve"> </w:t>
+            </w:r>
+            <w:proofErr w:type="spellStart"/>
+            <w:r>
+              <w:rPr>
+                <w:rFonts w:cs="Arial"/>
+              </w:rPr>
+              <w:t>korrekt</w:t>
+            </w:r>
+            <w:proofErr w:type="spellEnd"/>
+            <w:r>
+              <w:rPr>
+                <w:rFonts w:cs="Arial"/>
+              </w:rPr>
+              <w:t xml:space="preserve"> </w:t>
+            </w:r>
+            <w:proofErr w:type="spellStart"/>
+            <w:r>
+              <w:rPr>
+                <w:rFonts w:cs="Arial"/>
+              </w:rPr>
+              <w:t>erkannt</w:t>
             </w:r>
             <w:proofErr w:type="spellEnd"/>
             <w:r>
@@ -8008,51 +8362,15 @@
               <w:rPr>
                 <w:rFonts w:cs="Arial"/>
               </w:rPr>
-              <w:t>dieser</w:t>
-            </w:r>
-            <w:proofErr w:type="spellEnd"/>
-            <w:r>
-              <w:rPr>
-                <w:rFonts w:cs="Arial"/>
-              </w:rPr>
-              <w:t xml:space="preserve"> </w:t>
-            </w:r>
-            <w:proofErr w:type="spellStart"/>
-            <w:r>
-              <w:rPr>
-                <w:rFonts w:cs="Arial"/>
-              </w:rPr>
-              <w:t>wird</w:t>
-            </w:r>
-            <w:proofErr w:type="spellEnd"/>
-            <w:r>
-              <w:rPr>
-                <w:rFonts w:cs="Arial"/>
-              </w:rPr>
-              <w:t xml:space="preserve"> </w:t>
-            </w:r>
-            <w:proofErr w:type="spellStart"/>
-            <w:r>
-              <w:rPr>
-                <w:rFonts w:cs="Arial"/>
-              </w:rPr>
-              <w:t>korrekt</w:t>
-            </w:r>
-            <w:proofErr w:type="spellEnd"/>
-            <w:r>
-              <w:rPr>
-                <w:rFonts w:cs="Arial"/>
-              </w:rPr>
-              <w:t xml:space="preserve"> </w:t>
-            </w:r>
-            <w:proofErr w:type="spellStart"/>
-            <w:r>
-              <w:rPr>
-                <w:rFonts w:cs="Arial"/>
-              </w:rPr>
-              <w:t>erkannt</w:t>
-            </w:r>
-            <w:proofErr w:type="spellEnd"/>
+              <w:t>visualisiert</w:t>
+            </w:r>
+            <w:proofErr w:type="spellEnd"/>
+            <w:r>
+              <w:rPr>
+                <w:rFonts w:cs="Arial"/>
+              </w:rPr>
+              <w:t>.</w:t>
+            </w:r>
           </w:p>
         </w:tc>
       </w:tr>
@@ -8142,6 +8460,7 @@
             </w:pPr>
             <w:proofErr w:type="spellStart"/>
             <w:r>
+              <w:lastRenderedPageBreak/>
               <w:t>Testdaten</w:t>
             </w:r>
             <w:proofErr w:type="spellEnd"/>
@@ -8352,7 +8671,6 @@
             </w:pPr>
             <w:proofErr w:type="spellStart"/>
             <w:r>
-              <w:lastRenderedPageBreak/>
               <w:t>Wahrscheinlichkeit</w:t>
             </w:r>
             <w:proofErr w:type="spellEnd"/>
@@ -8414,7 +8732,6 @@
             </w:pPr>
             <w:proofErr w:type="spellStart"/>
             <w:r>
-              <w:lastRenderedPageBreak/>
               <w:t>Tatsächliches</w:t>
             </w:r>
             <w:proofErr w:type="spellEnd"/>
@@ -8750,10 +9067,7 @@
               <w:spacing w:before="120" w:after="120"/>
             </w:pPr>
             <w:r>
-              <w:t>SYS_U_1.1.</w:t>
-            </w:r>
-            <w:r>
-              <w:t>2</w:t>
+              <w:t>SYS_U_1.1.2</w:t>
             </w:r>
           </w:p>
         </w:tc>
@@ -8824,40 +9138,46 @@
               <w:pStyle w:val="Textkrper"/>
               <w:spacing w:before="120" w:after="120"/>
             </w:pPr>
-            <w:proofErr w:type="spellStart"/>
-            <w:r>
-              <w:rPr>
-                <w:rFonts w:cs="Arial"/>
-              </w:rPr>
-              <w:t>Invalide</w:t>
-            </w:r>
-            <w:proofErr w:type="spellEnd"/>
-            <w:r>
-              <w:rPr>
-                <w:rFonts w:cs="Arial"/>
-              </w:rPr>
-              <w:t xml:space="preserve"> </w:t>
-            </w:r>
-            <w:proofErr w:type="spellStart"/>
-            <w:r>
-              <w:rPr>
-                <w:rFonts w:cs="Arial"/>
-              </w:rPr>
-              <w:t>Befehle</w:t>
-            </w:r>
-            <w:proofErr w:type="spellEnd"/>
-            <w:r>
-              <w:rPr>
-                <w:rFonts w:cs="Arial"/>
-              </w:rPr>
-              <w:t xml:space="preserve"> </w:t>
-            </w:r>
-            <w:proofErr w:type="spellStart"/>
-            <w:r>
-              <w:rPr>
-                <w:rFonts w:cs="Arial"/>
-              </w:rPr>
-              <w:t>sollen</w:t>
+            <w:r>
+              <w:rPr>
+                <w:rFonts w:cs="Arial"/>
+              </w:rPr>
+              <w:t xml:space="preserve">Eine </w:t>
+            </w:r>
+            <w:proofErr w:type="spellStart"/>
+            <w:r>
+              <w:rPr>
+                <w:rFonts w:cs="Arial"/>
+              </w:rPr>
+              <w:t>ungültige</w:t>
+            </w:r>
+            <w:proofErr w:type="spellEnd"/>
+            <w:r>
+              <w:rPr>
+                <w:rFonts w:cs="Arial"/>
+              </w:rPr>
+              <w:t xml:space="preserve"> </w:t>
+            </w:r>
+            <w:proofErr w:type="spellStart"/>
+            <w:r>
+              <w:rPr>
+                <w:rFonts w:cs="Arial"/>
+              </w:rPr>
+              <w:t>Eingabe</w:t>
+            </w:r>
+            <w:proofErr w:type="spellEnd"/>
+            <w:r>
+              <w:rPr>
+                <w:rFonts w:cs="Arial"/>
+              </w:rPr>
+              <w:t xml:space="preserve"> (z. B. „0“) </w:t>
+            </w:r>
+            <w:proofErr w:type="spellStart"/>
+            <w:r>
+              <w:rPr>
+                <w:rFonts w:cs="Arial"/>
+              </w:rPr>
+              <w:t>darf</w:t>
             </w:r>
             <w:proofErr w:type="spellEnd"/>
             <w:r>
@@ -8902,6 +9222,12 @@
               <w:t>werden</w:t>
             </w:r>
             <w:proofErr w:type="spellEnd"/>
+            <w:r>
+              <w:rPr>
+                <w:rFonts w:cs="Arial"/>
+              </w:rPr>
+              <w:t>.</w:t>
+            </w:r>
           </w:p>
         </w:tc>
       </w:tr>
@@ -9214,7 +9540,13 @@
             </w:r>
             <w:proofErr w:type="spellStart"/>
             <w:r>
-              <w:t>ncihts</w:t>
+              <w:t>n</w:t>
+            </w:r>
+            <w:r>
+              <w:t>ic</w:t>
+            </w:r>
+            <w:r>
+              <w:t>hts</w:t>
             </w:r>
             <w:proofErr w:type="spellEnd"/>
           </w:p>
@@ -9296,6 +9628,7 @@
             </w:r>
             <w:proofErr w:type="spellStart"/>
             <w:r>
+              <w:lastRenderedPageBreak/>
               <w:t>Ergebnis</w:t>
             </w:r>
             <w:proofErr w:type="spellEnd"/>
@@ -9313,6 +9646,7 @@
               <w:spacing w:before="120" w:after="120"/>
             </w:pPr>
             <w:r>
+              <w:lastRenderedPageBreak/>
               <w:t>Status</w:t>
             </w:r>
           </w:p>
@@ -9467,676 +9801,6 @@
               <w:t>erkannt</w:t>
             </w:r>
             <w:proofErr w:type="spellEnd"/>
-          </w:p>
-        </w:tc>
-      </w:tr>
-      <w:tr>
-        <w:tc>
-          <w:tcPr>
-            <w:tcW w:w="2660" w:type="dxa"/>
-          </w:tcPr>
-          <w:p>
-            <w:pPr>
-              <w:pStyle w:val="Textkrper"/>
-              <w:spacing w:before="120" w:after="120"/>
-            </w:pPr>
-            <w:r>
-              <w:lastRenderedPageBreak/>
-              <w:t>Feld</w:t>
-            </w:r>
-          </w:p>
-        </w:tc>
-        <w:tc>
-          <w:tcPr>
-            <w:tcW w:w="6886" w:type="dxa"/>
-          </w:tcPr>
-          <w:p>
-            <w:pPr>
-              <w:pStyle w:val="Textkrper"/>
-              <w:spacing w:before="120" w:after="120"/>
-            </w:pPr>
-            <w:proofErr w:type="spellStart"/>
-            <w:r>
-              <w:t>Inhalt</w:t>
-            </w:r>
-            <w:proofErr w:type="spellEnd"/>
-          </w:p>
-        </w:tc>
-      </w:tr>
-      <w:tr>
-        <w:tc>
-          <w:tcPr>
-            <w:tcW w:w="2660" w:type="dxa"/>
-          </w:tcPr>
-          <w:p>
-            <w:pPr>
-              <w:pStyle w:val="Textkrper"/>
-              <w:spacing w:before="120" w:after="120"/>
-            </w:pPr>
-            <w:proofErr w:type="spellStart"/>
-            <w:r>
-              <w:t>Testfall</w:t>
-            </w:r>
-            <w:proofErr w:type="spellEnd"/>
-            <w:r>
-              <w:t>-ID</w:t>
-            </w:r>
-          </w:p>
-        </w:tc>
-        <w:tc>
-          <w:tcPr>
-            <w:tcW w:w="6886" w:type="dxa"/>
-          </w:tcPr>
-          <w:p>
-            <w:pPr>
-              <w:pStyle w:val="Textkrper"/>
-              <w:spacing w:before="120" w:after="120"/>
-            </w:pPr>
-            <w:r>
-              <w:t>SYS_U_1.1.</w:t>
-            </w:r>
-            <w:r>
-              <w:t>3</w:t>
-            </w:r>
-          </w:p>
-        </w:tc>
-      </w:tr>
-      <w:tr>
-        <w:tc>
-          <w:tcPr>
-            <w:tcW w:w="2660" w:type="dxa"/>
-          </w:tcPr>
-          <w:p>
-            <w:pPr>
-              <w:pStyle w:val="Textkrper"/>
-              <w:spacing w:before="120" w:after="120"/>
-            </w:pPr>
-            <w:r>
-              <w:t>Titel</w:t>
-            </w:r>
-          </w:p>
-        </w:tc>
-        <w:tc>
-          <w:tcPr>
-            <w:tcW w:w="6886" w:type="dxa"/>
-          </w:tcPr>
-          <w:p>
-            <w:pPr>
-              <w:pStyle w:val="Textkrper"/>
-              <w:spacing w:before="120" w:after="120"/>
-            </w:pPr>
-            <w:r>
-              <w:t>Kein Sprachbefehl</w:t>
-            </w:r>
-          </w:p>
-        </w:tc>
-      </w:tr>
-      <w:tr>
-        <w:tc>
-          <w:tcPr>
-            <w:tcW w:w="2660" w:type="dxa"/>
-          </w:tcPr>
-          <w:p>
-            <w:pPr>
-              <w:pStyle w:val="Textkrper"/>
-              <w:spacing w:before="120" w:after="120"/>
-            </w:pPr>
-            <w:proofErr w:type="spellStart"/>
-            <w:r>
-              <w:t>Beschreibung</w:t>
-            </w:r>
-            <w:proofErr w:type="spellEnd"/>
-          </w:p>
-        </w:tc>
-        <w:tc>
-          <w:tcPr>
-            <w:tcW w:w="6886" w:type="dxa"/>
-          </w:tcPr>
-          <w:p>
-            <w:pPr>
-              <w:pStyle w:val="Textkrper"/>
-              <w:spacing w:before="120" w:after="120"/>
-            </w:pPr>
-            <w:r>
-              <w:rPr>
-                <w:rFonts w:cs="Arial"/>
-              </w:rPr>
-              <w:t xml:space="preserve">Bei </w:t>
-            </w:r>
-            <w:proofErr w:type="spellStart"/>
-            <w:r>
-              <w:rPr>
-                <w:rFonts w:cs="Arial"/>
-              </w:rPr>
-              <w:t>keiner</w:t>
-            </w:r>
-            <w:proofErr w:type="spellEnd"/>
-            <w:r>
-              <w:rPr>
-                <w:rFonts w:cs="Arial"/>
-              </w:rPr>
-              <w:t xml:space="preserve"> </w:t>
-            </w:r>
-            <w:proofErr w:type="spellStart"/>
-            <w:r>
-              <w:rPr>
-                <w:rFonts w:cs="Arial"/>
-              </w:rPr>
-              <w:t>Spracheingabe</w:t>
-            </w:r>
-            <w:proofErr w:type="spellEnd"/>
-            <w:r>
-              <w:rPr>
-                <w:rFonts w:cs="Arial"/>
-              </w:rPr>
-              <w:t xml:space="preserve"> </w:t>
-            </w:r>
-            <w:proofErr w:type="spellStart"/>
-            <w:r>
-              <w:rPr>
-                <w:rFonts w:cs="Arial"/>
-              </w:rPr>
-              <w:t>soll</w:t>
-            </w:r>
-            <w:proofErr w:type="spellEnd"/>
-            <w:r>
-              <w:rPr>
-                <w:rFonts w:cs="Arial"/>
-              </w:rPr>
-              <w:t xml:space="preserve"> </w:t>
-            </w:r>
-            <w:proofErr w:type="spellStart"/>
-            <w:r>
-              <w:rPr>
-                <w:rFonts w:cs="Arial"/>
-              </w:rPr>
-              <w:t>nichts</w:t>
-            </w:r>
-            <w:proofErr w:type="spellEnd"/>
-            <w:r>
-              <w:rPr>
-                <w:rFonts w:cs="Arial"/>
-              </w:rPr>
-              <w:t xml:space="preserve"> </w:t>
-            </w:r>
-            <w:proofErr w:type="spellStart"/>
-            <w:r>
-              <w:rPr>
-                <w:rFonts w:cs="Arial"/>
-              </w:rPr>
-              <w:t>erkannt</w:t>
-            </w:r>
-            <w:proofErr w:type="spellEnd"/>
-            <w:r>
-              <w:rPr>
-                <w:rFonts w:cs="Arial"/>
-              </w:rPr>
-              <w:t xml:space="preserve"> </w:t>
-            </w:r>
-            <w:proofErr w:type="spellStart"/>
-            <w:r>
-              <w:rPr>
-                <w:rFonts w:cs="Arial"/>
-              </w:rPr>
-              <w:t>werden</w:t>
-            </w:r>
-            <w:proofErr w:type="spellEnd"/>
-          </w:p>
-        </w:tc>
-      </w:tr>
-      <w:tr>
-        <w:tc>
-          <w:tcPr>
-            <w:tcW w:w="2660" w:type="dxa"/>
-          </w:tcPr>
-          <w:p>
-            <w:pPr>
-              <w:pStyle w:val="Textkrper"/>
-              <w:spacing w:before="120" w:after="120"/>
-            </w:pPr>
-            <w:proofErr w:type="spellStart"/>
-            <w:r>
-              <w:t>Vorraussetzung</w:t>
-            </w:r>
-            <w:proofErr w:type="spellEnd"/>
-          </w:p>
-        </w:tc>
-        <w:tc>
-          <w:tcPr>
-            <w:tcW w:w="6886" w:type="dxa"/>
-          </w:tcPr>
-          <w:p>
-            <w:pPr>
-              <w:pStyle w:val="Textkrper"/>
-              <w:spacing w:before="120" w:after="120"/>
-            </w:pPr>
-            <w:proofErr w:type="spellStart"/>
-            <w:r>
-              <w:t>Gerät</w:t>
-            </w:r>
-            <w:proofErr w:type="spellEnd"/>
-            <w:r>
-              <w:t xml:space="preserve"> </w:t>
-            </w:r>
-            <w:proofErr w:type="spellStart"/>
-            <w:r>
-              <w:t>besitzt</w:t>
-            </w:r>
-            <w:proofErr w:type="spellEnd"/>
-            <w:r>
-              <w:t xml:space="preserve"> </w:t>
-            </w:r>
-            <w:proofErr w:type="spellStart"/>
-            <w:r>
-              <w:t>ein</w:t>
-            </w:r>
-            <w:proofErr w:type="spellEnd"/>
-            <w:r>
-              <w:t xml:space="preserve"> </w:t>
-            </w:r>
-            <w:proofErr w:type="spellStart"/>
-            <w:r>
-              <w:t>Mikrofon</w:t>
-            </w:r>
-            <w:proofErr w:type="spellEnd"/>
-            <w:r>
-              <w:t xml:space="preserve"> und </w:t>
-            </w:r>
-            <w:proofErr w:type="spellStart"/>
-            <w:r>
-              <w:t>Zugriff</w:t>
-            </w:r>
-            <w:proofErr w:type="spellEnd"/>
-            <w:r>
-              <w:t xml:space="preserve"> auf </w:t>
-            </w:r>
-            <w:proofErr w:type="spellStart"/>
-            <w:r>
-              <w:t>Dateisystem</w:t>
-            </w:r>
-            <w:proofErr w:type="spellEnd"/>
-          </w:p>
-        </w:tc>
-      </w:tr>
-      <w:tr>
-        <w:tc>
-          <w:tcPr>
-            <w:tcW w:w="2660" w:type="dxa"/>
-          </w:tcPr>
-          <w:p>
-            <w:pPr>
-              <w:pStyle w:val="Textkrper"/>
-              <w:spacing w:before="120" w:after="120"/>
-            </w:pPr>
-            <w:proofErr w:type="spellStart"/>
-            <w:r>
-              <w:t>Testdaten</w:t>
-            </w:r>
-            <w:proofErr w:type="spellEnd"/>
-          </w:p>
-        </w:tc>
-        <w:tc>
-          <w:tcPr>
-            <w:tcW w:w="6886" w:type="dxa"/>
-          </w:tcPr>
-          <w:p>
-            <w:pPr>
-              <w:pStyle w:val="Textkrper"/>
-              <w:spacing w:before="120" w:after="120"/>
-            </w:pPr>
-          </w:p>
-        </w:tc>
-      </w:tr>
-      <w:tr>
-        <w:tc>
-          <w:tcPr>
-            <w:tcW w:w="2660" w:type="dxa"/>
-          </w:tcPr>
-          <w:p>
-            <w:pPr>
-              <w:pStyle w:val="Textkrper"/>
-              <w:spacing w:before="120" w:after="120"/>
-            </w:pPr>
-            <w:proofErr w:type="spellStart"/>
-            <w:r>
-              <w:t>Testschritte</w:t>
-            </w:r>
-            <w:proofErr w:type="spellEnd"/>
-          </w:p>
-        </w:tc>
-        <w:tc>
-          <w:tcPr>
-            <w:tcW w:w="6886" w:type="dxa"/>
-          </w:tcPr>
-          <w:p>
-            <w:pPr>
-              <w:pStyle w:val="Textkrper"/>
-              <w:numPr>
-                <w:ilvl w:val="0"/>
-                <w:numId w:val="41"/>
-              </w:numPr>
-              <w:spacing w:before="120" w:after="120"/>
-            </w:pPr>
-            <w:proofErr w:type="spellStart"/>
-            <w:r>
-              <w:t>Programm</w:t>
-            </w:r>
-            <w:proofErr w:type="spellEnd"/>
-            <w:r>
-              <w:t xml:space="preserve"> </w:t>
-            </w:r>
-            <w:proofErr w:type="spellStart"/>
-            <w:r>
-              <w:t>starten</w:t>
-            </w:r>
-            <w:proofErr w:type="spellEnd"/>
-            <w:r>
-              <w:t xml:space="preserve"> </w:t>
-            </w:r>
-          </w:p>
-          <w:p>
-            <w:pPr>
-              <w:pStyle w:val="Textkrper"/>
-              <w:numPr>
-                <w:ilvl w:val="0"/>
-                <w:numId w:val="41"/>
-              </w:numPr>
-              <w:spacing w:before="120" w:after="120"/>
-            </w:pPr>
-            <w:proofErr w:type="spellStart"/>
-            <w:r>
-              <w:t>Startknopf</w:t>
-            </w:r>
-            <w:proofErr w:type="spellEnd"/>
-            <w:r>
-              <w:t xml:space="preserve"> für </w:t>
-            </w:r>
-            <w:proofErr w:type="spellStart"/>
-            <w:r>
-              <w:t>Spracherkennung</w:t>
-            </w:r>
-            <w:proofErr w:type="spellEnd"/>
-            <w:r>
-              <w:t xml:space="preserve"> </w:t>
-            </w:r>
-            <w:proofErr w:type="spellStart"/>
-            <w:r>
-              <w:t>drücken</w:t>
-            </w:r>
-            <w:proofErr w:type="spellEnd"/>
-          </w:p>
-          <w:p>
-            <w:pPr>
-              <w:pStyle w:val="Textkrper"/>
-              <w:numPr>
-                <w:ilvl w:val="0"/>
-                <w:numId w:val="41"/>
-              </w:numPr>
-              <w:spacing w:before="120" w:after="120"/>
-            </w:pPr>
-            <w:r>
-              <w:t>Warten</w:t>
-            </w:r>
-          </w:p>
-        </w:tc>
-      </w:tr>
-      <w:tr>
-        <w:tc>
-          <w:tcPr>
-            <w:tcW w:w="2660" w:type="dxa"/>
-          </w:tcPr>
-          <w:p>
-            <w:pPr>
-              <w:pStyle w:val="Textkrper"/>
-              <w:spacing w:before="120" w:after="120"/>
-            </w:pPr>
-            <w:proofErr w:type="spellStart"/>
-            <w:r>
-              <w:t>Erwartetes</w:t>
-            </w:r>
-            <w:proofErr w:type="spellEnd"/>
-            <w:r>
-              <w:t xml:space="preserve"> Ergebnis</w:t>
-            </w:r>
-          </w:p>
-        </w:tc>
-        <w:tc>
-          <w:tcPr>
-            <w:tcW w:w="6886" w:type="dxa"/>
-          </w:tcPr>
-          <w:p>
-            <w:pPr>
-              <w:pStyle w:val="Textkrper"/>
-              <w:numPr>
-                <w:ilvl w:val="0"/>
-                <w:numId w:val="42"/>
-              </w:numPr>
-              <w:spacing w:before="120" w:after="120"/>
-            </w:pPr>
-            <w:proofErr w:type="spellStart"/>
-            <w:r>
-              <w:t>Keine</w:t>
-            </w:r>
-            <w:proofErr w:type="spellEnd"/>
-            <w:r>
-              <w:t xml:space="preserve"> Sprachbefehle </w:t>
-            </w:r>
-            <w:proofErr w:type="spellStart"/>
-            <w:r>
-              <w:t>werden</w:t>
-            </w:r>
-            <w:proofErr w:type="spellEnd"/>
-            <w:r>
-              <w:t xml:space="preserve"> </w:t>
-            </w:r>
-            <w:proofErr w:type="spellStart"/>
-            <w:r>
-              <w:t>erkannt</w:t>
-            </w:r>
-            <w:proofErr w:type="spellEnd"/>
-          </w:p>
-        </w:tc>
-      </w:tr>
-      <w:tr>
-        <w:tc>
-          <w:tcPr>
-            <w:tcW w:w="2660" w:type="dxa"/>
-          </w:tcPr>
-          <w:p>
-            <w:pPr>
-              <w:pStyle w:val="Textkrper"/>
-              <w:spacing w:before="120" w:after="120"/>
-            </w:pPr>
-            <w:proofErr w:type="spellStart"/>
-            <w:r>
-              <w:t>Tatsächliches</w:t>
-            </w:r>
-            <w:proofErr w:type="spellEnd"/>
-            <w:r>
-              <w:t xml:space="preserve"> </w:t>
-            </w:r>
-            <w:proofErr w:type="spellStart"/>
-            <w:r>
-              <w:t>Ergebnis</w:t>
-            </w:r>
-            <w:proofErr w:type="spellEnd"/>
-          </w:p>
-        </w:tc>
-        <w:tc>
-          <w:tcPr>
-            <w:tcW w:w="6886" w:type="dxa"/>
-          </w:tcPr>
-          <w:p>
-            <w:pPr>
-              <w:pStyle w:val="Textkrper"/>
-              <w:spacing w:before="120" w:after="120"/>
-            </w:pPr>
-            <w:proofErr w:type="spellStart"/>
-            <w:r>
-              <w:t>Tatsächliches</w:t>
-            </w:r>
-            <w:proofErr w:type="spellEnd"/>
-            <w:r>
-              <w:t xml:space="preserve"> </w:t>
-            </w:r>
-            <w:proofErr w:type="spellStart"/>
-            <w:r>
-              <w:t>Ergebnis</w:t>
-            </w:r>
-            <w:proofErr w:type="spellEnd"/>
-            <w:r>
-              <w:t xml:space="preserve"> </w:t>
-            </w:r>
-            <w:proofErr w:type="spellStart"/>
-            <w:r>
-              <w:t>entspricht</w:t>
-            </w:r>
-            <w:proofErr w:type="spellEnd"/>
-            <w:r>
-              <w:t xml:space="preserve"> </w:t>
-            </w:r>
-            <w:r>
-              <w:t xml:space="preserve">dem </w:t>
-            </w:r>
-            <w:proofErr w:type="spellStart"/>
-            <w:r>
-              <w:t>e</w:t>
-            </w:r>
-            <w:r>
-              <w:t>rwarteten</w:t>
-            </w:r>
-            <w:proofErr w:type="spellEnd"/>
-            <w:r>
-              <w:t xml:space="preserve"> </w:t>
-            </w:r>
-            <w:proofErr w:type="spellStart"/>
-            <w:r>
-              <w:t>Ergebnis</w:t>
-            </w:r>
-            <w:proofErr w:type="spellEnd"/>
-          </w:p>
-        </w:tc>
-      </w:tr>
-      <w:tr>
-        <w:tc>
-          <w:tcPr>
-            <w:tcW w:w="2660" w:type="dxa"/>
-          </w:tcPr>
-          <w:p>
-            <w:pPr>
-              <w:pStyle w:val="Textkrper"/>
-              <w:spacing w:before="120" w:after="120"/>
-            </w:pPr>
-            <w:r>
-              <w:t>Status</w:t>
-            </w:r>
-          </w:p>
-        </w:tc>
-        <w:tc>
-          <w:tcPr>
-            <w:tcW w:w="6886" w:type="dxa"/>
-          </w:tcPr>
-          <w:p>
-            <w:pPr>
-              <w:pStyle w:val="Textkrper"/>
-              <w:spacing w:before="120" w:after="120"/>
-            </w:pPr>
-            <w:proofErr w:type="spellStart"/>
-            <w:r>
-              <w:t>Bestanden</w:t>
-            </w:r>
-            <w:proofErr w:type="spellEnd"/>
-          </w:p>
-        </w:tc>
-      </w:tr>
-      <w:tr>
-        <w:tc>
-          <w:tcPr>
-            <w:tcW w:w="2660" w:type="dxa"/>
-          </w:tcPr>
-          <w:p>
-            <w:pPr>
-              <w:pStyle w:val="Textkrper"/>
-              <w:spacing w:before="120" w:after="120"/>
-            </w:pPr>
-            <w:r>
-              <w:t>Tester</w:t>
-            </w:r>
-          </w:p>
-        </w:tc>
-        <w:tc>
-          <w:tcPr>
-            <w:tcW w:w="6886" w:type="dxa"/>
-          </w:tcPr>
-          <w:p>
-            <w:pPr>
-              <w:pStyle w:val="Textkrper"/>
-              <w:spacing w:before="120" w:after="120"/>
-            </w:pPr>
-            <w:r>
-              <w:t>Bichler Nadine</w:t>
-            </w:r>
-          </w:p>
-        </w:tc>
-      </w:tr>
-      <w:tr>
-        <w:tc>
-          <w:tcPr>
-            <w:tcW w:w="2660" w:type="dxa"/>
-          </w:tcPr>
-          <w:p>
-            <w:pPr>
-              <w:pStyle w:val="Textkrper"/>
-              <w:spacing w:before="120" w:after="120"/>
-            </w:pPr>
-            <w:proofErr w:type="spellStart"/>
-            <w:r>
-              <w:t>Testdatum</w:t>
-            </w:r>
-            <w:proofErr w:type="spellEnd"/>
-          </w:p>
-        </w:tc>
-        <w:tc>
-          <w:tcPr>
-            <w:tcW w:w="6886" w:type="dxa"/>
-          </w:tcPr>
-          <w:p>
-            <w:pPr>
-              <w:pStyle w:val="Textkrper"/>
-              <w:spacing w:before="120" w:after="120"/>
-            </w:pPr>
-            <w:r>
-              <w:t>26.06.2025</w:t>
-            </w:r>
-          </w:p>
-        </w:tc>
-      </w:tr>
-      <w:tr>
-        <w:tc>
-          <w:tcPr>
-            <w:tcW w:w="2660" w:type="dxa"/>
-          </w:tcPr>
-          <w:p>
-            <w:pPr>
-              <w:pStyle w:val="Textkrper"/>
-              <w:spacing w:before="120" w:after="120"/>
-            </w:pPr>
-            <w:proofErr w:type="spellStart"/>
-            <w:r>
-              <w:t>Kommentar</w:t>
-            </w:r>
-            <w:proofErr w:type="spellEnd"/>
-          </w:p>
-        </w:tc>
-        <w:tc>
-          <w:tcPr>
-            <w:tcW w:w="6886" w:type="dxa"/>
-          </w:tcPr>
-          <w:p>
-            <w:pPr>
-              <w:pStyle w:val="Textkrper"/>
-              <w:spacing w:before="120" w:after="120"/>
-            </w:pPr>
           </w:p>
         </w:tc>
       </w:tr>
@@ -10218,10 +9882,7 @@
               <w:spacing w:before="120" w:after="120"/>
             </w:pPr>
             <w:r>
-              <w:t>SYS_U_1.1.</w:t>
-            </w:r>
-            <w:r>
-              <w:t>4</w:t>
+              <w:t>SYS_U_1.1.3</w:t>
             </w:r>
           </w:p>
         </w:tc>
@@ -10250,28 +9911,9 @@
               <w:pStyle w:val="Textkrper"/>
               <w:spacing w:before="120" w:after="120"/>
             </w:pPr>
-            <w:proofErr w:type="spellStart"/>
-            <w:r>
-              <w:rPr>
-                <w:rFonts w:cs="Arial"/>
-              </w:rPr>
-              <w:t>Korrektes</w:t>
-            </w:r>
-            <w:proofErr w:type="spellEnd"/>
-            <w:r>
-              <w:rPr>
-                <w:rFonts w:cs="Arial"/>
-              </w:rPr>
-              <w:t xml:space="preserve"> </w:t>
-            </w:r>
-            <w:proofErr w:type="spellStart"/>
-            <w:r>
-              <w:rPr>
-                <w:rFonts w:cs="Arial"/>
-              </w:rPr>
-              <w:t>Zeitsignal</w:t>
-            </w:r>
-            <w:proofErr w:type="spellEnd"/>
+            <w:r>
+              <w:t>Kein Sprachbefehl</w:t>
+            </w:r>
           </w:p>
         </w:tc>
       </w:tr>
@@ -10287,6 +9929,705 @@
             </w:pPr>
             <w:proofErr w:type="spellStart"/>
             <w:r>
+              <w:t>Beschreibung</w:t>
+            </w:r>
+            <w:proofErr w:type="spellEnd"/>
+          </w:p>
+        </w:tc>
+        <w:tc>
+          <w:tcPr>
+            <w:tcW w:w="6886" w:type="dxa"/>
+          </w:tcPr>
+          <w:p>
+            <w:pPr>
+              <w:pStyle w:val="Textkrper"/>
+              <w:spacing w:before="120" w:after="120"/>
+            </w:pPr>
+            <w:r>
+              <w:rPr>
+                <w:rFonts w:cs="Arial"/>
+              </w:rPr>
+              <w:t xml:space="preserve">Bei </w:t>
+            </w:r>
+            <w:proofErr w:type="spellStart"/>
+            <w:r>
+              <w:rPr>
+                <w:rFonts w:cs="Arial"/>
+              </w:rPr>
+              <w:t>keiner</w:t>
+            </w:r>
+            <w:proofErr w:type="spellEnd"/>
+            <w:r>
+              <w:rPr>
+                <w:rFonts w:cs="Arial"/>
+              </w:rPr>
+              <w:t xml:space="preserve"> </w:t>
+            </w:r>
+            <w:proofErr w:type="spellStart"/>
+            <w:r>
+              <w:rPr>
+                <w:rFonts w:cs="Arial"/>
+              </w:rPr>
+              <w:t>Spracheingabe</w:t>
+            </w:r>
+            <w:proofErr w:type="spellEnd"/>
+            <w:r>
+              <w:rPr>
+                <w:rFonts w:cs="Arial"/>
+              </w:rPr>
+              <w:t xml:space="preserve"> </w:t>
+            </w:r>
+            <w:proofErr w:type="spellStart"/>
+            <w:r>
+              <w:rPr>
+                <w:rFonts w:cs="Arial"/>
+              </w:rPr>
+              <w:t>soll</w:t>
+            </w:r>
+            <w:proofErr w:type="spellEnd"/>
+            <w:r>
+              <w:rPr>
+                <w:rFonts w:cs="Arial"/>
+              </w:rPr>
+              <w:t xml:space="preserve"> </w:t>
+            </w:r>
+            <w:proofErr w:type="spellStart"/>
+            <w:r>
+              <w:rPr>
+                <w:rFonts w:cs="Arial"/>
+              </w:rPr>
+              <w:t>nichts</w:t>
+            </w:r>
+            <w:proofErr w:type="spellEnd"/>
+            <w:r>
+              <w:rPr>
+                <w:rFonts w:cs="Arial"/>
+              </w:rPr>
+              <w:t xml:space="preserve"> </w:t>
+            </w:r>
+            <w:proofErr w:type="spellStart"/>
+            <w:r>
+              <w:rPr>
+                <w:rFonts w:cs="Arial"/>
+              </w:rPr>
+              <w:t>erkannt</w:t>
+            </w:r>
+            <w:proofErr w:type="spellEnd"/>
+            <w:r>
+              <w:rPr>
+                <w:rFonts w:cs="Arial"/>
+              </w:rPr>
+              <w:t xml:space="preserve"> </w:t>
+            </w:r>
+            <w:proofErr w:type="spellStart"/>
+            <w:r>
+              <w:rPr>
+                <w:rFonts w:cs="Arial"/>
+              </w:rPr>
+              <w:t>werden</w:t>
+            </w:r>
+            <w:proofErr w:type="spellEnd"/>
+          </w:p>
+        </w:tc>
+      </w:tr>
+      <w:tr>
+        <w:tc>
+          <w:tcPr>
+            <w:tcW w:w="2660" w:type="dxa"/>
+          </w:tcPr>
+          <w:p>
+            <w:pPr>
+              <w:pStyle w:val="Textkrper"/>
+              <w:spacing w:before="120" w:after="120"/>
+            </w:pPr>
+            <w:proofErr w:type="spellStart"/>
+            <w:r>
+              <w:t>Vorraussetzung</w:t>
+            </w:r>
+            <w:proofErr w:type="spellEnd"/>
+          </w:p>
+        </w:tc>
+        <w:tc>
+          <w:tcPr>
+            <w:tcW w:w="6886" w:type="dxa"/>
+          </w:tcPr>
+          <w:p>
+            <w:pPr>
+              <w:pStyle w:val="Textkrper"/>
+              <w:spacing w:before="120" w:after="120"/>
+            </w:pPr>
+            <w:proofErr w:type="spellStart"/>
+            <w:r>
+              <w:t>Gerät</w:t>
+            </w:r>
+            <w:proofErr w:type="spellEnd"/>
+            <w:r>
+              <w:t xml:space="preserve"> </w:t>
+            </w:r>
+            <w:proofErr w:type="spellStart"/>
+            <w:r>
+              <w:t>besitzt</w:t>
+            </w:r>
+            <w:proofErr w:type="spellEnd"/>
+            <w:r>
+              <w:t xml:space="preserve"> </w:t>
+            </w:r>
+            <w:proofErr w:type="spellStart"/>
+            <w:r>
+              <w:t>ein</w:t>
+            </w:r>
+            <w:proofErr w:type="spellEnd"/>
+            <w:r>
+              <w:t xml:space="preserve"> </w:t>
+            </w:r>
+            <w:proofErr w:type="spellStart"/>
+            <w:r>
+              <w:t>Mikrofon</w:t>
+            </w:r>
+            <w:proofErr w:type="spellEnd"/>
+            <w:r>
+              <w:t xml:space="preserve"> und </w:t>
+            </w:r>
+            <w:proofErr w:type="spellStart"/>
+            <w:r>
+              <w:t>Zugriff</w:t>
+            </w:r>
+            <w:proofErr w:type="spellEnd"/>
+            <w:r>
+              <w:t xml:space="preserve"> auf </w:t>
+            </w:r>
+            <w:proofErr w:type="spellStart"/>
+            <w:r>
+              <w:t>Dateisystem</w:t>
+            </w:r>
+            <w:proofErr w:type="spellEnd"/>
+          </w:p>
+        </w:tc>
+      </w:tr>
+      <w:tr>
+        <w:tc>
+          <w:tcPr>
+            <w:tcW w:w="2660" w:type="dxa"/>
+          </w:tcPr>
+          <w:p>
+            <w:pPr>
+              <w:pStyle w:val="Textkrper"/>
+              <w:spacing w:before="120" w:after="120"/>
+            </w:pPr>
+            <w:proofErr w:type="spellStart"/>
+            <w:r>
+              <w:t>Testdaten</w:t>
+            </w:r>
+            <w:proofErr w:type="spellEnd"/>
+          </w:p>
+        </w:tc>
+        <w:tc>
+          <w:tcPr>
+            <w:tcW w:w="6886" w:type="dxa"/>
+          </w:tcPr>
+          <w:p>
+            <w:pPr>
+              <w:pStyle w:val="Textkrper"/>
+              <w:spacing w:before="120" w:after="120"/>
+            </w:pPr>
+          </w:p>
+        </w:tc>
+      </w:tr>
+      <w:tr>
+        <w:tc>
+          <w:tcPr>
+            <w:tcW w:w="2660" w:type="dxa"/>
+          </w:tcPr>
+          <w:p>
+            <w:pPr>
+              <w:pStyle w:val="Textkrper"/>
+              <w:spacing w:before="120" w:after="120"/>
+            </w:pPr>
+            <w:proofErr w:type="spellStart"/>
+            <w:r>
+              <w:t>Testschritte</w:t>
+            </w:r>
+            <w:proofErr w:type="spellEnd"/>
+          </w:p>
+        </w:tc>
+        <w:tc>
+          <w:tcPr>
+            <w:tcW w:w="6886" w:type="dxa"/>
+          </w:tcPr>
+          <w:p>
+            <w:pPr>
+              <w:pStyle w:val="Textkrper"/>
+              <w:numPr>
+                <w:ilvl w:val="0"/>
+                <w:numId w:val="41"/>
+              </w:numPr>
+              <w:spacing w:before="120" w:after="120"/>
+            </w:pPr>
+            <w:proofErr w:type="spellStart"/>
+            <w:r>
+              <w:t>Programm</w:t>
+            </w:r>
+            <w:proofErr w:type="spellEnd"/>
+            <w:r>
+              <w:t xml:space="preserve"> </w:t>
+            </w:r>
+            <w:proofErr w:type="spellStart"/>
+            <w:r>
+              <w:t>starten</w:t>
+            </w:r>
+            <w:proofErr w:type="spellEnd"/>
+            <w:r>
+              <w:t xml:space="preserve"> </w:t>
+            </w:r>
+          </w:p>
+          <w:p>
+            <w:pPr>
+              <w:pStyle w:val="Textkrper"/>
+              <w:numPr>
+                <w:ilvl w:val="0"/>
+                <w:numId w:val="41"/>
+              </w:numPr>
+              <w:spacing w:before="120" w:after="120"/>
+            </w:pPr>
+            <w:proofErr w:type="spellStart"/>
+            <w:r>
+              <w:t>Startknopf</w:t>
+            </w:r>
+            <w:proofErr w:type="spellEnd"/>
+            <w:r>
+              <w:t xml:space="preserve"> für </w:t>
+            </w:r>
+            <w:proofErr w:type="spellStart"/>
+            <w:r>
+              <w:t>Spracherkennung</w:t>
+            </w:r>
+            <w:proofErr w:type="spellEnd"/>
+            <w:r>
+              <w:t xml:space="preserve"> </w:t>
+            </w:r>
+            <w:proofErr w:type="spellStart"/>
+            <w:r>
+              <w:t>drücken</w:t>
+            </w:r>
+            <w:proofErr w:type="spellEnd"/>
+          </w:p>
+          <w:p>
+            <w:pPr>
+              <w:pStyle w:val="Textkrper"/>
+              <w:numPr>
+                <w:ilvl w:val="0"/>
+                <w:numId w:val="41"/>
+              </w:numPr>
+              <w:spacing w:before="120" w:after="120"/>
+            </w:pPr>
+            <w:r>
+              <w:t>Warten</w:t>
+            </w:r>
+          </w:p>
+        </w:tc>
+      </w:tr>
+      <w:tr>
+        <w:tc>
+          <w:tcPr>
+            <w:tcW w:w="2660" w:type="dxa"/>
+          </w:tcPr>
+          <w:p>
+            <w:pPr>
+              <w:pStyle w:val="Textkrper"/>
+              <w:spacing w:before="120" w:after="120"/>
+            </w:pPr>
+            <w:proofErr w:type="spellStart"/>
+            <w:r>
+              <w:t>Erwartetes</w:t>
+            </w:r>
+            <w:proofErr w:type="spellEnd"/>
+            <w:r>
+              <w:t xml:space="preserve"> Ergebnis</w:t>
+            </w:r>
+          </w:p>
+        </w:tc>
+        <w:tc>
+          <w:tcPr>
+            <w:tcW w:w="6886" w:type="dxa"/>
+          </w:tcPr>
+          <w:p>
+            <w:pPr>
+              <w:pStyle w:val="Textkrper"/>
+              <w:numPr>
+                <w:ilvl w:val="0"/>
+                <w:numId w:val="42"/>
+              </w:numPr>
+              <w:spacing w:before="120" w:after="120"/>
+            </w:pPr>
+            <w:proofErr w:type="spellStart"/>
+            <w:r>
+              <w:t>Keine</w:t>
+            </w:r>
+            <w:proofErr w:type="spellEnd"/>
+            <w:r>
+              <w:t xml:space="preserve"> Sprachbefehle </w:t>
+            </w:r>
+            <w:proofErr w:type="spellStart"/>
+            <w:r>
+              <w:t>werden</w:t>
+            </w:r>
+            <w:proofErr w:type="spellEnd"/>
+            <w:r>
+              <w:t xml:space="preserve"> </w:t>
+            </w:r>
+            <w:proofErr w:type="spellStart"/>
+            <w:r>
+              <w:t>erkannt</w:t>
+            </w:r>
+            <w:proofErr w:type="spellEnd"/>
+          </w:p>
+        </w:tc>
+      </w:tr>
+      <w:tr>
+        <w:tc>
+          <w:tcPr>
+            <w:tcW w:w="2660" w:type="dxa"/>
+          </w:tcPr>
+          <w:p>
+            <w:pPr>
+              <w:pStyle w:val="Textkrper"/>
+              <w:spacing w:before="120" w:after="120"/>
+            </w:pPr>
+            <w:proofErr w:type="spellStart"/>
+            <w:r>
+              <w:t>Tatsächliches</w:t>
+            </w:r>
+            <w:proofErr w:type="spellEnd"/>
+            <w:r>
+              <w:t xml:space="preserve"> </w:t>
+            </w:r>
+            <w:proofErr w:type="spellStart"/>
+            <w:r>
+              <w:t>Ergebnis</w:t>
+            </w:r>
+            <w:proofErr w:type="spellEnd"/>
+          </w:p>
+        </w:tc>
+        <w:tc>
+          <w:tcPr>
+            <w:tcW w:w="6886" w:type="dxa"/>
+          </w:tcPr>
+          <w:p>
+            <w:pPr>
+              <w:pStyle w:val="Textkrper"/>
+              <w:spacing w:before="120" w:after="120"/>
+            </w:pPr>
+            <w:proofErr w:type="spellStart"/>
+            <w:r>
+              <w:t>Tatsächliches</w:t>
+            </w:r>
+            <w:proofErr w:type="spellEnd"/>
+            <w:r>
+              <w:t xml:space="preserve"> </w:t>
+            </w:r>
+            <w:proofErr w:type="spellStart"/>
+            <w:r>
+              <w:t>Ergebnis</w:t>
+            </w:r>
+            <w:proofErr w:type="spellEnd"/>
+            <w:r>
+              <w:t xml:space="preserve"> </w:t>
+            </w:r>
+            <w:proofErr w:type="spellStart"/>
+            <w:r>
+              <w:t>entspricht</w:t>
+            </w:r>
+            <w:proofErr w:type="spellEnd"/>
+            <w:r>
+              <w:t xml:space="preserve"> dem </w:t>
+            </w:r>
+            <w:proofErr w:type="spellStart"/>
+            <w:r>
+              <w:t>erwarteten</w:t>
+            </w:r>
+            <w:proofErr w:type="spellEnd"/>
+            <w:r>
+              <w:t xml:space="preserve"> </w:t>
+            </w:r>
+            <w:proofErr w:type="spellStart"/>
+            <w:r>
+              <w:t>Ergebnis</w:t>
+            </w:r>
+            <w:proofErr w:type="spellEnd"/>
+          </w:p>
+        </w:tc>
+      </w:tr>
+      <w:tr>
+        <w:tc>
+          <w:tcPr>
+            <w:tcW w:w="2660" w:type="dxa"/>
+          </w:tcPr>
+          <w:p>
+            <w:pPr>
+              <w:pStyle w:val="Textkrper"/>
+              <w:spacing w:before="120" w:after="120"/>
+            </w:pPr>
+            <w:r>
+              <w:t>Status</w:t>
+            </w:r>
+          </w:p>
+        </w:tc>
+        <w:tc>
+          <w:tcPr>
+            <w:tcW w:w="6886" w:type="dxa"/>
+          </w:tcPr>
+          <w:p>
+            <w:pPr>
+              <w:pStyle w:val="Textkrper"/>
+              <w:spacing w:before="120" w:after="120"/>
+            </w:pPr>
+            <w:proofErr w:type="spellStart"/>
+            <w:r>
+              <w:t>Bestanden</w:t>
+            </w:r>
+            <w:proofErr w:type="spellEnd"/>
+          </w:p>
+        </w:tc>
+      </w:tr>
+      <w:tr>
+        <w:tc>
+          <w:tcPr>
+            <w:tcW w:w="2660" w:type="dxa"/>
+          </w:tcPr>
+          <w:p>
+            <w:pPr>
+              <w:pStyle w:val="Textkrper"/>
+              <w:spacing w:before="120" w:after="120"/>
+            </w:pPr>
+            <w:r>
+              <w:t>Tester</w:t>
+            </w:r>
+          </w:p>
+        </w:tc>
+        <w:tc>
+          <w:tcPr>
+            <w:tcW w:w="6886" w:type="dxa"/>
+          </w:tcPr>
+          <w:p>
+            <w:pPr>
+              <w:pStyle w:val="Textkrper"/>
+              <w:spacing w:before="120" w:after="120"/>
+            </w:pPr>
+            <w:r>
+              <w:t>Bichler Nadine</w:t>
+            </w:r>
+          </w:p>
+        </w:tc>
+      </w:tr>
+      <w:tr>
+        <w:tc>
+          <w:tcPr>
+            <w:tcW w:w="2660" w:type="dxa"/>
+          </w:tcPr>
+          <w:p>
+            <w:pPr>
+              <w:pStyle w:val="Textkrper"/>
+              <w:spacing w:before="120" w:after="120"/>
+            </w:pPr>
+            <w:proofErr w:type="spellStart"/>
+            <w:r>
+              <w:t>Testdatum</w:t>
+            </w:r>
+            <w:proofErr w:type="spellEnd"/>
+          </w:p>
+        </w:tc>
+        <w:tc>
+          <w:tcPr>
+            <w:tcW w:w="6886" w:type="dxa"/>
+          </w:tcPr>
+          <w:p>
+            <w:pPr>
+              <w:pStyle w:val="Textkrper"/>
+              <w:spacing w:before="120" w:after="120"/>
+            </w:pPr>
+            <w:r>
+              <w:t>26.06.2025</w:t>
+            </w:r>
+          </w:p>
+        </w:tc>
+      </w:tr>
+      <w:tr>
+        <w:tc>
+          <w:tcPr>
+            <w:tcW w:w="2660" w:type="dxa"/>
+          </w:tcPr>
+          <w:p>
+            <w:pPr>
+              <w:pStyle w:val="Textkrper"/>
+              <w:spacing w:before="120" w:after="120"/>
+            </w:pPr>
+            <w:proofErr w:type="spellStart"/>
+            <w:r>
+              <w:t>Kommentar</w:t>
+            </w:r>
+            <w:proofErr w:type="spellEnd"/>
+          </w:p>
+        </w:tc>
+        <w:tc>
+          <w:tcPr>
+            <w:tcW w:w="6886" w:type="dxa"/>
+          </w:tcPr>
+          <w:p>
+            <w:pPr>
+              <w:pStyle w:val="Textkrper"/>
+              <w:spacing w:before="120" w:after="120"/>
+            </w:pPr>
+          </w:p>
+        </w:tc>
+      </w:tr>
+    </w:tbl>
+    <w:p>
+      <w:pPr>
+        <w:pStyle w:val="Textkrper"/>
+      </w:pPr>
+    </w:p>
+    <w:tbl>
+      <w:tblPr>
+        <w:tblStyle w:val="Tabellenraster"/>
+        <w:tblW w:w="0" w:type="auto"/>
+        <w:tblLook w:val="04A0" w:firstRow="1" w:lastRow="0" w:firstColumn="1" w:lastColumn="0" w:noHBand="0" w:noVBand="1"/>
+      </w:tblPr>
+      <w:tblGrid>
+        <w:gridCol w:w="2660"/>
+        <w:gridCol w:w="6886"/>
+      </w:tblGrid>
+      <w:tr>
+        <w:tc>
+          <w:tcPr>
+            <w:tcW w:w="2660" w:type="dxa"/>
+          </w:tcPr>
+          <w:p>
+            <w:pPr>
+              <w:pStyle w:val="Textkrper"/>
+              <w:spacing w:before="120" w:after="120"/>
+            </w:pPr>
+            <w:r>
+              <w:t>Feld</w:t>
+            </w:r>
+          </w:p>
+        </w:tc>
+        <w:tc>
+          <w:tcPr>
+            <w:tcW w:w="6886" w:type="dxa"/>
+          </w:tcPr>
+          <w:p>
+            <w:pPr>
+              <w:pStyle w:val="Textkrper"/>
+              <w:spacing w:before="120" w:after="120"/>
+            </w:pPr>
+            <w:proofErr w:type="spellStart"/>
+            <w:r>
+              <w:t>Inhalt</w:t>
+            </w:r>
+            <w:proofErr w:type="spellEnd"/>
+          </w:p>
+        </w:tc>
+      </w:tr>
+      <w:tr>
+        <w:tc>
+          <w:tcPr>
+            <w:tcW w:w="2660" w:type="dxa"/>
+          </w:tcPr>
+          <w:p>
+            <w:pPr>
+              <w:pStyle w:val="Textkrper"/>
+              <w:spacing w:before="120" w:after="120"/>
+            </w:pPr>
+            <w:proofErr w:type="spellStart"/>
+            <w:r>
+              <w:t>Testfall</w:t>
+            </w:r>
+            <w:proofErr w:type="spellEnd"/>
+            <w:r>
+              <w:t>-ID</w:t>
+            </w:r>
+          </w:p>
+        </w:tc>
+        <w:tc>
+          <w:tcPr>
+            <w:tcW w:w="6886" w:type="dxa"/>
+          </w:tcPr>
+          <w:p>
+            <w:pPr>
+              <w:pStyle w:val="Textkrper"/>
+              <w:spacing w:before="120" w:after="120"/>
+            </w:pPr>
+            <w:r>
+              <w:t>SYS_U_1.1.</w:t>
+            </w:r>
+            <w:r>
+              <w:t>4</w:t>
+            </w:r>
+          </w:p>
+        </w:tc>
+      </w:tr>
+      <w:tr>
+        <w:tc>
+          <w:tcPr>
+            <w:tcW w:w="2660" w:type="dxa"/>
+          </w:tcPr>
+          <w:p>
+            <w:pPr>
+              <w:pStyle w:val="Textkrper"/>
+              <w:spacing w:before="120" w:after="120"/>
+            </w:pPr>
+            <w:r>
+              <w:t>Titel</w:t>
+            </w:r>
+          </w:p>
+        </w:tc>
+        <w:tc>
+          <w:tcPr>
+            <w:tcW w:w="6886" w:type="dxa"/>
+          </w:tcPr>
+          <w:p>
+            <w:pPr>
+              <w:pStyle w:val="Textkrper"/>
+              <w:spacing w:before="120" w:after="120"/>
+            </w:pPr>
+            <w:proofErr w:type="spellStart"/>
+            <w:r>
+              <w:rPr>
+                <w:rFonts w:cs="Arial"/>
+              </w:rPr>
+              <w:t>Korrektes</w:t>
+            </w:r>
+            <w:proofErr w:type="spellEnd"/>
+            <w:r>
+              <w:rPr>
+                <w:rFonts w:cs="Arial"/>
+              </w:rPr>
+              <w:t xml:space="preserve"> </w:t>
+            </w:r>
+            <w:proofErr w:type="spellStart"/>
+            <w:r>
+              <w:rPr>
+                <w:rFonts w:cs="Arial"/>
+              </w:rPr>
+              <w:t>Zeitsignal</w:t>
+            </w:r>
+            <w:proofErr w:type="spellEnd"/>
+          </w:p>
+        </w:tc>
+      </w:tr>
+      <w:tr>
+        <w:tc>
+          <w:tcPr>
+            <w:tcW w:w="2660" w:type="dxa"/>
+          </w:tcPr>
+          <w:p>
+            <w:pPr>
+              <w:pStyle w:val="Textkrper"/>
+              <w:spacing w:before="120" w:after="120"/>
+            </w:pPr>
+            <w:proofErr w:type="spellStart"/>
+            <w:r>
+              <w:lastRenderedPageBreak/>
               <w:t>Beschreibung</w:t>
             </w:r>
             <w:proofErr w:type="spellEnd"/>
@@ -10654,7 +10995,6 @@
             </w:pPr>
             <w:proofErr w:type="spellStart"/>
             <w:r>
-              <w:lastRenderedPageBreak/>
               <w:t>Erwartetes</w:t>
             </w:r>
             <w:proofErr w:type="spellEnd"/>
@@ -16034,7 +16374,6 @@
   <w:style w:type="character" w:default="1" w:styleId="Absatz-Standardschriftart">
     <w:name w:val="Default Paragraph Font"/>
     <w:uiPriority w:val="1"/>
-    <w:semiHidden/>
     <w:unhideWhenUsed/>
   </w:style>
   <w:style w:type="table" w:default="1" w:styleId="NormaleTabelle">
